--- a/docs/《林间回响》技术设计说明书.docx
+++ b/docs/《林间回响》技术设计说明书.docx
@@ -13,13 +13,13 @@
       </w:pPr>
       <w:r>
         <w:rPr>
-          <w:rFonts w:ascii="Times New Roman" w:hAnsi="Times New Roman" w:eastAsia="宋体"/>
+          <w:rFonts w:ascii="Times New Roman" w:hAnsi="Times New Roman" w:eastAsia="黑体"/>
           <w:b/>
           <w:i w:val="0"/>
-          <w:color w:val="1B5E3F"/>
-          <w:sz w:val="44"/>
+          <w:color w:val="000000"/>
+          <w:sz w:val="52"/>
         </w:rPr>
-        <w:t>《林间回响》城市鸟类宜居度声学诊断平台</w:t>
+        <w:t>《林间回响》</w:t>
       </w:r>
     </w:p>
     <w:p>
@@ -28,15 +28,34 @@
       </w:pPr>
       <w:r>
         <w:rPr>
-          <w:rFonts w:ascii="Times New Roman" w:hAnsi="Times New Roman" w:eastAsia="宋体"/>
+          <w:rFonts w:ascii="Times New Roman" w:hAnsi="Times New Roman" w:eastAsia="黑体"/>
           <w:b/>
           <w:i w:val="0"/>
-          <w:color w:val="22332A"/>
+          <w:color w:val="000000"/>
+          <w:sz w:val="44"/>
+        </w:rPr>
+        <w:t>城市鸟类宜居度声学诊断平台</w:t>
+      </w:r>
+    </w:p>
+    <w:p/>
+    <w:p>
+      <w:pPr>
+        <w:jc w:val="center"/>
+      </w:pPr>
+      <w:r>
+        <w:rPr>
+          <w:rFonts w:ascii="Times New Roman" w:hAnsi="Times New Roman" w:eastAsia="黑体"/>
+          <w:b w:val="0"/>
+          <w:i w:val="0"/>
+          <w:color w:val="000000"/>
           <w:sz w:val="36"/>
         </w:rPr>
-        <w:t>技术设计说明书</w:t>
+        <w:t>技 术 设 计 说 明 书</w:t>
       </w:r>
     </w:p>
+    <w:p/>
+    <w:p/>
+    <w:p/>
     <w:p/>
     <w:p>
       <w:pPr>
@@ -47,7 +66,8 @@
           <w:rFonts w:ascii="Times New Roman" w:hAnsi="Times New Roman" w:eastAsia="宋体"/>
           <w:b w:val="0"/>
           <w:i w:val="0"/>
-          <w:sz w:val="22"/>
+          <w:color w:val="000000"/>
+          <w:sz w:val="24"/>
         </w:rPr>
         <w:t>版本：V1.0（2026-08）</w:t>
       </w:r>
@@ -61,7 +81,8 @@
           <w:rFonts w:ascii="Times New Roman" w:hAnsi="Times New Roman" w:eastAsia="宋体"/>
           <w:b w:val="0"/>
           <w:i w:val="0"/>
-          <w:sz w:val="22"/>
+          <w:color w:val="000000"/>
+          <w:sz w:val="24"/>
         </w:rPr>
         <w:t>面向：技术评审 / 竞赛论文技术章节 / 工程维护</w:t>
       </w:r>
@@ -72,12 +93,15 @@
       </w:r>
     </w:p>
     <w:p>
+      <w:pPr>
+        <w:spacing w:before="360" w:after="200"/>
+      </w:pPr>
       <w:r>
         <w:rPr>
-          <w:rFonts w:ascii="Times New Roman" w:hAnsi="Times New Roman" w:eastAsia="宋体"/>
+          <w:rFonts w:ascii="Times New Roman" w:hAnsi="Times New Roman" w:eastAsia="黑体"/>
           <w:b/>
           <w:i w:val="0"/>
-          <w:color w:val="1B5E3F"/>
+          <w:color w:val="000000"/>
           <w:sz w:val="32"/>
         </w:rPr>
         <w:t>目录</w:t>
@@ -85,14 +109,14 @@
     </w:p>
     <w:p>
       <w:pPr>
-        <w:spacing w:after="60"/>
-        <w:ind w:left="283"/>
+        <w:spacing w:line="360" w:lineRule="auto"/>
       </w:pPr>
       <w:r>
         <w:rPr>
           <w:rFonts w:ascii="Times New Roman" w:hAnsi="Times New Roman" w:eastAsia="宋体"/>
           <w:b w:val="0"/>
           <w:i w:val="0"/>
+          <w:color w:val="000000"/>
           <w:sz w:val="21"/>
         </w:rPr>
         <w:t>一、系统总体架构</w:t>
@@ -100,14 +124,14 @@
     </w:p>
     <w:p>
       <w:pPr>
-        <w:spacing w:after="60"/>
-        <w:ind w:left="283"/>
+        <w:spacing w:line="360" w:lineRule="auto"/>
       </w:pPr>
       <w:r>
         <w:rPr>
           <w:rFonts w:ascii="Times New Roman" w:hAnsi="Times New Roman" w:eastAsia="宋体"/>
           <w:b w:val="0"/>
           <w:i w:val="0"/>
+          <w:color w:val="000000"/>
           <w:sz w:val="21"/>
         </w:rPr>
         <w:t>二、技术栈</w:t>
@@ -115,14 +139,14 @@
     </w:p>
     <w:p>
       <w:pPr>
-        <w:spacing w:after="60"/>
-        <w:ind w:left="283"/>
+        <w:spacing w:line="360" w:lineRule="auto"/>
       </w:pPr>
       <w:r>
         <w:rPr>
           <w:rFonts w:ascii="Times New Roman" w:hAnsi="Times New Roman" w:eastAsia="宋体"/>
           <w:b w:val="0"/>
           <w:i w:val="0"/>
+          <w:color w:val="000000"/>
           <w:sz w:val="21"/>
         </w:rPr>
         <w:t>三、音频采集与预处理</w:t>
@@ -130,14 +154,14 @@
     </w:p>
     <w:p>
       <w:pPr>
-        <w:spacing w:after="60"/>
-        <w:ind w:left="283"/>
+        <w:spacing w:line="360" w:lineRule="auto"/>
       </w:pPr>
       <w:r>
         <w:rPr>
           <w:rFonts w:ascii="Times New Roman" w:hAnsi="Times New Roman" w:eastAsia="宋体"/>
           <w:b w:val="0"/>
           <w:i w:val="0"/>
+          <w:color w:val="000000"/>
           <w:sz w:val="21"/>
         </w:rPr>
         <w:t>四、鸟声识别算法</w:t>
@@ -145,14 +169,14 @@
     </w:p>
     <w:p>
       <w:pPr>
-        <w:spacing w:after="60"/>
-        <w:ind w:left="283"/>
+        <w:spacing w:line="360" w:lineRule="auto"/>
       </w:pPr>
       <w:r>
         <w:rPr>
           <w:rFonts w:ascii="Times New Roman" w:hAnsi="Times New Roman" w:eastAsia="宋体"/>
           <w:b w:val="0"/>
           <w:i w:val="0"/>
+          <w:color w:val="000000"/>
           <w:sz w:val="21"/>
         </w:rPr>
         <w:t>五、生态声学指数</w:t>
@@ -160,14 +184,14 @@
     </w:p>
     <w:p>
       <w:pPr>
-        <w:spacing w:after="60"/>
-        <w:ind w:left="283"/>
+        <w:spacing w:line="360" w:lineRule="auto"/>
       </w:pPr>
       <w:r>
         <w:rPr>
           <w:rFonts w:ascii="Times New Roman" w:hAnsi="Times New Roman" w:eastAsia="宋体"/>
           <w:b w:val="0"/>
           <w:i w:val="0"/>
+          <w:color w:val="000000"/>
           <w:sz w:val="21"/>
         </w:rPr>
         <w:t>六、人为噪声占比估计</w:t>
@@ -175,14 +199,14 @@
     </w:p>
     <w:p>
       <w:pPr>
-        <w:spacing w:after="60"/>
-        <w:ind w:left="283"/>
+        <w:spacing w:line="360" w:lineRule="auto"/>
       </w:pPr>
       <w:r>
         <w:rPr>
           <w:rFonts w:ascii="Times New Roman" w:hAnsi="Times New Roman" w:eastAsia="宋体"/>
           <w:b w:val="0"/>
           <w:i w:val="0"/>
+          <w:color w:val="000000"/>
           <w:sz w:val="21"/>
         </w:rPr>
         <w:t>七、宜居度耦合模型</w:t>
@@ -190,14 +214,14 @@
     </w:p>
     <w:p>
       <w:pPr>
-        <w:spacing w:after="60"/>
-        <w:ind w:left="283"/>
+        <w:spacing w:line="360" w:lineRule="auto"/>
       </w:pPr>
       <w:r>
         <w:rPr>
           <w:rFonts w:ascii="Times New Roman" w:hAnsi="Times New Roman" w:eastAsia="宋体"/>
           <w:b w:val="0"/>
           <w:i w:val="0"/>
+          <w:color w:val="000000"/>
           <w:sz w:val="21"/>
         </w:rPr>
         <w:t>八、时间热力图</w:t>
@@ -205,14 +229,14 @@
     </w:p>
     <w:p>
       <w:pPr>
-        <w:spacing w:after="60"/>
-        <w:ind w:left="283"/>
+        <w:spacing w:line="360" w:lineRule="auto"/>
       </w:pPr>
       <w:r>
         <w:rPr>
           <w:rFonts w:ascii="Times New Roman" w:hAnsi="Times New Roman" w:eastAsia="宋体"/>
           <w:b w:val="0"/>
           <w:i w:val="0"/>
+          <w:color w:val="000000"/>
           <w:sz w:val="21"/>
         </w:rPr>
         <w:t>九、公共地图系统（聚合 / 隐私 / 模糊）</w:t>
@@ -220,14 +244,14 @@
     </w:p>
     <w:p>
       <w:pPr>
-        <w:spacing w:after="60"/>
-        <w:ind w:left="283"/>
+        <w:spacing w:line="360" w:lineRule="auto"/>
       </w:pPr>
       <w:r>
         <w:rPr>
           <w:rFonts w:ascii="Times New Roman" w:hAnsi="Times New Roman" w:eastAsia="宋体"/>
           <w:b w:val="0"/>
           <w:i w:val="0"/>
+          <w:color w:val="000000"/>
           <w:sz w:val="21"/>
         </w:rPr>
         <w:t>十、数据看板与统计</w:t>
@@ -235,14 +259,14 @@
     </w:p>
     <w:p>
       <w:pPr>
-        <w:spacing w:after="60"/>
-        <w:ind w:left="283"/>
+        <w:spacing w:line="360" w:lineRule="auto"/>
       </w:pPr>
       <w:r>
         <w:rPr>
           <w:rFonts w:ascii="Times New Roman" w:hAnsi="Times New Roman" w:eastAsia="宋体"/>
           <w:b w:val="0"/>
           <w:i w:val="0"/>
+          <w:color w:val="000000"/>
           <w:sz w:val="21"/>
         </w:rPr>
         <w:t>十一、生态简报</w:t>
@@ -250,14 +274,14 @@
     </w:p>
     <w:p>
       <w:pPr>
-        <w:spacing w:after="60"/>
-        <w:ind w:left="283"/>
+        <w:spacing w:line="360" w:lineRule="auto"/>
       </w:pPr>
       <w:r>
         <w:rPr>
           <w:rFonts w:ascii="Times New Roman" w:hAnsi="Times New Roman" w:eastAsia="宋体"/>
           <w:b w:val="0"/>
           <w:i w:val="0"/>
+          <w:color w:val="000000"/>
           <w:sz w:val="21"/>
         </w:rPr>
         <w:t>十二、账号与云同步</w:t>
@@ -265,14 +289,14 @@
     </w:p>
     <w:p>
       <w:pPr>
-        <w:spacing w:after="60"/>
-        <w:ind w:left="283"/>
+        <w:spacing w:line="360" w:lineRule="auto"/>
       </w:pPr>
       <w:r>
         <w:rPr>
           <w:rFonts w:ascii="Times New Roman" w:hAnsi="Times New Roman" w:eastAsia="宋体"/>
           <w:b w:val="0"/>
           <w:i w:val="0"/>
+          <w:color w:val="000000"/>
           <w:sz w:val="21"/>
         </w:rPr>
         <w:t>十三、前端 App 架构</w:t>
@@ -280,14 +304,14 @@
     </w:p>
     <w:p>
       <w:pPr>
-        <w:spacing w:after="60"/>
-        <w:ind w:left="283"/>
+        <w:spacing w:line="360" w:lineRule="auto"/>
       </w:pPr>
       <w:r>
         <w:rPr>
           <w:rFonts w:ascii="Times New Roman" w:hAnsi="Times New Roman" w:eastAsia="宋体"/>
           <w:b w:val="0"/>
           <w:i w:val="0"/>
+          <w:color w:val="000000"/>
           <w:sz w:val="21"/>
         </w:rPr>
         <w:t>十四、公共地图网页</w:t>
@@ -295,14 +319,14 @@
     </w:p>
     <w:p>
       <w:pPr>
-        <w:spacing w:after="60"/>
-        <w:ind w:left="283"/>
+        <w:spacing w:line="360" w:lineRule="auto"/>
       </w:pPr>
       <w:r>
         <w:rPr>
           <w:rFonts w:ascii="Times New Roman" w:hAnsi="Times New Roman" w:eastAsia="宋体"/>
           <w:b w:val="0"/>
           <w:i w:val="0"/>
+          <w:color w:val="000000"/>
           <w:sz w:val="21"/>
         </w:rPr>
         <w:t>十五、部署与运维</w:t>
@@ -310,14 +334,14 @@
     </w:p>
     <w:p>
       <w:pPr>
-        <w:spacing w:after="60"/>
-        <w:ind w:left="283"/>
+        <w:spacing w:line="360" w:lineRule="auto"/>
       </w:pPr>
       <w:r>
         <w:rPr>
           <w:rFonts w:ascii="Times New Roman" w:hAnsi="Times New Roman" w:eastAsia="宋体"/>
           <w:b w:val="0"/>
           <w:i w:val="0"/>
+          <w:color w:val="000000"/>
           <w:sz w:val="21"/>
         </w:rPr>
         <w:t>十六、测试与质量保障</w:t>
@@ -325,14 +349,14 @@
     </w:p>
     <w:p>
       <w:pPr>
-        <w:spacing w:after="60"/>
-        <w:ind w:left="283"/>
+        <w:spacing w:line="360" w:lineRule="auto"/>
       </w:pPr>
       <w:r>
         <w:rPr>
           <w:rFonts w:ascii="Times New Roman" w:hAnsi="Times New Roman" w:eastAsia="宋体"/>
           <w:b w:val="0"/>
           <w:i w:val="0"/>
+          <w:color w:val="000000"/>
           <w:sz w:val="21"/>
         </w:rPr>
         <w:t>十七、参考文献</w:t>
@@ -344,24 +368,30 @@
       </w:r>
     </w:p>
     <w:p>
+      <w:pPr>
+        <w:spacing w:before="360" w:after="200"/>
+      </w:pPr>
       <w:r>
         <w:rPr>
-          <w:rFonts w:ascii="Times New Roman" w:hAnsi="Times New Roman" w:eastAsia="宋体"/>
+          <w:rFonts w:ascii="Times New Roman" w:hAnsi="Times New Roman" w:eastAsia="黑体"/>
           <w:b/>
           <w:i w:val="0"/>
-          <w:color w:val="1B5E3F"/>
+          <w:color w:val="000000"/>
           <w:sz w:val="32"/>
         </w:rPr>
         <w:t>一、系统总体架构</w:t>
       </w:r>
     </w:p>
     <w:p>
+      <w:pPr>
+        <w:spacing w:before="240" w:after="120"/>
+      </w:pPr>
       <w:r>
         <w:rPr>
-          <w:rFonts w:ascii="Times New Roman" w:hAnsi="Times New Roman" w:eastAsia="宋体"/>
+          <w:rFonts w:ascii="Times New Roman" w:hAnsi="Times New Roman" w:eastAsia="黑体"/>
           <w:b/>
           <w:i w:val="0"/>
-          <w:color w:val="22332A"/>
+          <w:color w:val="000000"/>
           <w:sz w:val="26"/>
         </w:rPr>
         <w:t>1.1 架构总览</w:t>
@@ -369,59 +399,52 @@
     </w:p>
     <w:p>
       <w:pPr>
-        <w:spacing w:after="60"/>
+        <w:spacing w:line="360" w:lineRule="auto"/>
+        <w:ind w:firstLine="420"/>
       </w:pPr>
       <w:r>
         <w:rPr>
           <w:rFonts w:ascii="Times New Roman" w:hAnsi="Times New Roman" w:eastAsia="宋体"/>
           <w:b w:val="0"/>
           <w:i w:val="0"/>
+          <w:color w:val="000000"/>
           <w:sz w:val="21"/>
         </w:rPr>
-        <w:t>系统为「端—云」双层架构：</w:t>
-      </w:r>
-    </w:p>
-    <w:p>
-      <w:pPr>
-        <w:spacing w:after="60"/>
-        <w:ind w:left="283"/>
-      </w:pPr>
-      <w:r>
-        <w:rPr>
-          <w:rFonts w:ascii="Times New Roman" w:hAnsi="Times New Roman" w:eastAsia="宋体"/>
-          <w:b w:val="0"/>
-          <w:i w:val="0"/>
-          <w:sz w:val="21"/>
-        </w:rPr>
-        <w:t>Android App（React 18 H5 壳） → 云端后端（FastAPI，Docker 容器） → SQLite 数据库；公共地图网页（React + MapLibre GL）独立托管，只读访问云端公共接口。</w:t>
+        <w:t>系统为「端—云」双层架构：Android App（React 18 H5 壳）→ 云端后端（FastAPI，Docker 容器）→ SQLite 数据库；公共地图网页（React + MapLibre GL）独立托管，只读访问云端公共接口。</w:t>
       </w:r>
     </w:p>
     <w:tbl>
       <w:tblPr>
-        <w:tblStyle w:val="TableGrid"/>
         <w:tblW w:type="auto" w:w="0"/>
         <w:jc w:val="center"/>
+        <w:tblLayout w:type="fixed"/>
         <w:tblLook w:firstColumn="1" w:firstRow="1" w:lastColumn="0" w:lastRow="0" w:noHBand="0" w:noVBand="1" w:val="04A0"/>
       </w:tblPr>
       <w:tblGrid>
-        <w:gridCol w:w="3173"/>
-        <w:gridCol w:w="3173"/>
-        <w:gridCol w:w="3173"/>
+        <w:gridCol w:w="3022"/>
+        <w:gridCol w:w="3022"/>
+        <w:gridCol w:w="3022"/>
       </w:tblGrid>
       <w:tr>
         <w:tc>
           <w:tcPr>
             <w:tcW w:type="dxa" w:w="1474"/>
-            <w:shd w:val="clear" w:fill="1B5E3F"/>
+            <w:tcBorders>
+              <w:top w:val="single" w:sz="12" w:color="000000"/>
+              <w:bottom w:val="single" w:sz="6" w:color="000000"/>
+            </w:tcBorders>
           </w:tcPr>
           <w:p>
+            <w:pPr>
+              <w:jc w:val="center"/>
+            </w:pPr>
             <w:r/>
             <w:r>
               <w:rPr>
-                <w:rFonts w:ascii="Times New Roman" w:hAnsi="Times New Roman" w:eastAsia="宋体"/>
+                <w:rFonts w:ascii="Times New Roman" w:hAnsi="Times New Roman" w:eastAsia="黑体"/>
                 <w:b/>
                 <w:i w:val="0"/>
-                <w:color w:val="FFFFFF"/>
+                <w:color w:val="000000"/>
                 <w:sz w:val="20"/>
               </w:rPr>
               <w:t>层</w:t>
@@ -431,16 +454,22 @@
         <w:tc>
           <w:tcPr>
             <w:tcW w:type="dxa" w:w="2494"/>
-            <w:shd w:val="clear" w:fill="1B5E3F"/>
+            <w:tcBorders>
+              <w:top w:val="single" w:sz="12" w:color="000000"/>
+              <w:bottom w:val="single" w:sz="6" w:color="000000"/>
+            </w:tcBorders>
           </w:tcPr>
           <w:p>
+            <w:pPr>
+              <w:jc w:val="center"/>
+            </w:pPr>
             <w:r/>
             <w:r>
               <w:rPr>
-                <w:rFonts w:ascii="Times New Roman" w:hAnsi="Times New Roman" w:eastAsia="宋体"/>
+                <w:rFonts w:ascii="Times New Roman" w:hAnsi="Times New Roman" w:eastAsia="黑体"/>
                 <w:b/>
                 <w:i w:val="0"/>
-                <w:color w:val="FFFFFF"/>
+                <w:color w:val="000000"/>
                 <w:sz w:val="20"/>
               </w:rPr>
               <w:t>技术</w:t>
@@ -450,16 +479,22 @@
         <w:tc>
           <w:tcPr>
             <w:tcW w:type="dxa" w:w="2948"/>
-            <w:shd w:val="clear" w:fill="1B5E3F"/>
+            <w:tcBorders>
+              <w:top w:val="single" w:sz="12" w:color="000000"/>
+              <w:bottom w:val="single" w:sz="6" w:color="000000"/>
+            </w:tcBorders>
           </w:tcPr>
           <w:p>
+            <w:pPr>
+              <w:jc w:val="center"/>
+            </w:pPr>
             <w:r/>
             <w:r>
               <w:rPr>
-                <w:rFonts w:ascii="Times New Roman" w:hAnsi="Times New Roman" w:eastAsia="宋体"/>
+                <w:rFonts w:ascii="Times New Roman" w:hAnsi="Times New Roman" w:eastAsia="黑体"/>
                 <w:b/>
                 <w:i w:val="0"/>
-                <w:color w:val="FFFFFF"/>
+                <w:color w:val="000000"/>
                 <w:sz w:val="20"/>
               </w:rPr>
               <w:t>职责</w:t>
@@ -471,14 +506,19 @@
         <w:tc>
           <w:tcPr>
             <w:tcW w:type="dxa" w:w="1474"/>
+            <w:tcBorders/>
           </w:tcPr>
           <w:p>
+            <w:pPr>
+              <w:jc w:val="center"/>
+            </w:pPr>
             <w:r/>
             <w:r>
               <w:rPr>
                 <w:rFonts w:ascii="Times New Roman" w:hAnsi="Times New Roman" w:eastAsia="宋体"/>
                 <w:b w:val="0"/>
                 <w:i w:val="0"/>
+                <w:color w:val="000000"/>
                 <w:sz w:val="20"/>
               </w:rPr>
               <w:t>表现层 App</w:t>
@@ -488,14 +528,19 @@
         <w:tc>
           <w:tcPr>
             <w:tcW w:type="dxa" w:w="2494"/>
+            <w:tcBorders/>
           </w:tcPr>
           <w:p>
+            <w:pPr>
+              <w:jc w:val="left"/>
+            </w:pPr>
             <w:r/>
             <w:r>
               <w:rPr>
                 <w:rFonts w:ascii="Times New Roman" w:hAnsi="Times New Roman" w:eastAsia="宋体"/>
                 <w:b w:val="0"/>
                 <w:i w:val="0"/>
+                <w:color w:val="000000"/>
                 <w:sz w:val="20"/>
               </w:rPr>
               <w:t>React 18 + Vite 5 + Tailwind CSS，Android WebView 套壳</w:t>
@@ -505,14 +550,19 @@
         <w:tc>
           <w:tcPr>
             <w:tcW w:type="dxa" w:w="2948"/>
+            <w:tcBorders/>
           </w:tcPr>
           <w:p>
+            <w:pPr>
+              <w:jc w:val="left"/>
+            </w:pPr>
             <w:r/>
             <w:r>
               <w:rPr>
                 <w:rFonts w:ascii="Times New Roman" w:hAnsi="Times New Roman" w:eastAsia="宋体"/>
                 <w:b w:val="0"/>
                 <w:i w:val="0"/>
+                <w:color w:val="000000"/>
                 <w:sz w:val="20"/>
               </w:rPr>
               <w:t>录音、导入、结果展示、地区管理、图鉴、云同步</w:t>
@@ -524,14 +574,19 @@
         <w:tc>
           <w:tcPr>
             <w:tcW w:type="dxa" w:w="1474"/>
+            <w:tcBorders/>
           </w:tcPr>
           <w:p>
+            <w:pPr>
+              <w:jc w:val="center"/>
+            </w:pPr>
             <w:r/>
             <w:r>
               <w:rPr>
                 <w:rFonts w:ascii="Times New Roman" w:hAnsi="Times New Roman" w:eastAsia="宋体"/>
                 <w:b w:val="0"/>
                 <w:i w:val="0"/>
+                <w:color w:val="000000"/>
                 <w:sz w:val="20"/>
               </w:rPr>
               <w:t>表现层 网页</w:t>
@@ -541,14 +596,19 @@
         <w:tc>
           <w:tcPr>
             <w:tcW w:type="dxa" w:w="2494"/>
+            <w:tcBorders/>
           </w:tcPr>
           <w:p>
+            <w:pPr>
+              <w:jc w:val="left"/>
+            </w:pPr>
             <w:r/>
             <w:r>
               <w:rPr>
                 <w:rFonts w:ascii="Times New Roman" w:hAnsi="Times New Roman" w:eastAsia="宋体"/>
                 <w:b w:val="0"/>
                 <w:i w:val="0"/>
+                <w:color w:val="000000"/>
                 <w:sz w:val="20"/>
               </w:rPr>
               <w:t>React 18 + MapLibre GL 3.6 + 高德瓦片</w:t>
@@ -558,14 +618,19 @@
         <w:tc>
           <w:tcPr>
             <w:tcW w:type="dxa" w:w="2948"/>
+            <w:tcBorders/>
           </w:tcPr>
           <w:p>
+            <w:pPr>
+              <w:jc w:val="left"/>
+            </w:pPr>
             <w:r/>
             <w:r>
               <w:rPr>
                 <w:rFonts w:ascii="Times New Roman" w:hAnsi="Times New Roman" w:eastAsia="宋体"/>
                 <w:b w:val="0"/>
                 <w:i w:val="0"/>
+                <w:color w:val="000000"/>
                 <w:sz w:val="20"/>
               </w:rPr>
               <w:t>公共地图浏览 / 检索 / 对比 / 看板 / 导出</w:t>
@@ -577,14 +642,19 @@
         <w:tc>
           <w:tcPr>
             <w:tcW w:type="dxa" w:w="1474"/>
+            <w:tcBorders/>
           </w:tcPr>
           <w:p>
+            <w:pPr>
+              <w:jc w:val="center"/>
+            </w:pPr>
             <w:r/>
             <w:r>
               <w:rPr>
                 <w:rFonts w:ascii="Times New Roman" w:hAnsi="Times New Roman" w:eastAsia="宋体"/>
                 <w:b w:val="0"/>
                 <w:i w:val="0"/>
+                <w:color w:val="000000"/>
                 <w:sz w:val="20"/>
               </w:rPr>
               <w:t>服务层</w:t>
@@ -594,14 +664,19 @@
         <w:tc>
           <w:tcPr>
             <w:tcW w:type="dxa" w:w="2494"/>
+            <w:tcBorders/>
           </w:tcPr>
           <w:p>
+            <w:pPr>
+              <w:jc w:val="left"/>
+            </w:pPr>
             <w:r/>
             <w:r>
               <w:rPr>
                 <w:rFonts w:ascii="Times New Roman" w:hAnsi="Times New Roman" w:eastAsia="宋体"/>
                 <w:b w:val="0"/>
                 <w:i w:val="0"/>
+                <w:color w:val="000000"/>
                 <w:sz w:val="20"/>
               </w:rPr>
               <w:t>FastAPI + uvicorn</w:t>
@@ -611,14 +686,19 @@
         <w:tc>
           <w:tcPr>
             <w:tcW w:type="dxa" w:w="2948"/>
+            <w:tcBorders/>
           </w:tcPr>
           <w:p>
+            <w:pPr>
+              <w:jc w:val="left"/>
+            </w:pPr>
             <w:r/>
             <w:r>
               <w:rPr>
                 <w:rFonts w:ascii="Times New Roman" w:hAnsi="Times New Roman" w:eastAsia="宋体"/>
                 <w:b w:val="0"/>
                 <w:i w:val="0"/>
+                <w:color w:val="000000"/>
                 <w:sz w:val="20"/>
               </w:rPr>
               <w:t>REST API：分析、识别、公共数据、账号、备份、瓦片代理</w:t>
@@ -630,14 +710,19 @@
         <w:tc>
           <w:tcPr>
             <w:tcW w:type="dxa" w:w="1474"/>
+            <w:tcBorders/>
           </w:tcPr>
           <w:p>
+            <w:pPr>
+              <w:jc w:val="center"/>
+            </w:pPr>
             <w:r/>
             <w:r>
               <w:rPr>
                 <w:rFonts w:ascii="Times New Roman" w:hAnsi="Times New Roman" w:eastAsia="宋体"/>
                 <w:b w:val="0"/>
                 <w:i w:val="0"/>
+                <w:color w:val="000000"/>
                 <w:sz w:val="20"/>
               </w:rPr>
               <w:t>算法层</w:t>
@@ -647,14 +732,19 @@
         <w:tc>
           <w:tcPr>
             <w:tcW w:type="dxa" w:w="2494"/>
+            <w:tcBorders/>
           </w:tcPr>
           <w:p>
+            <w:pPr>
+              <w:jc w:val="left"/>
+            </w:pPr>
             <w:r/>
             <w:r>
               <w:rPr>
                 <w:rFonts w:ascii="Times New Roman" w:hAnsi="Times New Roman" w:eastAsia="宋体"/>
                 <w:b w:val="0"/>
                 <w:i w:val="0"/>
+                <w:color w:val="000000"/>
                 <w:sz w:val="20"/>
               </w:rPr>
               <w:t>BirdNET TFLite + numpy/scipy 自研 DSP</w:t>
@@ -664,14 +754,19 @@
         <w:tc>
           <w:tcPr>
             <w:tcW w:type="dxa" w:w="2948"/>
+            <w:tcBorders/>
           </w:tcPr>
           <w:p>
+            <w:pPr>
+              <w:jc w:val="left"/>
+            </w:pPr>
             <w:r/>
             <w:r>
               <w:rPr>
                 <w:rFonts w:ascii="Times New Roman" w:hAnsi="Times New Roman" w:eastAsia="宋体"/>
                 <w:b w:val="0"/>
                 <w:i w:val="0"/>
+                <w:color w:val="000000"/>
                 <w:sz w:val="20"/>
               </w:rPr>
               <w:t>鸟声识别、声学指数、噪声估计、宜居度合成</w:t>
@@ -683,14 +778,19 @@
         <w:tc>
           <w:tcPr>
             <w:tcW w:type="dxa" w:w="1474"/>
+            <w:tcBorders/>
           </w:tcPr>
           <w:p>
+            <w:pPr>
+              <w:jc w:val="center"/>
+            </w:pPr>
             <w:r/>
             <w:r>
               <w:rPr>
                 <w:rFonts w:ascii="Times New Roman" w:hAnsi="Times New Roman" w:eastAsia="宋体"/>
                 <w:b w:val="0"/>
                 <w:i w:val="0"/>
+                <w:color w:val="000000"/>
                 <w:sz w:val="20"/>
               </w:rPr>
               <w:t>数据层</w:t>
@@ -700,14 +800,19 @@
         <w:tc>
           <w:tcPr>
             <w:tcW w:type="dxa" w:w="2494"/>
+            <w:tcBorders/>
           </w:tcPr>
           <w:p>
+            <w:pPr>
+              <w:jc w:val="left"/>
+            </w:pPr>
             <w:r/>
             <w:r>
               <w:rPr>
                 <w:rFonts w:ascii="Times New Roman" w:hAnsi="Times New Roman" w:eastAsia="宋体"/>
                 <w:b w:val="0"/>
                 <w:i w:val="0"/>
+                <w:color w:val="000000"/>
                 <w:sz w:val="20"/>
               </w:rPr>
               <w:t>SQLite（可换 PostgreSQL）</w:t>
@@ -717,14 +822,19 @@
         <w:tc>
           <w:tcPr>
             <w:tcW w:type="dxa" w:w="2948"/>
+            <w:tcBorders/>
           </w:tcPr>
           <w:p>
+            <w:pPr>
+              <w:jc w:val="left"/>
+            </w:pPr>
             <w:r/>
             <w:r>
               <w:rPr>
                 <w:rFonts w:ascii="Times New Roman" w:hAnsi="Times New Roman" w:eastAsia="宋体"/>
                 <w:b w:val="0"/>
                 <w:i w:val="0"/>
+                <w:color w:val="000000"/>
                 <w:sz w:val="20"/>
               </w:rPr>
               <w:t>用户、Token、公共记录、云备份</w:t>
@@ -736,14 +846,21 @@
         <w:tc>
           <w:tcPr>
             <w:tcW w:type="dxa" w:w="1474"/>
+            <w:tcBorders>
+              <w:bottom w:val="single" w:sz="12" w:color="000000"/>
+            </w:tcBorders>
           </w:tcPr>
           <w:p>
+            <w:pPr>
+              <w:jc w:val="center"/>
+            </w:pPr>
             <w:r/>
             <w:r>
               <w:rPr>
                 <w:rFonts w:ascii="Times New Roman" w:hAnsi="Times New Roman" w:eastAsia="宋体"/>
                 <w:b w:val="0"/>
                 <w:i w:val="0"/>
+                <w:color w:val="000000"/>
                 <w:sz w:val="20"/>
               </w:rPr>
               <w:t>部署层</w:t>
@@ -753,14 +870,21 @@
         <w:tc>
           <w:tcPr>
             <w:tcW w:type="dxa" w:w="2494"/>
+            <w:tcBorders>
+              <w:bottom w:val="single" w:sz="12" w:color="000000"/>
+            </w:tcBorders>
           </w:tcPr>
           <w:p>
+            <w:pPr>
+              <w:jc w:val="left"/>
+            </w:pPr>
             <w:r/>
             <w:r>
               <w:rPr>
                 <w:rFonts w:ascii="Times New Roman" w:hAnsi="Times New Roman" w:eastAsia="宋体"/>
                 <w:b w:val="0"/>
                 <w:i w:val="0"/>
+                <w:color w:val="000000"/>
                 <w:sz w:val="20"/>
               </w:rPr>
               <w:t>Docker / podman（阿里云轻量服务器），Sealos 备</w:t>
@@ -770,14 +894,21 @@
         <w:tc>
           <w:tcPr>
             <w:tcW w:type="dxa" w:w="2948"/>
+            <w:tcBorders>
+              <w:bottom w:val="single" w:sz="12" w:color="000000"/>
+            </w:tcBorders>
           </w:tcPr>
           <w:p>
+            <w:pPr>
+              <w:jc w:val="left"/>
+            </w:pPr>
             <w:r/>
             <w:r>
               <w:rPr>
                 <w:rFonts w:ascii="Times New Roman" w:hAnsi="Times New Roman" w:eastAsia="宋体"/>
                 <w:b w:val="0"/>
                 <w:i w:val="0"/>
+                <w:color w:val="000000"/>
                 <w:sz w:val="20"/>
               </w:rPr>
               <w:t>容器化部署、数据卷持久化、开机自启</w:t>
@@ -787,12 +918,20 @@
       </w:tr>
     </w:tbl>
     <w:p>
+      <w:pPr>
+        <w:spacing w:after="40"/>
+      </w:pPr>
+    </w:p>
+    <w:p>
+      <w:pPr>
+        <w:spacing w:before="240" w:after="120"/>
+      </w:pPr>
       <w:r>
         <w:rPr>
-          <w:rFonts w:ascii="Times New Roman" w:hAnsi="Times New Roman" w:eastAsia="宋体"/>
+          <w:rFonts w:ascii="Times New Roman" w:hAnsi="Times New Roman" w:eastAsia="黑体"/>
           <w:b/>
           <w:i w:val="0"/>
-          <w:color w:val="22332A"/>
+          <w:color w:val="000000"/>
           <w:sz w:val="26"/>
         </w:rPr>
         <w:t>1.2 核心数据流</w:t>
@@ -801,13 +940,14 @@
     <w:p>
       <w:pPr>
         <w:pStyle w:val="ListBullet"/>
-        <w:spacing w:after="40"/>
+        <w:spacing w:line="360" w:lineRule="auto" w:after="40"/>
       </w:pPr>
       <w:r>
         <w:rPr>
           <w:rFonts w:ascii="Times New Roman" w:hAnsi="Times New Roman" w:eastAsia="宋体"/>
           <w:b w:val="0"/>
           <w:i w:val="0"/>
+          <w:color w:val="000000"/>
           <w:sz w:val="21"/>
         </w:rPr>
         <w:t>录音分析：音频字节 → decode（ffmpeg/pyav）→ 重采样 48kHz/mono → 高通滤波 → BirdNET 推理 + STFT 指数 → 宜居度合成 → 返回 App；</w:t>
@@ -816,13 +956,14 @@
     <w:p>
       <w:pPr>
         <w:pStyle w:val="ListBullet"/>
-        <w:spacing w:after="40"/>
+        <w:spacing w:line="360" w:lineRule="auto" w:after="40"/>
       </w:pPr>
       <w:r>
         <w:rPr>
           <w:rFonts w:ascii="Times New Roman" w:hAnsi="Times New Roman" w:eastAsia="宋体"/>
           <w:b w:val="0"/>
           <w:i w:val="0"/>
+          <w:color w:val="000000"/>
           <w:sz w:val="21"/>
         </w:rPr>
         <w:t>公共上传：App 保存的地区快照 → POST /api/public/records（Bearer Token）→ 落库（cluster_key 聚合键）→ 网页实时聚合查询；</w:t>
@@ -831,25 +972,29 @@
     <w:p>
       <w:pPr>
         <w:pStyle w:val="ListBullet"/>
-        <w:spacing w:after="40"/>
+        <w:spacing w:line="360" w:lineRule="auto" w:after="40"/>
       </w:pPr>
       <w:r>
         <w:rPr>
           <w:rFonts w:ascii="Times New Roman" w:hAnsi="Times New Roman" w:eastAsia="宋体"/>
           <w:b w:val="0"/>
           <w:i w:val="0"/>
+          <w:color w:val="000000"/>
           <w:sz w:val="21"/>
         </w:rPr>
         <w:t>云同步：本地 JSON 快照 → POST /api/sync/backup（单行 upsert，≤2MB）→ 换机登录恢复。</w:t>
       </w:r>
     </w:p>
     <w:p>
+      <w:pPr>
+        <w:spacing w:before="360" w:after="200"/>
+      </w:pPr>
       <w:r>
         <w:rPr>
-          <w:rFonts w:ascii="Times New Roman" w:hAnsi="Times New Roman" w:eastAsia="宋体"/>
+          <w:rFonts w:ascii="Times New Roman" w:hAnsi="Times New Roman" w:eastAsia="黑体"/>
           <w:b/>
           <w:i w:val="0"/>
-          <w:color w:val="1B5E3F"/>
+          <w:color w:val="000000"/>
           <w:sz w:val="32"/>
         </w:rPr>
         <w:t>二、技术栈</w:t>
@@ -857,30 +1002,36 @@
     </w:p>
     <w:tbl>
       <w:tblPr>
-        <w:tblStyle w:val="TableGrid"/>
         <w:tblW w:type="auto" w:w="0"/>
         <w:jc w:val="center"/>
+        <w:tblLayout w:type="fixed"/>
         <w:tblLook w:firstColumn="1" w:firstRow="1" w:lastColumn="0" w:lastRow="0" w:noHBand="0" w:noVBand="1" w:val="04A0"/>
       </w:tblPr>
       <w:tblGrid>
-        <w:gridCol w:w="3173"/>
-        <w:gridCol w:w="3173"/>
-        <w:gridCol w:w="3173"/>
+        <w:gridCol w:w="3022"/>
+        <w:gridCol w:w="3022"/>
+        <w:gridCol w:w="3022"/>
       </w:tblGrid>
       <w:tr>
         <w:tc>
           <w:tcPr>
             <w:tcW w:type="dxa" w:w="1587"/>
-            <w:shd w:val="clear" w:fill="1B5E3F"/>
+            <w:tcBorders>
+              <w:top w:val="single" w:sz="12" w:color="000000"/>
+              <w:bottom w:val="single" w:sz="6" w:color="000000"/>
+            </w:tcBorders>
           </w:tcPr>
           <w:p>
+            <w:pPr>
+              <w:jc w:val="center"/>
+            </w:pPr>
             <w:r/>
             <w:r>
               <w:rPr>
-                <w:rFonts w:ascii="Times New Roman" w:hAnsi="Times New Roman" w:eastAsia="宋体"/>
+                <w:rFonts w:ascii="Times New Roman" w:hAnsi="Times New Roman" w:eastAsia="黑体"/>
                 <w:b/>
                 <w:i w:val="0"/>
-                <w:color w:val="FFFFFF"/>
+                <w:color w:val="000000"/>
                 <w:sz w:val="20"/>
               </w:rPr>
               <w:t>模块</w:t>
@@ -890,16 +1041,22 @@
         <w:tc>
           <w:tcPr>
             <w:tcW w:type="dxa" w:w="2948"/>
-            <w:shd w:val="clear" w:fill="1B5E3F"/>
+            <w:tcBorders>
+              <w:top w:val="single" w:sz="12" w:color="000000"/>
+              <w:bottom w:val="single" w:sz="6" w:color="000000"/>
+            </w:tcBorders>
           </w:tcPr>
           <w:p>
+            <w:pPr>
+              <w:jc w:val="center"/>
+            </w:pPr>
             <w:r/>
             <w:r>
               <w:rPr>
-                <w:rFonts w:ascii="Times New Roman" w:hAnsi="Times New Roman" w:eastAsia="宋体"/>
+                <w:rFonts w:ascii="Times New Roman" w:hAnsi="Times New Roman" w:eastAsia="黑体"/>
                 <w:b/>
                 <w:i w:val="0"/>
-                <w:color w:val="FFFFFF"/>
+                <w:color w:val="000000"/>
                 <w:sz w:val="20"/>
               </w:rPr>
               <w:t>选型</w:t>
@@ -909,16 +1066,22 @@
         <w:tc>
           <w:tcPr>
             <w:tcW w:type="dxa" w:w="2381"/>
-            <w:shd w:val="clear" w:fill="1B5E3F"/>
+            <w:tcBorders>
+              <w:top w:val="single" w:sz="12" w:color="000000"/>
+              <w:bottom w:val="single" w:sz="6" w:color="000000"/>
+            </w:tcBorders>
           </w:tcPr>
           <w:p>
+            <w:pPr>
+              <w:jc w:val="center"/>
+            </w:pPr>
             <w:r/>
             <w:r>
               <w:rPr>
-                <w:rFonts w:ascii="Times New Roman" w:hAnsi="Times New Roman" w:eastAsia="宋体"/>
+                <w:rFonts w:ascii="Times New Roman" w:hAnsi="Times New Roman" w:eastAsia="黑体"/>
                 <w:b/>
                 <w:i w:val="0"/>
-                <w:color w:val="FFFFFF"/>
+                <w:color w:val="000000"/>
                 <w:sz w:val="20"/>
               </w:rPr>
               <w:t>说明</w:t>
@@ -930,14 +1093,19 @@
         <w:tc>
           <w:tcPr>
             <w:tcW w:type="dxa" w:w="1587"/>
+            <w:tcBorders/>
           </w:tcPr>
           <w:p>
+            <w:pPr>
+              <w:jc w:val="center"/>
+            </w:pPr>
             <w:r/>
             <w:r>
               <w:rPr>
                 <w:rFonts w:ascii="Times New Roman" w:hAnsi="Times New Roman" w:eastAsia="宋体"/>
                 <w:b w:val="0"/>
                 <w:i w:val="0"/>
+                <w:color w:val="000000"/>
                 <w:sz w:val="20"/>
               </w:rPr>
               <w:t>后端框架</w:t>
@@ -947,14 +1115,19 @@
         <w:tc>
           <w:tcPr>
             <w:tcW w:type="dxa" w:w="2948"/>
+            <w:tcBorders/>
           </w:tcPr>
           <w:p>
+            <w:pPr>
+              <w:jc w:val="left"/>
+            </w:pPr>
             <w:r/>
             <w:r>
               <w:rPr>
                 <w:rFonts w:ascii="Times New Roman" w:hAnsi="Times New Roman" w:eastAsia="宋体"/>
                 <w:b w:val="0"/>
                 <w:i w:val="0"/>
+                <w:color w:val="000000"/>
                 <w:sz w:val="20"/>
               </w:rPr>
               <w:t>FastAPI 0.11x + uvicorn</w:t>
@@ -964,14 +1137,19 @@
         <w:tc>
           <w:tcPr>
             <w:tcW w:type="dxa" w:w="2381"/>
+            <w:tcBorders/>
           </w:tcPr>
           <w:p>
+            <w:pPr>
+              <w:jc w:val="left"/>
+            </w:pPr>
             <w:r/>
             <w:r>
               <w:rPr>
                 <w:rFonts w:ascii="Times New Roman" w:hAnsi="Times New Roman" w:eastAsia="宋体"/>
                 <w:b w:val="0"/>
                 <w:i w:val="0"/>
+                <w:color w:val="000000"/>
                 <w:sz w:val="20"/>
               </w:rPr>
               <w:t>异步 ASGI，自动 OpenAPI 文档，Pydantic 契约校验</w:t>
@@ -983,14 +1161,19 @@
         <w:tc>
           <w:tcPr>
             <w:tcW w:type="dxa" w:w="1587"/>
+            <w:tcBorders/>
           </w:tcPr>
           <w:p>
+            <w:pPr>
+              <w:jc w:val="center"/>
+            </w:pPr>
             <w:r/>
             <w:r>
               <w:rPr>
                 <w:rFonts w:ascii="Times New Roman" w:hAnsi="Times New Roman" w:eastAsia="宋体"/>
                 <w:b w:val="0"/>
                 <w:i w:val="0"/>
+                <w:color w:val="000000"/>
                 <w:sz w:val="20"/>
               </w:rPr>
               <w:t>音频解码</w:t>
@@ -1000,14 +1183,19 @@
         <w:tc>
           <w:tcPr>
             <w:tcW w:type="dxa" w:w="2948"/>
+            <w:tcBorders/>
           </w:tcPr>
           <w:p>
+            <w:pPr>
+              <w:jc w:val="left"/>
+            </w:pPr>
             <w:r/>
             <w:r>
               <w:rPr>
                 <w:rFonts w:ascii="Times New Roman" w:hAnsi="Times New Roman" w:eastAsia="宋体"/>
                 <w:b w:val="0"/>
                 <w:i w:val="0"/>
+                <w:color w:val="000000"/>
                 <w:sz w:val="20"/>
               </w:rPr>
               <w:t>ffmpeg（外部进程）+ PyAV 双通道</w:t>
@@ -1017,14 +1205,19 @@
         <w:tc>
           <w:tcPr>
             <w:tcW w:type="dxa" w:w="2381"/>
+            <w:tcBorders/>
           </w:tcPr>
           <w:p>
+            <w:pPr>
+              <w:jc w:val="left"/>
+            </w:pPr>
             <w:r/>
             <w:r>
               <w:rPr>
                 <w:rFonts w:ascii="Times New Roman" w:hAnsi="Times New Roman" w:eastAsia="宋体"/>
                 <w:b w:val="0"/>
                 <w:i w:val="0"/>
+                <w:color w:val="000000"/>
                 <w:sz w:val="20"/>
               </w:rPr>
               <w:t>mp3/m4a/webm 等容器解码；WAV 直读</w:t>
@@ -1036,14 +1229,19 @@
         <w:tc>
           <w:tcPr>
             <w:tcW w:type="dxa" w:w="1587"/>
+            <w:tcBorders/>
           </w:tcPr>
           <w:p>
+            <w:pPr>
+              <w:jc w:val="center"/>
+            </w:pPr>
             <w:r/>
             <w:r>
               <w:rPr>
                 <w:rFonts w:ascii="Times New Roman" w:hAnsi="Times New Roman" w:eastAsia="宋体"/>
                 <w:b w:val="0"/>
                 <w:i w:val="0"/>
+                <w:color w:val="000000"/>
                 <w:sz w:val="20"/>
               </w:rPr>
               <w:t>数值计算</w:t>
@@ -1053,14 +1251,19 @@
         <w:tc>
           <w:tcPr>
             <w:tcW w:type="dxa" w:w="2948"/>
+            <w:tcBorders/>
           </w:tcPr>
           <w:p>
+            <w:pPr>
+              <w:jc w:val="left"/>
+            </w:pPr>
             <w:r/>
             <w:r>
               <w:rPr>
                 <w:rFonts w:ascii="Times New Roman" w:hAnsi="Times New Roman" w:eastAsia="宋体"/>
                 <w:b w:val="0"/>
                 <w:i w:val="0"/>
+                <w:color w:val="000000"/>
                 <w:sz w:val="20"/>
               </w:rPr>
               <w:t>numpy + scipy + soundfile</w:t>
@@ -1070,14 +1273,19 @@
         <w:tc>
           <w:tcPr>
             <w:tcW w:type="dxa" w:w="2381"/>
+            <w:tcBorders/>
           </w:tcPr>
           <w:p>
+            <w:pPr>
+              <w:jc w:val="left"/>
+            </w:pPr>
             <w:r/>
             <w:r>
               <w:rPr>
                 <w:rFonts w:ascii="Times New Roman" w:hAnsi="Times New Roman" w:eastAsia="宋体"/>
                 <w:b w:val="0"/>
                 <w:i w:val="0"/>
+                <w:color w:val="000000"/>
                 <w:sz w:val="20"/>
               </w:rPr>
               <w:t>STFT、滤波器组、指数计算；自研 DSP 不依赖 librosa</w:t>
@@ -1089,14 +1297,19 @@
         <w:tc>
           <w:tcPr>
             <w:tcW w:type="dxa" w:w="1587"/>
+            <w:tcBorders/>
           </w:tcPr>
           <w:p>
+            <w:pPr>
+              <w:jc w:val="center"/>
+            </w:pPr>
             <w:r/>
             <w:r>
               <w:rPr>
                 <w:rFonts w:ascii="Times New Roman" w:hAnsi="Times New Roman" w:eastAsia="宋体"/>
                 <w:b w:val="0"/>
                 <w:i w:val="0"/>
+                <w:color w:val="000000"/>
                 <w:sz w:val="20"/>
               </w:rPr>
               <w:t>推理引擎</w:t>
@@ -1106,14 +1319,19 @@
         <w:tc>
           <w:tcPr>
             <w:tcW w:type="dxa" w:w="2948"/>
+            <w:tcBorders/>
           </w:tcPr>
           <w:p>
+            <w:pPr>
+              <w:jc w:val="left"/>
+            </w:pPr>
             <w:r/>
             <w:r>
               <w:rPr>
                 <w:rFonts w:ascii="Times New Roman" w:hAnsi="Times New Roman" w:eastAsia="宋体"/>
                 <w:b w:val="0"/>
                 <w:i w:val="0"/>
+                <w:color w:val="000000"/>
                 <w:sz w:val="20"/>
               </w:rPr>
               <w:t>BirdNET GLOBAL 6K V2.4（TFLite）</w:t>
@@ -1123,14 +1341,19 @@
         <w:tc>
           <w:tcPr>
             <w:tcW w:type="dxa" w:w="2381"/>
+            <w:tcBorders/>
           </w:tcPr>
           <w:p>
+            <w:pPr>
+              <w:jc w:val="left"/>
+            </w:pPr>
             <w:r/>
             <w:r>
               <w:rPr>
                 <w:rFonts w:ascii="Times New Roman" w:hAnsi="Times New Roman" w:eastAsia="宋体"/>
                 <w:b w:val="0"/>
                 <w:i w:val="0"/>
+                <w:color w:val="000000"/>
                 <w:sz w:val="20"/>
               </w:rPr>
               <w:t>本地推理，离线可用；模型缺失自动降级启发式引擎</w:t>
@@ -1142,14 +1365,19 @@
         <w:tc>
           <w:tcPr>
             <w:tcW w:type="dxa" w:w="1587"/>
+            <w:tcBorders/>
           </w:tcPr>
           <w:p>
+            <w:pPr>
+              <w:jc w:val="center"/>
+            </w:pPr>
             <w:r/>
             <w:r>
               <w:rPr>
                 <w:rFonts w:ascii="Times New Roman" w:hAnsi="Times New Roman" w:eastAsia="宋体"/>
                 <w:b w:val="0"/>
                 <w:i w:val="0"/>
+                <w:color w:val="000000"/>
                 <w:sz w:val="20"/>
               </w:rPr>
               <w:t>前端 App</w:t>
@@ -1159,14 +1387,19 @@
         <w:tc>
           <w:tcPr>
             <w:tcW w:type="dxa" w:w="2948"/>
+            <w:tcBorders/>
           </w:tcPr>
           <w:p>
+            <w:pPr>
+              <w:jc w:val="left"/>
+            </w:pPr>
             <w:r/>
             <w:r>
               <w:rPr>
                 <w:rFonts w:ascii="Times New Roman" w:hAnsi="Times New Roman" w:eastAsia="宋体"/>
                 <w:b w:val="0"/>
                 <w:i w:val="0"/>
+                <w:color w:val="000000"/>
                 <w:sz w:val="20"/>
               </w:rPr>
               <w:t>React 18 + Vite 5 + Tailwind 3</w:t>
@@ -1176,14 +1409,19 @@
         <w:tc>
           <w:tcPr>
             <w:tcW w:type="dxa" w:w="2381"/>
+            <w:tcBorders/>
           </w:tcPr>
           <w:p>
+            <w:pPr>
+              <w:jc w:val="left"/>
+            </w:pPr>
             <w:r/>
             <w:r>
               <w:rPr>
                 <w:rFonts w:ascii="Times New Roman" w:hAnsi="Times New Roman" w:eastAsia="宋体"/>
                 <w:b w:val="0"/>
                 <w:i w:val="0"/>
+                <w:color w:val="000000"/>
                 <w:sz w:val="20"/>
               </w:rPr>
               <w:t>H5 单页应用，Android WebView 套壳（Kotlin）</w:t>
@@ -1195,14 +1433,19 @@
         <w:tc>
           <w:tcPr>
             <w:tcW w:type="dxa" w:w="1587"/>
+            <w:tcBorders/>
           </w:tcPr>
           <w:p>
+            <w:pPr>
+              <w:jc w:val="center"/>
+            </w:pPr>
             <w:r/>
             <w:r>
               <w:rPr>
                 <w:rFonts w:ascii="Times New Roman" w:hAnsi="Times New Roman" w:eastAsia="宋体"/>
                 <w:b w:val="0"/>
                 <w:i w:val="0"/>
+                <w:color w:val="000000"/>
                 <w:sz w:val="20"/>
               </w:rPr>
               <w:t>公共网页</w:t>
@@ -1212,14 +1455,19 @@
         <w:tc>
           <w:tcPr>
             <w:tcW w:type="dxa" w:w="2948"/>
+            <w:tcBorders/>
           </w:tcPr>
           <w:p>
+            <w:pPr>
+              <w:jc w:val="left"/>
+            </w:pPr>
             <w:r/>
             <w:r>
               <w:rPr>
                 <w:rFonts w:ascii="Times New Roman" w:hAnsi="Times New Roman" w:eastAsia="宋体"/>
                 <w:b w:val="0"/>
                 <w:i w:val="0"/>
+                <w:color w:val="000000"/>
                 <w:sz w:val="20"/>
               </w:rPr>
               <w:t>React 18 + MapLibre GL 3.6 + qrcode</w:t>
@@ -1229,14 +1477,19 @@
         <w:tc>
           <w:tcPr>
             <w:tcW w:type="dxa" w:w="2381"/>
+            <w:tcBorders/>
           </w:tcPr>
           <w:p>
+            <w:pPr>
+              <w:jc w:val="left"/>
+            </w:pPr>
             <w:r/>
             <w:r>
               <w:rPr>
                 <w:rFonts w:ascii="Times New Roman" w:hAnsi="Times New Roman" w:eastAsia="宋体"/>
                 <w:b w:val="0"/>
                 <w:i w:val="0"/>
+                <w:color w:val="000000"/>
                 <w:sz w:val="20"/>
               </w:rPr>
               <w:t>高德栅格瓦片代理；二维码分享</w:t>
@@ -1248,14 +1501,19 @@
         <w:tc>
           <w:tcPr>
             <w:tcW w:type="dxa" w:w="1587"/>
+            <w:tcBorders/>
           </w:tcPr>
           <w:p>
+            <w:pPr>
+              <w:jc w:val="center"/>
+            </w:pPr>
             <w:r/>
             <w:r>
               <w:rPr>
                 <w:rFonts w:ascii="Times New Roman" w:hAnsi="Times New Roman" w:eastAsia="宋体"/>
                 <w:b w:val="0"/>
                 <w:i w:val="0"/>
+                <w:color w:val="000000"/>
                 <w:sz w:val="20"/>
               </w:rPr>
               <w:t>数据库</w:t>
@@ -1265,14 +1523,19 @@
         <w:tc>
           <w:tcPr>
             <w:tcW w:type="dxa" w:w="2948"/>
+            <w:tcBorders/>
           </w:tcPr>
           <w:p>
+            <w:pPr>
+              <w:jc w:val="center"/>
+            </w:pPr>
             <w:r/>
             <w:r>
               <w:rPr>
                 <w:rFonts w:ascii="Times New Roman" w:hAnsi="Times New Roman" w:eastAsia="宋体"/>
                 <w:b w:val="0"/>
                 <w:i w:val="0"/>
+                <w:color w:val="000000"/>
                 <w:sz w:val="20"/>
               </w:rPr>
               <w:t>SQLite（WAL）</w:t>
@@ -1282,14 +1545,19 @@
         <w:tc>
           <w:tcPr>
             <w:tcW w:type="dxa" w:w="2381"/>
+            <w:tcBorders/>
           </w:tcPr>
           <w:p>
+            <w:pPr>
+              <w:jc w:val="left"/>
+            </w:pPr>
             <w:r/>
             <w:r>
               <w:rPr>
                 <w:rFonts w:ascii="Times New Roman" w:hAnsi="Times New Roman" w:eastAsia="宋体"/>
                 <w:b w:val="0"/>
                 <w:i w:val="0"/>
+                <w:color w:val="000000"/>
                 <w:sz w:val="20"/>
               </w:rPr>
               <w:t>单文件、零运维；预留 PostgreSQL 迁移</w:t>
@@ -1301,14 +1569,19 @@
         <w:tc>
           <w:tcPr>
             <w:tcW w:type="dxa" w:w="1587"/>
+            <w:tcBorders/>
           </w:tcPr>
           <w:p>
+            <w:pPr>
+              <w:jc w:val="center"/>
+            </w:pPr>
             <w:r/>
             <w:r>
               <w:rPr>
                 <w:rFonts w:ascii="Times New Roman" w:hAnsi="Times New Roman" w:eastAsia="宋体"/>
                 <w:b w:val="0"/>
                 <w:i w:val="0"/>
+                <w:color w:val="000000"/>
                 <w:sz w:val="20"/>
               </w:rPr>
               <w:t>部署</w:t>
@@ -1318,14 +1591,19 @@
         <w:tc>
           <w:tcPr>
             <w:tcW w:type="dxa" w:w="2948"/>
+            <w:tcBorders/>
           </w:tcPr>
           <w:p>
+            <w:pPr>
+              <w:jc w:val="left"/>
+            </w:pPr>
             <w:r/>
             <w:r>
               <w:rPr>
                 <w:rFonts w:ascii="Times New Roman" w:hAnsi="Times New Roman" w:eastAsia="宋体"/>
                 <w:b w:val="0"/>
                 <w:i w:val="0"/>
+                <w:color w:val="000000"/>
                 <w:sz w:val="20"/>
               </w:rPr>
               <w:t>Docker/podman + nginx（阿里云）</w:t>
@@ -1335,14 +1613,19 @@
         <w:tc>
           <w:tcPr>
             <w:tcW w:type="dxa" w:w="2381"/>
+            <w:tcBorders/>
           </w:tcPr>
           <w:p>
+            <w:pPr>
+              <w:jc w:val="left"/>
+            </w:pPr>
             <w:r/>
             <w:r>
               <w:rPr>
                 <w:rFonts w:ascii="Times New Roman" w:hAnsi="Times New Roman" w:eastAsia="宋体"/>
                 <w:b w:val="0"/>
                 <w:i w:val="0"/>
+                <w:color w:val="000000"/>
                 <w:sz w:val="20"/>
               </w:rPr>
               <w:t>容器化、数据卷 /app/data、开机自启、HTTPS 反代</w:t>
@@ -1354,14 +1637,21 @@
         <w:tc>
           <w:tcPr>
             <w:tcW w:type="dxa" w:w="1587"/>
+            <w:tcBorders>
+              <w:bottom w:val="single" w:sz="12" w:color="000000"/>
+            </w:tcBorders>
           </w:tcPr>
           <w:p>
+            <w:pPr>
+              <w:jc w:val="center"/>
+            </w:pPr>
             <w:r/>
             <w:r>
               <w:rPr>
                 <w:rFonts w:ascii="Times New Roman" w:hAnsi="Times New Roman" w:eastAsia="宋体"/>
                 <w:b w:val="0"/>
                 <w:i w:val="0"/>
+                <w:color w:val="000000"/>
                 <w:sz w:val="20"/>
               </w:rPr>
               <w:t>CI</w:t>
@@ -1371,14 +1661,21 @@
         <w:tc>
           <w:tcPr>
             <w:tcW w:type="dxa" w:w="2948"/>
+            <w:tcBorders>
+              <w:bottom w:val="single" w:sz="12" w:color="000000"/>
+            </w:tcBorders>
           </w:tcPr>
           <w:p>
+            <w:pPr>
+              <w:jc w:val="left"/>
+            </w:pPr>
             <w:r/>
             <w:r>
               <w:rPr>
                 <w:rFonts w:ascii="Times New Roman" w:hAnsi="Times New Roman" w:eastAsia="宋体"/>
                 <w:b w:val="0"/>
                 <w:i w:val="0"/>
+                <w:color w:val="000000"/>
                 <w:sz w:val="20"/>
               </w:rPr>
               <w:t>GitHub Actions</w:t>
@@ -1388,14 +1685,21 @@
         <w:tc>
           <w:tcPr>
             <w:tcW w:type="dxa" w:w="2381"/>
+            <w:tcBorders>
+              <w:bottom w:val="single" w:sz="12" w:color="000000"/>
+            </w:tcBorders>
           </w:tcPr>
           <w:p>
+            <w:pPr>
+              <w:jc w:val="left"/>
+            </w:pPr>
             <w:r/>
             <w:r>
               <w:rPr>
                 <w:rFonts w:ascii="Times New Roman" w:hAnsi="Times New Roman" w:eastAsia="宋体"/>
                 <w:b w:val="0"/>
                 <w:i w:val="0"/>
+                <w:color w:val="000000"/>
                 <w:sz w:val="20"/>
               </w:rPr>
               <w:t>后端镜像构建推送 ghcr；Android APK 自动打包</w:t>
@@ -1405,29 +1709,40 @@
       </w:tr>
     </w:tbl>
     <w:p>
+      <w:pPr>
+        <w:spacing w:after="40"/>
+      </w:pPr>
+    </w:p>
+    <w:p>
       <w:r>
         <w:br w:type="page"/>
       </w:r>
     </w:p>
     <w:p>
+      <w:pPr>
+        <w:spacing w:before="360" w:after="200"/>
+      </w:pPr>
       <w:r>
         <w:rPr>
-          <w:rFonts w:ascii="Times New Roman" w:hAnsi="Times New Roman" w:eastAsia="宋体"/>
+          <w:rFonts w:ascii="Times New Roman" w:hAnsi="Times New Roman" w:eastAsia="黑体"/>
           <w:b/>
           <w:i w:val="0"/>
-          <w:color w:val="1B5E3F"/>
+          <w:color w:val="000000"/>
           <w:sz w:val="32"/>
         </w:rPr>
         <w:t>三、音频采集与预处理</w:t>
       </w:r>
     </w:p>
     <w:p>
+      <w:pPr>
+        <w:spacing w:before="240" w:after="120"/>
+      </w:pPr>
       <w:r>
         <w:rPr>
-          <w:rFonts w:ascii="Times New Roman" w:hAnsi="Times New Roman" w:eastAsia="宋体"/>
+          <w:rFonts w:ascii="Times New Roman" w:hAnsi="Times New Roman" w:eastAsia="黑体"/>
           <w:b/>
           <w:i w:val="0"/>
-          <w:color w:val="22332A"/>
+          <w:color w:val="000000"/>
           <w:sz w:val="26"/>
         </w:rPr>
         <w:t>3.1 采集规格</w:t>
@@ -1435,25 +1750,30 @@
     </w:p>
     <w:p>
       <w:pPr>
-        <w:spacing w:after="60"/>
+        <w:spacing w:line="360" w:lineRule="auto"/>
+        <w:ind w:firstLine="420"/>
       </w:pPr>
       <w:r>
         <w:rPr>
           <w:rFonts w:ascii="Times New Roman" w:hAnsi="Times New Roman" w:eastAsia="宋体"/>
           <w:b w:val="0"/>
           <w:i w:val="0"/>
+          <w:color w:val="000000"/>
           <w:sz w:val="21"/>
         </w:rPr>
         <w:t>手机麦克风录音（App 内录音最高 48kHz/16bit）；导入文件支持 wav/mp3/m4a/webm 等。后端统一重采样至 48kHz、单声道、float32。</w:t>
       </w:r>
     </w:p>
     <w:p>
+      <w:pPr>
+        <w:spacing w:before="240" w:after="120"/>
+      </w:pPr>
       <w:r>
         <w:rPr>
-          <w:rFonts w:ascii="Times New Roman" w:hAnsi="Times New Roman" w:eastAsia="宋体"/>
+          <w:rFonts w:ascii="Times New Roman" w:hAnsi="Times New Roman" w:eastAsia="黑体"/>
           <w:b/>
           <w:i w:val="0"/>
-          <w:color w:val="22332A"/>
+          <w:color w:val="000000"/>
           <w:sz w:val="26"/>
         </w:rPr>
         <w:t>3.2 解码与预处理链路</w:t>
@@ -1462,13 +1782,14 @@
     <w:p>
       <w:pPr>
         <w:pStyle w:val="ListBullet"/>
-        <w:spacing w:after="40"/>
+        <w:spacing w:line="360" w:lineRule="auto" w:after="40"/>
       </w:pPr>
       <w:r>
         <w:rPr>
           <w:rFonts w:ascii="Times New Roman" w:hAnsi="Times New Roman" w:eastAsia="宋体"/>
           <w:b w:val="0"/>
           <w:i w:val="0"/>
+          <w:color w:val="000000"/>
           <w:sz w:val="21"/>
         </w:rPr>
         <w:t>解码：优先 PyAV（内存解码），失败回退 ffmpeg 子进程；</w:t>
@@ -1477,13 +1798,14 @@
     <w:p>
       <w:pPr>
         <w:pStyle w:val="ListBullet"/>
-        <w:spacing w:after="40"/>
+        <w:spacing w:line="360" w:lineRule="auto" w:after="40"/>
       </w:pPr>
       <w:r>
         <w:rPr>
           <w:rFonts w:ascii="Times New Roman" w:hAnsi="Times New Roman" w:eastAsia="宋体"/>
           <w:b w:val="0"/>
           <w:i w:val="0"/>
+          <w:color w:val="000000"/>
           <w:sz w:val="21"/>
         </w:rPr>
         <w:t>重采样：scipy.signal.resample_poly 至 48kHz；</w:t>
@@ -1492,13 +1814,14 @@
     <w:p>
       <w:pPr>
         <w:pStyle w:val="ListBullet"/>
-        <w:spacing w:after="40"/>
+        <w:spacing w:line="360" w:lineRule="auto" w:after="40"/>
       </w:pPr>
       <w:r>
         <w:rPr>
           <w:rFonts w:ascii="Times New Roman" w:hAnsi="Times New Roman" w:eastAsia="宋体"/>
           <w:b w:val="0"/>
           <w:i w:val="0"/>
+          <w:color w:val="000000"/>
           <w:sz w:val="21"/>
         </w:rPr>
         <w:t>单声道：多声道按均值混缩（_to_mono）；</w:t>
@@ -1507,25 +1830,29 @@
     <w:p>
       <w:pPr>
         <w:pStyle w:val="ListBullet"/>
-        <w:spacing w:after="40"/>
+        <w:spacing w:line="360" w:lineRule="auto" w:after="40"/>
       </w:pPr>
       <w:r>
         <w:rPr>
           <w:rFonts w:ascii="Times New Roman" w:hAnsi="Times New Roman" w:eastAsia="宋体"/>
           <w:b w:val="0"/>
           <w:i w:val="0"/>
+          <w:color w:val="000000"/>
           <w:sz w:val="21"/>
         </w:rPr>
         <w:t>高通滤波：去除 200Hz 以下交通/机械低频（削弱风噪与电机声）。</w:t>
       </w:r>
     </w:p>
     <w:p>
+      <w:pPr>
+        <w:spacing w:before="240" w:after="120"/>
+      </w:pPr>
       <w:r>
         <w:rPr>
-          <w:rFonts w:ascii="Times New Roman" w:hAnsi="Times New Roman" w:eastAsia="宋体"/>
+          <w:rFonts w:ascii="Times New Roman" w:hAnsi="Times New Roman" w:eastAsia="黑体"/>
           <w:b/>
           <w:i w:val="0"/>
-          <w:color w:val="22332A"/>
+          <w:color w:val="000000"/>
           <w:sz w:val="26"/>
         </w:rPr>
         <w:t>3.3 短时傅里叶变换（STFT）</w:t>
@@ -1533,13 +1860,15 @@
     </w:p>
     <w:p>
       <w:pPr>
-        <w:spacing w:after="60"/>
+        <w:spacing w:line="360" w:lineRule="auto"/>
+        <w:ind w:firstLine="420"/>
       </w:pPr>
       <w:r>
         <w:rPr>
           <w:rFonts w:ascii="Times New Roman" w:hAnsi="Times New Roman" w:eastAsia="宋体"/>
           <w:b w:val="0"/>
           <w:i w:val="0"/>
+          <w:color w:val="000000"/>
           <w:sz w:val="21"/>
         </w:rPr>
         <w:t>声学指数与热力图的基础为 STFT 幅度谱：</w:t>
@@ -1547,40 +1876,112 @@
     </w:p>
     <w:p>
       <w:pPr>
-        <w:spacing w:before="80" w:after="80"/>
+        <w:spacing w:before="120" w:after="120"/>
         <w:jc w:val="center"/>
       </w:pPr>
-      <w:r>
-        <w:rPr>
-          <w:rFonts w:ascii="Times New Roman" w:hAnsi="Times New Roman" w:eastAsia="宋体"/>
-          <w:b/>
-          <w:i w:val="0"/>
-          <w:sz w:val="21"/>
-        </w:rPr>
-        <w:t>X(t, f) = | Σ_{n} x(n) · w(n − t·H) · e^{−j2πfn/N} |</w:t>
-      </w:r>
+      <m:oMath>
+        <m:r>
+          <m:t>X(t,f)=</m:t>
+        </m:r>
+        <m:d>
+          <m:dPr>
+            <m:begChr m:val="|"/>
+            <m:sepChr m:val=""/>
+            <m:endChr m:val="|"/>
+          </m:dPr>
+          <m:e>
+            <m:nary>
+              <m:naryPr>
+                <m:chr m:val="∑"/>
+                <m:limLoc m:val="subSup"/>
+                <m:grow m:val="1"/>
+                <m:subHide m:val="off"/>
+                <m:supHide m:val="on"/>
+              </m:naryPr>
+              <m:sub>
+                <m:r>
+                  <m:t>n</m:t>
+                </m:r>
+              </m:sub>
+              <m:sup/>
+              <m:e>
+                <m:r>
+                  <m:t>x</m:t>
+                </m:r>
+              </m:e>
+            </m:nary>
+            <m:r>
+              <m:t>(</m:t>
+            </m:r>
+            <m:r>
+              <m:t>n</m:t>
+            </m:r>
+            <m:r>
+              <m:t>)</m:t>
+            </m:r>
+            <m:r>
+              <m:t>w</m:t>
+            </m:r>
+            <m:r>
+              <m:t>(</m:t>
+            </m:r>
+            <m:r>
+              <m:t>n</m:t>
+            </m:r>
+            <m:r>
+              <m:t>−</m:t>
+            </m:r>
+            <m:r>
+              <m:t>t</m:t>
+            </m:r>
+            <m:r>
+              <m:t>H</m:t>
+            </m:r>
+            <m:r>
+              <m:t>)</m:t>
+            </m:r>
+            <m:sSup>
+              <m:e>
+                <m:r>
+                  <m:t>e</m:t>
+                </m:r>
+              </m:e>
+              <m:sup>
+                <m:r>
+                  <m:t>−j2πfn/N</m:t>
+                </m:r>
+              </m:sup>
+            </m:sSup>
+          </m:e>
+        </m:d>
+      </m:oMath>
     </w:p>
     <w:p>
       <w:pPr>
-        <w:spacing w:after="60"/>
+        <w:spacing w:line="360" w:lineRule="auto"/>
+        <w:ind w:firstLine="420"/>
       </w:pPr>
       <w:r>
         <w:rPr>
           <w:rFonts w:ascii="Times New Roman" w:hAnsi="Times New Roman" w:eastAsia="宋体"/>
           <w:b w:val="0"/>
           <w:i w:val="0"/>
+          <w:color w:val="000000"/>
           <w:sz w:val="21"/>
         </w:rPr>
-        <w:t>参数：N_FFT=1024，HOP=512，窗函数为 scipy.signal.get_window("hann")；48kHz 下频率分辨率 ≈ 46.9 Hz，帧长 ≈ 21.3ms，时间分辨率 ≈ 10.7ms。</w:t>
+        <w:t>其中 x(n) 为时域采样序列，w(·) 为窗函数（Hann），N 为 FFT 长度，H 为帧移。参数：N=1024，H=512；48kHz 下频率分辨率约 46.9Hz，帧长约 21.3ms，时间分辨率约 10.7ms。</w:t>
       </w:r>
     </w:p>
     <w:p>
+      <w:pPr>
+        <w:spacing w:before="240" w:after="120"/>
+      </w:pPr>
       <w:r>
         <w:rPr>
-          <w:rFonts w:ascii="Times New Roman" w:hAnsi="Times New Roman" w:eastAsia="宋体"/>
+          <w:rFonts w:ascii="Times New Roman" w:hAnsi="Times New Roman" w:eastAsia="黑体"/>
           <w:b/>
           <w:i w:val="0"/>
-          <w:color w:val="22332A"/>
+          <w:color w:val="000000"/>
           <w:sz w:val="26"/>
         </w:rPr>
         <w:t>3.4 Mel 滤波器组</w:t>
@@ -1588,45 +1989,93 @@
     </w:p>
     <w:p>
       <w:pPr>
-        <w:spacing w:after="60"/>
+        <w:spacing w:line="360" w:lineRule="auto"/>
+        <w:ind w:firstLine="420"/>
       </w:pPr>
       <w:r>
         <w:rPr>
           <w:rFonts w:ascii="Times New Roman" w:hAnsi="Times New Roman" w:eastAsia="宋体"/>
           <w:b w:val="0"/>
           <w:i w:val="0"/>
+          <w:color w:val="000000"/>
           <w:sz w:val="21"/>
         </w:rPr>
-        <w:t>识别与可视化使用 Mel 刻度：</w:t>
+        <w:t>识别与可视化使用 Mel 刻度，频率到 Mel 的映射为：</w:t>
       </w:r>
     </w:p>
     <w:p>
       <w:pPr>
-        <w:spacing w:before="80" w:after="80"/>
+        <w:spacing w:before="120" w:after="120"/>
         <w:jc w:val="center"/>
       </w:pPr>
-      <w:r>
-        <w:rPr>
-          <w:rFonts w:ascii="Times New Roman" w:hAnsi="Times New Roman" w:eastAsia="宋体"/>
-          <w:b/>
-          <w:i w:val="0"/>
-          <w:sz w:val="21"/>
-        </w:rPr>
-        <w:t>mel(f) = 2595 · log10(1 + f/700)</w:t>
-      </w:r>
+      <m:oMath>
+        <m:r>
+          <m:rPr>
+            <m:sty m:val="p"/>
+          </m:rPr>
+          <m:t>mel</m:t>
+        </m:r>
+        <m:r>
+          <m:t>(f)=2595</m:t>
+        </m:r>
+        <m:sSub>
+          <m:e>
+            <m:r>
+              <m:rPr>
+                <m:sty m:val="p"/>
+              </m:rPr>
+              <m:t>log</m:t>
+            </m:r>
+          </m:e>
+          <m:sub>
+            <m:r>
+              <m:t>10</m:t>
+            </m:r>
+          </m:sub>
+        </m:sSub>
+        <m:d>
+          <m:dPr>
+            <m:sepChr m:val="+"/>
+          </m:dPr>
+          <m:e>
+            <m:r>
+              <m:t>1</m:t>
+            </m:r>
+          </m:e>
+          <m:e>
+            <m:f>
+              <m:fPr>
+                <m:type m:val="bar"/>
+              </m:fPr>
+              <m:num>
+                <m:r>
+                  <m:t>f</m:t>
+                </m:r>
+              </m:num>
+              <m:den>
+                <m:r>
+                  <m:t>700</m:t>
+                </m:r>
+              </m:den>
+            </m:f>
+          </m:e>
+        </m:d>
+      </m:oMath>
     </w:p>
     <w:p>
       <w:pPr>
-        <w:spacing w:after="60"/>
+        <w:spacing w:line="360" w:lineRule="auto"/>
+        <w:ind w:firstLine="420"/>
       </w:pPr>
       <w:r>
         <w:rPr>
           <w:rFonts w:ascii="Times New Roman" w:hAnsi="Times New Roman" w:eastAsia="宋体"/>
           <w:b w:val="0"/>
           <w:i w:val="0"/>
+          <w:color w:val="000000"/>
           <w:sz w:val="21"/>
         </w:rPr>
-        <w:t>三角滤波器组（Slaney 归一化），默认 128 Mel 频带，fmin=0、fmax=采样率/2。</w:t>
+        <w:t>三角滤波器组（Slaney 归一化），默认 128 个 Mel 频带，fmin=0，fmax=采样率/2。</w:t>
       </w:r>
     </w:p>
     <w:p>
@@ -1635,24 +2084,30 @@
       </w:r>
     </w:p>
     <w:p>
+      <w:pPr>
+        <w:spacing w:before="360" w:after="200"/>
+      </w:pPr>
       <w:r>
         <w:rPr>
-          <w:rFonts w:ascii="Times New Roman" w:hAnsi="Times New Roman" w:eastAsia="宋体"/>
+          <w:rFonts w:ascii="Times New Roman" w:hAnsi="Times New Roman" w:eastAsia="黑体"/>
           <w:b/>
           <w:i w:val="0"/>
-          <w:color w:val="1B5E3F"/>
+          <w:color w:val="000000"/>
           <w:sz w:val="32"/>
         </w:rPr>
         <w:t>四、鸟声识别算法</w:t>
       </w:r>
     </w:p>
     <w:p>
+      <w:pPr>
+        <w:spacing w:before="240" w:after="120"/>
+      </w:pPr>
       <w:r>
         <w:rPr>
-          <w:rFonts w:ascii="Times New Roman" w:hAnsi="Times New Roman" w:eastAsia="宋体"/>
+          <w:rFonts w:ascii="Times New Roman" w:hAnsi="Times New Roman" w:eastAsia="黑体"/>
           <w:b/>
           <w:i w:val="0"/>
-          <w:color w:val="22332A"/>
+          <w:color w:val="000000"/>
           <w:sz w:val="26"/>
         </w:rPr>
         <w:t>4.1 主引擎：BirdNET GLOBAL 6K V2.4（TFLite）</w:t>
@@ -1661,13 +2116,14 @@
     <w:p>
       <w:pPr>
         <w:pStyle w:val="ListBullet"/>
-        <w:spacing w:after="40"/>
+        <w:spacing w:line="360" w:lineRule="auto" w:after="40"/>
       </w:pPr>
       <w:r>
         <w:rPr>
           <w:rFonts w:ascii="Times New Roman" w:hAnsi="Times New Roman" w:eastAsia="宋体"/>
           <w:b w:val="0"/>
           <w:i w:val="0"/>
+          <w:color w:val="000000"/>
           <w:sz w:val="21"/>
         </w:rPr>
         <w:t>模型：康奈尔大学 BirdNET 官方 V2.4 TFLite 模型，6,522 类（全球鸟种），本地推理；</w:t>
@@ -1676,13 +2132,14 @@
     <w:p>
       <w:pPr>
         <w:pStyle w:val="ListBullet"/>
-        <w:spacing w:after="40"/>
+        <w:spacing w:line="360" w:lineRule="auto" w:after="40"/>
       </w:pPr>
       <w:r>
         <w:rPr>
           <w:rFonts w:ascii="Times New Roman" w:hAnsi="Times New Roman" w:eastAsia="宋体"/>
           <w:b w:val="0"/>
           <w:i w:val="0"/>
+          <w:color w:val="000000"/>
           <w:sz w:val="21"/>
         </w:rPr>
         <w:t>输入：3 秒原始波形（48kHz × 3s = 144,000 样本），float32；</w:t>
@@ -1691,43 +2148,92 @@
     <w:p>
       <w:pPr>
         <w:pStyle w:val="ListBullet"/>
-        <w:spacing w:after="40"/>
+        <w:spacing w:line="360" w:lineRule="auto" w:after="40"/>
       </w:pPr>
       <w:r>
         <w:rPr>
           <w:rFonts w:ascii="Times New Roman" w:hAnsi="Times New Roman" w:eastAsia="宋体"/>
           <w:b w:val="0"/>
           <w:i w:val="0"/>
+          <w:color w:val="000000"/>
           <w:sz w:val="21"/>
         </w:rPr>
-        <w:t>输出：每类 logits → flat-sigmoid 概率（官方 sensitivity=−1 / bias=1.0，即标准 sigmoid）：</w:t>
+        <w:t>输出：每类 logits 经 flat-sigmoid 映射为概率（官方 sensitivity=−1 / bias=1.0，即标准 sigmoid）：</w:t>
       </w:r>
     </w:p>
     <w:p>
       <w:pPr>
-        <w:spacing w:before="80" w:after="80"/>
+        <w:spacing w:before="120" w:after="120"/>
         <w:jc w:val="center"/>
       </w:pPr>
-      <w:r>
-        <w:rPr>
-          <w:rFonts w:ascii="Times New Roman" w:hAnsi="Times New Roman" w:eastAsia="宋体"/>
-          <w:b/>
-          <w:i w:val="0"/>
-          <w:sz w:val="21"/>
-        </w:rPr>
-        <w:t>p_k = 1 / (1 + exp(−z_k))</w:t>
-      </w:r>
+      <m:oMath>
+        <m:sSub>
+          <m:e>
+            <m:r>
+              <m:t>p</m:t>
+            </m:r>
+          </m:e>
+          <m:sub>
+            <m:r>
+              <m:t>k</m:t>
+            </m:r>
+          </m:sub>
+        </m:sSub>
+        <m:r>
+          <m:t>=</m:t>
+        </m:r>
+        <m:f>
+          <m:fPr>
+            <m:type m:val="bar"/>
+          </m:fPr>
+          <m:num>
+            <m:r>
+              <m:t>1</m:t>
+            </m:r>
+          </m:num>
+          <m:den>
+            <m:r>
+              <m:t>1+</m:t>
+            </m:r>
+            <m:sSup>
+              <m:e>
+                <m:r>
+                  <m:t>e</m:t>
+                </m:r>
+              </m:e>
+              <m:sup>
+                <m:r>
+                  <m:t>−</m:t>
+                </m:r>
+                <m:sSub>
+                  <m:e>
+                    <m:r>
+                      <m:t>z</m:t>
+                    </m:r>
+                  </m:e>
+                  <m:sub>
+                    <m:r>
+                      <m:t>k</m:t>
+                    </m:r>
+                  </m:sub>
+                </m:sSub>
+              </m:sup>
+            </m:sSup>
+          </m:den>
+        </m:f>
+      </m:oMath>
     </w:p>
     <w:p>
       <w:pPr>
         <w:pStyle w:val="ListBullet"/>
-        <w:spacing w:after="40"/>
+        <w:spacing w:line="360" w:lineRule="auto" w:after="40"/>
       </w:pPr>
       <w:r>
         <w:rPr>
           <w:rFonts w:ascii="Times New Roman" w:hAnsi="Times New Roman" w:eastAsia="宋体"/>
           <w:b w:val="0"/>
           <w:i w:val="0"/>
+          <w:color w:val="000000"/>
           <w:sz w:val="21"/>
         </w:rPr>
         <w:t>分窗：长录音按 3s 切窗（不足零填充），逐窗推理；</w:t>
@@ -1736,13 +2242,14 @@
     <w:p>
       <w:pPr>
         <w:pStyle w:val="ListBullet"/>
-        <w:spacing w:after="40"/>
+        <w:spacing w:line="360" w:lineRule="auto" w:after="40"/>
       </w:pPr>
       <w:r>
         <w:rPr>
           <w:rFonts w:ascii="Times New Roman" w:hAnsi="Times New Roman" w:eastAsia="宋体"/>
           <w:b w:val="0"/>
           <w:i w:val="0"/>
+          <w:color w:val="000000"/>
           <w:sz w:val="21"/>
         </w:rPr>
         <w:t>跨窗聚合：物种置信度取「各窗最大值」（某鸟仅在 3s 窗口鸣叫也能被捕获）；freq（出现频次）= 置信度 ≥ 阈值的窗口数（占据率）；</w:t>
@@ -1751,25 +2258,29 @@
     <w:p>
       <w:pPr>
         <w:pStyle w:val="ListBullet"/>
-        <w:spacing w:after="40"/>
+        <w:spacing w:line="360" w:lineRule="auto" w:after="40"/>
       </w:pPr>
       <w:r>
         <w:rPr>
           <w:rFonts w:ascii="Times New Roman" w:hAnsi="Times New Roman" w:eastAsia="宋体"/>
           <w:b w:val="0"/>
           <w:i w:val="0"/>
+          <w:color w:val="000000"/>
           <w:sz w:val="21"/>
         </w:rPr>
         <w:t>输出条目：{id, name(中文), latin, conf(0-1), freq, period(清晨/上午/黄昏/全天)}；阈值默认 0.50，可调 0.30–0.90；topK 默认 20。</w:t>
       </w:r>
     </w:p>
     <w:p>
+      <w:pPr>
+        <w:spacing w:before="240" w:after="120"/>
+      </w:pPr>
       <w:r>
         <w:rPr>
-          <w:rFonts w:ascii="Times New Roman" w:hAnsi="Times New Roman" w:eastAsia="宋体"/>
+          <w:rFonts w:ascii="Times New Roman" w:hAnsi="Times New Roman" w:eastAsia="黑体"/>
           <w:b/>
           <w:i w:val="0"/>
-          <w:color w:val="22332A"/>
+          <w:color w:val="000000"/>
           <w:sz w:val="26"/>
         </w:rPr>
         <w:t>4.2 降级引擎：启发式鸟鸣检测</w:t>
@@ -1777,13 +2288,15 @@
     </w:p>
     <w:p>
       <w:pPr>
-        <w:spacing w:after="60"/>
+        <w:spacing w:line="360" w:lineRule="auto"/>
+        <w:ind w:firstLine="420"/>
       </w:pPr>
       <w:r>
         <w:rPr>
           <w:rFonts w:ascii="Times New Roman" w:hAnsi="Times New Roman" w:eastAsia="宋体"/>
           <w:b w:val="0"/>
           <w:i w:val="0"/>
+          <w:color w:val="000000"/>
           <w:sz w:val="21"/>
         </w:rPr>
         <w:t>当模型文件缺失（离线环境）时，使用自研启发式引擎，保证功能不中断：</w:t>
@@ -1792,13 +2305,14 @@
     <w:p>
       <w:pPr>
         <w:pStyle w:val="ListBullet"/>
-        <w:spacing w:after="40"/>
+        <w:spacing w:line="360" w:lineRule="auto" w:after="40"/>
       </w:pPr>
       <w:r>
         <w:rPr>
           <w:rFonts w:ascii="Times New Roman" w:hAnsi="Times New Roman" w:eastAsia="宋体"/>
           <w:b w:val="0"/>
           <w:i w:val="0"/>
+          <w:color w:val="000000"/>
           <w:sz w:val="21"/>
         </w:rPr>
         <w:t>音节切分：短时能量包络 + 频带能量检测，提取候选音节（起止帧）；</w:t>
@@ -1807,13 +2321,14 @@
     <w:p>
       <w:pPr>
         <w:pStyle w:val="ListBullet"/>
-        <w:spacing w:after="40"/>
+        <w:spacing w:line="360" w:lineRule="auto" w:after="40"/>
       </w:pPr>
       <w:r>
         <w:rPr>
           <w:rFonts w:ascii="Times New Roman" w:hAnsi="Times New Roman" w:eastAsia="宋体"/>
           <w:b w:val="0"/>
           <w:i w:val="0"/>
+          <w:color w:val="000000"/>
           <w:sz w:val="21"/>
         </w:rPr>
         <w:t>调性检测：计算音节频谱的调性（tonalness）指标，滤除宽带噪声伪音节；</w:t>
@@ -1822,13 +2337,14 @@
     <w:p>
       <w:pPr>
         <w:pStyle w:val="ListBullet"/>
-        <w:spacing w:after="40"/>
+        <w:spacing w:line="360" w:lineRule="auto" w:after="40"/>
       </w:pPr>
       <w:r>
         <w:rPr>
           <w:rFonts w:ascii="Times New Roman" w:hAnsi="Times New Roman" w:eastAsia="宋体"/>
           <w:b w:val="0"/>
           <w:i w:val="0"/>
+          <w:color w:val="000000"/>
           <w:sz w:val="21"/>
         </w:rPr>
         <w:t>主频匹配：以音节主频（dominant frequency）与内置鸟种声学档案（主频区间）匹配，得到候选物种与置信度；</w:t>
@@ -1837,25 +2353,29 @@
     <w:p>
       <w:pPr>
         <w:pStyle w:val="ListBullet"/>
-        <w:spacing w:after="40"/>
+        <w:spacing w:line="360" w:lineRule="auto" w:after="40"/>
       </w:pPr>
       <w:r>
         <w:rPr>
           <w:rFonts w:ascii="Times New Roman" w:hAnsi="Times New Roman" w:eastAsia="宋体"/>
           <w:b w:val="0"/>
           <w:i w:val="0"/>
+          <w:color w:val="000000"/>
           <w:sz w:val="21"/>
         </w:rPr>
         <w:t>同时输出鸟声活动度 activity（0-1）。</w:t>
       </w:r>
     </w:p>
     <w:p>
+      <w:pPr>
+        <w:spacing w:before="240" w:after="120"/>
+      </w:pPr>
       <w:r>
         <w:rPr>
-          <w:rFonts w:ascii="Times New Roman" w:hAnsi="Times New Roman" w:eastAsia="宋体"/>
+          <w:rFonts w:ascii="Times New Roman" w:hAnsi="Times New Roman" w:eastAsia="黑体"/>
           <w:b/>
           <w:i w:val="0"/>
-          <w:color w:val="22332A"/>
+          <w:color w:val="000000"/>
           <w:sz w:val="26"/>
         </w:rPr>
         <w:t>4.3 鸟声活动度</w:t>
@@ -1863,13 +2383,15 @@
     </w:p>
     <w:p>
       <w:pPr>
-        <w:spacing w:after="60"/>
+        <w:spacing w:line="360" w:lineRule="auto"/>
+        <w:ind w:firstLine="420"/>
       </w:pPr>
       <w:r>
         <w:rPr>
           <w:rFonts w:ascii="Times New Roman" w:hAnsi="Times New Roman" w:eastAsia="宋体"/>
           <w:b w:val="0"/>
           <w:i w:val="0"/>
+          <w:color w:val="000000"/>
           <w:sz w:val="21"/>
         </w:rPr>
         <w:t>活动度 = 检测到鸟声的有效窗口占比，作为宜居度模型的可信度输入之一。</w:t>
@@ -1881,12 +2403,15 @@
       </w:r>
     </w:p>
     <w:p>
+      <w:pPr>
+        <w:spacing w:before="360" w:after="200"/>
+      </w:pPr>
       <w:r>
         <w:rPr>
-          <w:rFonts w:ascii="Times New Roman" w:hAnsi="Times New Roman" w:eastAsia="宋体"/>
+          <w:rFonts w:ascii="Times New Roman" w:hAnsi="Times New Roman" w:eastAsia="黑体"/>
           <w:b/>
           <w:i w:val="0"/>
-          <w:color w:val="1B5E3F"/>
+          <w:color w:val="000000"/>
           <w:sz w:val="32"/>
         </w:rPr>
         <w:t>五、生态声学指数</w:t>
@@ -1894,25 +2419,30 @@
     </w:p>
     <w:p>
       <w:pPr>
-        <w:spacing w:after="60"/>
+        <w:spacing w:line="360" w:lineRule="auto"/>
+        <w:ind w:firstLine="420"/>
       </w:pPr>
       <w:r>
         <w:rPr>
           <w:rFonts w:ascii="Times New Roman" w:hAnsi="Times New Roman" w:eastAsia="宋体"/>
           <w:b w:val="0"/>
           <w:i w:val="0"/>
+          <w:color w:val="000000"/>
           <w:sz w:val="21"/>
         </w:rPr>
         <w:t>四个指数全部基于 48kHz STFT 幅度谱计算，口径与生态声学文献一致。</w:t>
       </w:r>
     </w:p>
     <w:p>
+      <w:pPr>
+        <w:spacing w:before="240" w:after="120"/>
+      </w:pPr>
       <w:r>
         <w:rPr>
-          <w:rFonts w:ascii="Times New Roman" w:hAnsi="Times New Roman" w:eastAsia="宋体"/>
+          <w:rFonts w:ascii="Times New Roman" w:hAnsi="Times New Roman" w:eastAsia="黑体"/>
           <w:b/>
           <w:i w:val="0"/>
-          <w:color w:val="22332A"/>
+          <w:color w:val="000000"/>
           <w:sz w:val="26"/>
         </w:rPr>
         <w:t>5.1 ACI —— 声学复杂度（Pieretti et al., 2011）</w:t>
@@ -1920,40 +2450,255 @@
     </w:p>
     <w:p>
       <w:pPr>
-        <w:spacing w:before="80" w:after="80"/>
+        <w:spacing w:before="120" w:after="120"/>
         <w:jc w:val="center"/>
       </w:pPr>
-      <w:r>
-        <w:rPr>
-          <w:rFonts w:ascii="Times New Roman" w:hAnsi="Times New Roman" w:eastAsia="宋体"/>
-          <w:b/>
-          <w:i w:val="0"/>
-          <w:sz w:val="21"/>
-        </w:rPr>
-        <w:t>ACI = mean_f [ Σ_t |dB(f,t) − dB(f,t−1)| / Σ_t (dB(f,t) − min_f dB(f) + 1) ]</w:t>
-      </w:r>
+      <m:oMath>
+        <m:r>
+          <m:rPr>
+            <m:sty m:val="p"/>
+          </m:rPr>
+          <m:t>ACI</m:t>
+        </m:r>
+        <m:r>
+          <m:t>=</m:t>
+        </m:r>
+        <m:f>
+          <m:fPr>
+            <m:type m:val="bar"/>
+          </m:fPr>
+          <m:num>
+            <m:r>
+              <m:t>1</m:t>
+            </m:r>
+          </m:num>
+          <m:den>
+            <m:sSub>
+              <m:e>
+                <m:r>
+                  <m:t>N</m:t>
+                </m:r>
+              </m:e>
+              <m:sub>
+                <m:r>
+                  <m:t>f</m:t>
+                </m:r>
+              </m:sub>
+            </m:sSub>
+          </m:den>
+        </m:f>
+        <m:nary>
+          <m:naryPr>
+            <m:chr m:val="∑"/>
+            <m:limLoc m:val="subSup"/>
+            <m:grow m:val="1"/>
+            <m:subHide m:val="off"/>
+            <m:supHide m:val="on"/>
+          </m:naryPr>
+          <m:sub>
+            <m:r>
+              <m:t>f</m:t>
+            </m:r>
+          </m:sub>
+          <m:sup/>
+          <m:e>
+            <m:f>
+              <m:fPr>
+                <m:type m:val="bar"/>
+              </m:fPr>
+              <m:num>
+                <m:nary>
+                  <m:naryPr>
+                    <m:chr m:val="∑"/>
+                    <m:limLoc m:val="subSup"/>
+                    <m:grow m:val="1"/>
+                    <m:subHide m:val="off"/>
+                    <m:supHide m:val="on"/>
+                  </m:naryPr>
+                  <m:sub>
+                    <m:r>
+                      <m:t>t</m:t>
+                    </m:r>
+                  </m:sub>
+                  <m:sup/>
+                  <m:e>
+                    <m:d>
+                      <m:dPr>
+                        <m:begChr m:val="|"/>
+                        <m:sepChr m:val=""/>
+                        <m:endChr m:val="|"/>
+                      </m:dPr>
+                      <m:e>
+                        <m:r>
+                          <m:t>d</m:t>
+                        </m:r>
+                        <m:r>
+                          <m:t>B</m:t>
+                        </m:r>
+                        <m:r>
+                          <m:t>(</m:t>
+                        </m:r>
+                        <m:r>
+                          <m:t>f</m:t>
+                        </m:r>
+                        <m:r>
+                          <m:t>,</m:t>
+                        </m:r>
+                        <m:r>
+                          <m:t>t</m:t>
+                        </m:r>
+                        <m:r>
+                          <m:t>)</m:t>
+                        </m:r>
+                        <m:r>
+                          <m:t>−</m:t>
+                        </m:r>
+                        <m:r>
+                          <m:t>d</m:t>
+                        </m:r>
+                        <m:r>
+                          <m:t>B</m:t>
+                        </m:r>
+                        <m:r>
+                          <m:t>(</m:t>
+                        </m:r>
+                        <m:r>
+                          <m:t>f</m:t>
+                        </m:r>
+                        <m:r>
+                          <m:t>,</m:t>
+                        </m:r>
+                        <m:r>
+                          <m:t>t</m:t>
+                        </m:r>
+                        <m:r>
+                          <m:t>−</m:t>
+                        </m:r>
+                        <m:r>
+                          <m:t>1</m:t>
+                        </m:r>
+                        <m:r>
+                          <m:t>)</m:t>
+                        </m:r>
+                      </m:e>
+                    </m:d>
+                  </m:e>
+                </m:nary>
+              </m:num>
+              <m:den>
+                <m:nary>
+                  <m:naryPr>
+                    <m:chr m:val="∑"/>
+                    <m:limLoc m:val="subSup"/>
+                    <m:grow m:val="1"/>
+                    <m:subHide m:val="off"/>
+                    <m:supHide m:val="on"/>
+                  </m:naryPr>
+                  <m:sub>
+                    <m:r>
+                      <m:t>t</m:t>
+                    </m:r>
+                  </m:sub>
+                  <m:sup/>
+                  <m:e>
+                    <m:d>
+                      <m:dPr>
+                        <m:sepChr m:val=""/>
+                      </m:dPr>
+                      <m:e>
+                        <m:r>
+                          <m:t>d</m:t>
+                        </m:r>
+                        <m:r>
+                          <m:t>B</m:t>
+                        </m:r>
+                        <m:r>
+                          <m:t>(</m:t>
+                        </m:r>
+                        <m:r>
+                          <m:t>f</m:t>
+                        </m:r>
+                        <m:r>
+                          <m:t>,</m:t>
+                        </m:r>
+                        <m:r>
+                          <m:t>t</m:t>
+                        </m:r>
+                        <m:r>
+                          <m:t>)</m:t>
+                        </m:r>
+                        <m:r>
+                          <m:t>−</m:t>
+                        </m:r>
+                        <m:sSub>
+                          <m:e>
+                            <m:r>
+                              <m:t>min</m:t>
+                            </m:r>
+                          </m:e>
+                          <m:sub>
+                            <m:r>
+                              <m:t>f</m:t>
+                            </m:r>
+                          </m:sub>
+                        </m:sSub>
+                        <m:r>
+                          <m:t>d</m:t>
+                        </m:r>
+                        <m:r>
+                          <m:t>B</m:t>
+                        </m:r>
+                        <m:r>
+                          <m:t>(</m:t>
+                        </m:r>
+                        <m:r>
+                          <m:t>f</m:t>
+                        </m:r>
+                        <m:r>
+                          <m:t>)</m:t>
+                        </m:r>
+                        <m:r>
+                          <m:t>+</m:t>
+                        </m:r>
+                        <m:r>
+                          <m:t>1</m:t>
+                        </m:r>
+                      </m:e>
+                    </m:d>
+                  </m:e>
+                </m:nary>
+              </m:den>
+            </m:f>
+          </m:e>
+        </m:nary>
+      </m:oMath>
     </w:p>
     <w:p>
       <w:pPr>
-        <w:spacing w:after="60"/>
+        <w:spacing w:line="360" w:lineRule="auto"/>
+        <w:ind w:firstLine="420"/>
       </w:pPr>
       <w:r>
         <w:rPr>
           <w:rFonts w:ascii="Times New Roman" w:hAnsi="Times New Roman" w:eastAsia="宋体"/>
           <w:b w:val="0"/>
           <w:i w:val="0"/>
+          <w:color w:val="000000"/>
           <w:sz w:val="21"/>
         </w:rPr>
         <w:t>实现：先转 dB（下限 −80dB），按频点累计相邻帧 dB 差绝对值，除以平移后 dB 和，再对频点取均值；dB 域使鸟鸣的强动态变化高于宽频噪声的小幅抖动，鸟鸣场景 ACI 更高。展示值：pct_ACI = round(100 × tanh(8.0 × ACI))。</w:t>
       </w:r>
     </w:p>
     <w:p>
+      <w:pPr>
+        <w:spacing w:before="240" w:after="120"/>
+      </w:pPr>
       <w:r>
         <w:rPr>
-          <w:rFonts w:ascii="Times New Roman" w:hAnsi="Times New Roman" w:eastAsia="宋体"/>
+          <w:rFonts w:ascii="Times New Roman" w:hAnsi="Times New Roman" w:eastAsia="黑体"/>
           <w:b/>
           <w:i w:val="0"/>
-          <w:color w:val="22332A"/>
+          <w:color w:val="000000"/>
           <w:sz w:val="26"/>
         </w:rPr>
         <w:t>5.2 NDSI —— 归一化声景（Kasten et al., 2012）</w:t>
@@ -1961,40 +2706,122 @@
     </w:p>
     <w:p>
       <w:pPr>
-        <w:spacing w:before="80" w:after="80"/>
+        <w:spacing w:before="120" w:after="120"/>
         <w:jc w:val="center"/>
       </w:pPr>
-      <w:r>
-        <w:rPr>
-          <w:rFonts w:ascii="Times New Roman" w:hAnsi="Times New Roman" w:eastAsia="宋体"/>
-          <w:b/>
-          <w:i w:val="0"/>
-          <w:sz w:val="21"/>
-        </w:rPr>
-        <w:t>NDSI = (E_bio − E_anthro) / (E_bio + E_anthro) ,  ∈ [−1, 1]</w:t>
-      </w:r>
+      <m:oMath>
+        <m:r>
+          <m:rPr>
+            <m:sty m:val="p"/>
+          </m:rPr>
+          <m:t>NDSI</m:t>
+        </m:r>
+        <m:r>
+          <m:t>=</m:t>
+        </m:r>
+        <m:f>
+          <m:fPr>
+            <m:type m:val="bar"/>
+          </m:fPr>
+          <m:num>
+            <m:sSub>
+              <m:e>
+                <m:r>
+                  <m:t>E</m:t>
+                </m:r>
+              </m:e>
+              <m:sub>
+                <m:r>
+                  <m:t>bio</m:t>
+                </m:r>
+              </m:sub>
+            </m:sSub>
+            <m:r>
+              <m:t>−</m:t>
+            </m:r>
+            <m:sSub>
+              <m:e>
+                <m:r>
+                  <m:t>E</m:t>
+                </m:r>
+              </m:e>
+              <m:sub>
+                <m:r>
+                  <m:t>anthro</m:t>
+                </m:r>
+              </m:sub>
+            </m:sSub>
+          </m:num>
+          <m:den>
+            <m:sSub>
+              <m:e>
+                <m:r>
+                  <m:t>E</m:t>
+                </m:r>
+              </m:e>
+              <m:sub>
+                <m:r>
+                  <m:t>bio</m:t>
+                </m:r>
+              </m:sub>
+            </m:sSub>
+            <m:r>
+              <m:t>+</m:t>
+            </m:r>
+            <m:sSub>
+              <m:e>
+                <m:r>
+                  <m:t>E</m:t>
+                </m:r>
+              </m:e>
+              <m:sub>
+                <m:r>
+                  <m:t>anthro</m:t>
+                </m:r>
+              </m:sub>
+            </m:sSub>
+          </m:den>
+        </m:f>
+        <m:r>
+          <m:t>,</m:t>
+        </m:r>
+        <m:r>
+          <m:rPr>
+            <m:sty m:val="p"/>
+          </m:rPr>
+          <m:t>NDSI</m:t>
+        </m:r>
+        <m:r>
+          <m:t>∈[−1,1]</m:t>
+        </m:r>
+      </m:oMath>
     </w:p>
     <w:p>
       <w:pPr>
-        <w:spacing w:after="60"/>
+        <w:spacing w:line="360" w:lineRule="auto"/>
+        <w:ind w:firstLine="420"/>
       </w:pPr>
       <w:r>
         <w:rPr>
           <w:rFonts w:ascii="Times New Roman" w:hAnsi="Times New Roman" w:eastAsia="宋体"/>
           <w:b w:val="0"/>
           <w:i w:val="0"/>
+          <w:color w:val="000000"/>
           <w:sz w:val="21"/>
         </w:rPr>
-        <w:t>E_bio = 2–11kHz 频带功率（生物声带）；E_anthro = 1–2kHz 频带功率（人为/交通声带）。正值表示生物声主导，负值表示人为噪声主导。展示值：pct_NDSI = (NDSI+1)/2 × 100。</w:t>
+        <w:t>E_bio 为 2–11kHz 频带功率（生物声带），E_anthro 为 1–2kHz 频带功率（人为/交通声带）。正值表示生物声主导，负值表示人为噪声主导。展示值：pct_NDSI = (NDSI+1)/2 × 100。</w:t>
       </w:r>
     </w:p>
     <w:p>
+      <w:pPr>
+        <w:spacing w:before="240" w:after="120"/>
+      </w:pPr>
       <w:r>
         <w:rPr>
-          <w:rFonts w:ascii="Times New Roman" w:hAnsi="Times New Roman" w:eastAsia="宋体"/>
+          <w:rFonts w:ascii="Times New Roman" w:hAnsi="Times New Roman" w:eastAsia="黑体"/>
           <w:b/>
           <w:i w:val="0"/>
-          <w:color w:val="22332A"/>
+          <w:color w:val="000000"/>
           <w:sz w:val="26"/>
         </w:rPr>
         <w:t>5.3 ADI —— 声学多样性（Villanueva-Rivera et al., 2011）</w:t>
@@ -2002,40 +2829,121 @@
     </w:p>
     <w:p>
       <w:pPr>
-        <w:spacing w:before="80" w:after="80"/>
+        <w:spacing w:before="120" w:after="120"/>
         <w:jc w:val="center"/>
       </w:pPr>
-      <w:r>
-        <w:rPr>
-          <w:rFonts w:ascii="Times New Roman" w:hAnsi="Times New Roman" w:eastAsia="宋体"/>
-          <w:b/>
-          <w:i w:val="0"/>
-          <w:sz w:val="21"/>
-        </w:rPr>
-        <w:t>ADI = − Σ_i p_i · ln(p_i) / ln(N_sel)</w:t>
-      </w:r>
+      <m:oMath>
+        <m:r>
+          <m:rPr>
+            <m:sty m:val="p"/>
+          </m:rPr>
+          <m:t>ADI</m:t>
+        </m:r>
+        <m:r>
+          <m:t>=−</m:t>
+        </m:r>
+        <m:f>
+          <m:fPr>
+            <m:type m:val="bar"/>
+          </m:fPr>
+          <m:num>
+            <m:nary>
+              <m:naryPr>
+                <m:chr m:val="∑"/>
+                <m:limLoc m:val="subSup"/>
+                <m:grow m:val="1"/>
+                <m:subHide m:val="off"/>
+                <m:supHide m:val="on"/>
+              </m:naryPr>
+              <m:sub>
+                <m:r>
+                  <m:t>i</m:t>
+                </m:r>
+              </m:sub>
+              <m:sup/>
+              <m:e>
+                <m:sSub>
+                  <m:e>
+                    <m:r>
+                      <m:t>p</m:t>
+                    </m:r>
+                  </m:e>
+                  <m:sub>
+                    <m:r>
+                      <m:t>i</m:t>
+                    </m:r>
+                  </m:sub>
+                </m:sSub>
+              </m:e>
+            </m:nary>
+            <m:r>
+              <m:rPr>
+                <m:sty m:val="p"/>
+              </m:rPr>
+              <m:t>ln</m:t>
+            </m:r>
+            <m:sSub>
+              <m:e>
+                <m:r>
+                  <m:t>p</m:t>
+                </m:r>
+              </m:e>
+              <m:sub>
+                <m:r>
+                  <m:t>i</m:t>
+                </m:r>
+              </m:sub>
+            </m:sSub>
+          </m:num>
+          <m:den>
+            <m:r>
+              <m:rPr>
+                <m:sty m:val="p"/>
+              </m:rPr>
+              <m:t>ln</m:t>
+            </m:r>
+            <m:sSub>
+              <m:e>
+                <m:r>
+                  <m:t>N</m:t>
+                </m:r>
+              </m:e>
+              <m:sub>
+                <m:r>
+                  <m:t>sel</m:t>
+                </m:r>
+              </m:sub>
+            </m:sSub>
+          </m:den>
+        </m:f>
+      </m:oMath>
     </w:p>
     <w:p>
       <w:pPr>
-        <w:spacing w:after="60"/>
+        <w:spacing w:line="360" w:lineRule="auto"/>
+        <w:ind w:firstLine="420"/>
       </w:pPr>
       <w:r>
         <w:rPr>
           <w:rFonts w:ascii="Times New Roman" w:hAnsi="Times New Roman" w:eastAsia="宋体"/>
           <w:b w:val="0"/>
           <w:i w:val="0"/>
+          <w:color w:val="000000"/>
           <w:sz w:val="21"/>
         </w:rPr>
-        <w:t>将 0–11kHz 均分为 10 个频带；保留能量高于「最大频带能量 − 50dB」的频带（N_sel 个），对归一化能量 p_i 计算 Shannon 熵并除以 ln(N_sel) 归一化，∈[0,1]。</w:t>
+        <w:t>将 0–11kHz 均分为 10 个频带；保留能量高于「最大频带能量 − 50dB」的频带（共 N_sel 个），对归一化能量 p_i 计算 Shannon 熵并除以 ln(N_sel) 归一化，∈[0,1]。</w:t>
       </w:r>
     </w:p>
     <w:p>
+      <w:pPr>
+        <w:spacing w:before="240" w:after="120"/>
+      </w:pPr>
       <w:r>
         <w:rPr>
-          <w:rFonts w:ascii="Times New Roman" w:hAnsi="Times New Roman" w:eastAsia="宋体"/>
+          <w:rFonts w:ascii="Times New Roman" w:hAnsi="Times New Roman" w:eastAsia="黑体"/>
           <w:b/>
           <w:i w:val="0"/>
-          <w:color w:val="22332A"/>
+          <w:color w:val="000000"/>
           <w:sz w:val="26"/>
         </w:rPr>
         <w:t>5.4 H —— 声学熵（Sueur et al., 2008）</w:t>
@@ -2043,40 +2951,224 @@
     </w:p>
     <w:p>
       <w:pPr>
-        <w:spacing w:before="80" w:after="80"/>
+        <w:spacing w:before="120" w:after="120"/>
         <w:jc w:val="center"/>
       </w:pPr>
-      <w:r>
-        <w:rPr>
-          <w:rFonts w:ascii="Times New Roman" w:hAnsi="Times New Roman" w:eastAsia="宋体"/>
-          <w:b/>
-          <w:i w:val="0"/>
-          <w:sz w:val="21"/>
-        </w:rPr>
-        <w:t>H = H_t × H_f ,   H_t = −Σ p_t ln p_t / ln N_t ,   H_f = −Σ p_f ln p_f / ln N_f</w:t>
-      </w:r>
+      <m:oMath>
+        <m:r>
+          <m:t>H=</m:t>
+        </m:r>
+        <m:sSub>
+          <m:e>
+            <m:r>
+              <m:t>H</m:t>
+            </m:r>
+          </m:e>
+          <m:sub>
+            <m:r>
+              <m:t>t</m:t>
+            </m:r>
+          </m:sub>
+        </m:sSub>
+        <m:r>
+          <m:t>·</m:t>
+        </m:r>
+        <m:sSub>
+          <m:e>
+            <m:r>
+              <m:t>H</m:t>
+            </m:r>
+          </m:e>
+          <m:sub>
+            <m:r>
+              <m:t>f</m:t>
+            </m:r>
+          </m:sub>
+        </m:sSub>
+        <m:r>
+          <m:t>,</m:t>
+        </m:r>
+        <m:sSub>
+          <m:e>
+            <m:r>
+              <m:t>H</m:t>
+            </m:r>
+          </m:e>
+          <m:sub>
+            <m:r>
+              <m:t>t</m:t>
+            </m:r>
+          </m:sub>
+        </m:sSub>
+        <m:r>
+          <m:t>=−</m:t>
+        </m:r>
+        <m:f>
+          <m:fPr>
+            <m:type m:val="bar"/>
+          </m:fPr>
+          <m:num>
+            <m:r>
+              <m:t>∑</m:t>
+            </m:r>
+            <m:sSub>
+              <m:e>
+                <m:r>
+                  <m:t>p</m:t>
+                </m:r>
+              </m:e>
+              <m:sub>
+                <m:r>
+                  <m:t>t</m:t>
+                </m:r>
+              </m:sub>
+            </m:sSub>
+            <m:r>
+              <m:rPr>
+                <m:sty m:val="p"/>
+              </m:rPr>
+              <m:t>ln</m:t>
+            </m:r>
+            <m:sSub>
+              <m:e>
+                <m:r>
+                  <m:t>p</m:t>
+                </m:r>
+              </m:e>
+              <m:sub>
+                <m:r>
+                  <m:t>t</m:t>
+                </m:r>
+              </m:sub>
+            </m:sSub>
+          </m:num>
+          <m:den>
+            <m:r>
+              <m:rPr>
+                <m:sty m:val="p"/>
+              </m:rPr>
+              <m:t>ln</m:t>
+            </m:r>
+            <m:sSub>
+              <m:e>
+                <m:r>
+                  <m:t>N</m:t>
+                </m:r>
+              </m:e>
+              <m:sub>
+                <m:r>
+                  <m:t>t</m:t>
+                </m:r>
+              </m:sub>
+            </m:sSub>
+          </m:den>
+        </m:f>
+        <m:r>
+          <m:t>,</m:t>
+        </m:r>
+        <m:sSub>
+          <m:e>
+            <m:r>
+              <m:t>H</m:t>
+            </m:r>
+          </m:e>
+          <m:sub>
+            <m:r>
+              <m:t>f</m:t>
+            </m:r>
+          </m:sub>
+        </m:sSub>
+        <m:r>
+          <m:t>=−</m:t>
+        </m:r>
+        <m:f>
+          <m:fPr>
+            <m:type m:val="bar"/>
+          </m:fPr>
+          <m:num>
+            <m:r>
+              <m:t>∑</m:t>
+            </m:r>
+            <m:sSub>
+              <m:e>
+                <m:r>
+                  <m:t>p</m:t>
+                </m:r>
+              </m:e>
+              <m:sub>
+                <m:r>
+                  <m:t>f</m:t>
+                </m:r>
+              </m:sub>
+            </m:sSub>
+            <m:r>
+              <m:rPr>
+                <m:sty m:val="p"/>
+              </m:rPr>
+              <m:t>ln</m:t>
+            </m:r>
+            <m:sSub>
+              <m:e>
+                <m:r>
+                  <m:t>p</m:t>
+                </m:r>
+              </m:e>
+              <m:sub>
+                <m:r>
+                  <m:t>f</m:t>
+                </m:r>
+              </m:sub>
+            </m:sSub>
+          </m:num>
+          <m:den>
+            <m:r>
+              <m:rPr>
+                <m:sty m:val="p"/>
+              </m:rPr>
+              <m:t>ln</m:t>
+            </m:r>
+            <m:sSub>
+              <m:e>
+                <m:r>
+                  <m:t>N</m:t>
+                </m:r>
+              </m:e>
+              <m:sub>
+                <m:r>
+                  <m:t>f</m:t>
+                </m:r>
+              </m:sub>
+            </m:sSub>
+          </m:den>
+        </m:f>
+      </m:oMath>
     </w:p>
     <w:p>
       <w:pPr>
-        <w:spacing w:after="60"/>
+        <w:spacing w:line="360" w:lineRule="auto"/>
+        <w:ind w:firstLine="420"/>
       </w:pPr>
       <w:r>
         <w:rPr>
           <w:rFonts w:ascii="Times New Roman" w:hAnsi="Times New Roman" w:eastAsia="宋体"/>
           <w:b w:val="0"/>
           <w:i w:val="0"/>
+          <w:color w:val="000000"/>
           <w:sz w:val="21"/>
         </w:rPr>
         <w:t>时间熵 H_t：10ms 短时 RMS 包络归一化后取 Shannon 熵；频谱熵 H_f：平均幅度谱归一化后取 Shannon 熵。乘积 ∈[0,1]，越接近 1 表示各声源分布越均衡。</w:t>
       </w:r>
     </w:p>
     <w:p>
+      <w:pPr>
+        <w:spacing w:before="240" w:after="120"/>
+      </w:pPr>
       <w:r>
         <w:rPr>
-          <w:rFonts w:ascii="Times New Roman" w:hAnsi="Times New Roman" w:eastAsia="宋体"/>
+          <w:rFonts w:ascii="Times New Roman" w:hAnsi="Times New Roman" w:eastAsia="黑体"/>
           <w:b/>
           <w:i w:val="0"/>
-          <w:color w:val="22332A"/>
+          <w:color w:val="000000"/>
           <w:sz w:val="26"/>
         </w:rPr>
         <w:t>5.5 频带功率</w:t>
@@ -2084,40 +3176,171 @@
     </w:p>
     <w:p>
       <w:pPr>
-        <w:spacing w:before="80" w:after="80"/>
+        <w:spacing w:before="120" w:after="120"/>
         <w:jc w:val="center"/>
       </w:pPr>
-      <w:r>
-        <w:rPr>
-          <w:rFonts w:ascii="Times New Roman" w:hAnsi="Times New Roman" w:eastAsia="宋体"/>
-          <w:b/>
-          <w:i w:val="0"/>
-          <w:sz w:val="21"/>
-        </w:rPr>
-        <w:t>E(f1,f2) = Σ_{f∈[f1,f2]} Σ_t |X(t,f)|²</w:t>
-      </w:r>
+      <m:oMath>
+        <m:r>
+          <m:t>E(</m:t>
+        </m:r>
+        <m:sSub>
+          <m:e>
+            <m:r>
+              <m:t>f</m:t>
+            </m:r>
+          </m:e>
+          <m:sub>
+            <m:r>
+              <m:t>1</m:t>
+            </m:r>
+          </m:sub>
+        </m:sSub>
+        <m:r>
+          <m:t>,</m:t>
+        </m:r>
+        <m:sSub>
+          <m:e>
+            <m:r>
+              <m:t>f</m:t>
+            </m:r>
+          </m:e>
+          <m:sub>
+            <m:r>
+              <m:t>2</m:t>
+            </m:r>
+          </m:sub>
+        </m:sSub>
+        <m:r>
+          <m:t>)=</m:t>
+        </m:r>
+        <m:nary>
+          <m:naryPr>
+            <m:chr m:val="∑"/>
+            <m:limLoc m:val="subSup"/>
+            <m:grow m:val="1"/>
+            <m:subHide m:val="off"/>
+            <m:supHide m:val="on"/>
+          </m:naryPr>
+          <m:sub>
+            <m:r>
+              <m:t>f∈[</m:t>
+            </m:r>
+            <m:sSub>
+              <m:e>
+                <m:r>
+                  <m:t>f</m:t>
+                </m:r>
+              </m:e>
+              <m:sub>
+                <m:r>
+                  <m:t>1</m:t>
+                </m:r>
+              </m:sub>
+            </m:sSub>
+            <m:r>
+              <m:t>,</m:t>
+            </m:r>
+            <m:sSub>
+              <m:e>
+                <m:r>
+                  <m:t>f</m:t>
+                </m:r>
+              </m:e>
+              <m:sub>
+                <m:r>
+                  <m:t>2</m:t>
+                </m:r>
+              </m:sub>
+            </m:sSub>
+            <m:r>
+              <m:t>]</m:t>
+            </m:r>
+          </m:sub>
+          <m:sup/>
+          <m:e>
+            <m:nary>
+              <m:naryPr>
+                <m:chr m:val="∑"/>
+                <m:limLoc m:val="subSup"/>
+                <m:grow m:val="1"/>
+                <m:subHide m:val="off"/>
+                <m:supHide m:val="on"/>
+              </m:naryPr>
+              <m:sub>
+                <m:r>
+                  <m:t>t</m:t>
+                </m:r>
+              </m:sub>
+              <m:sup/>
+              <m:e>
+                <m:sSup>
+                  <m:e>
+                    <m:d>
+                      <m:dPr>
+                        <m:begChr m:val="|"/>
+                        <m:sepChr m:val=""/>
+                        <m:endChr m:val="|"/>
+                      </m:dPr>
+                      <m:e>
+                        <m:r>
+                          <m:t>X</m:t>
+                        </m:r>
+                        <m:r>
+                          <m:t>(</m:t>
+                        </m:r>
+                        <m:r>
+                          <m:t>t</m:t>
+                        </m:r>
+                        <m:r>
+                          <m:t>,</m:t>
+                        </m:r>
+                        <m:r>
+                          <m:t>f</m:t>
+                        </m:r>
+                        <m:r>
+                          <m:t>)</m:t>
+                        </m:r>
+                      </m:e>
+                    </m:d>
+                  </m:e>
+                  <m:sup>
+                    <m:r>
+                      <m:t>2</m:t>
+                    </m:r>
+                  </m:sup>
+                </m:sSup>
+              </m:e>
+            </m:nary>
+          </m:e>
+        </m:nary>
+      </m:oMath>
     </w:p>
     <w:p>
       <w:pPr>
-        <w:spacing w:after="60"/>
+        <w:spacing w:line="360" w:lineRule="auto"/>
+        <w:ind w:firstLine="420"/>
       </w:pPr>
       <w:r>
         <w:rPr>
           <w:rFonts w:ascii="Times New Roman" w:hAnsi="Times New Roman" w:eastAsia="宋体"/>
           <w:b w:val="0"/>
           <w:i w:val="0"/>
+          <w:color w:val="000000"/>
           <w:sz w:val="21"/>
         </w:rPr>
         <w:t>作为 NDSI、ADI、噪声估计共用的基础量。</w:t>
       </w:r>
     </w:p>
     <w:p>
+      <w:pPr>
+        <w:spacing w:before="360" w:after="200"/>
+      </w:pPr>
       <w:r>
         <w:rPr>
-          <w:rFonts w:ascii="Times New Roman" w:hAnsi="Times New Roman" w:eastAsia="宋体"/>
+          <w:rFonts w:ascii="Times New Roman" w:hAnsi="Times New Roman" w:eastAsia="黑体"/>
           <w:b/>
           <w:i w:val="0"/>
-          <w:color w:val="1B5E3F"/>
+          <w:color w:val="000000"/>
           <w:sz w:val="32"/>
         </w:rPr>
         <w:t>六、人为噪声占比估计</w:t>
@@ -2125,28 +3348,118 @@
     </w:p>
     <w:p>
       <w:pPr>
-        <w:spacing w:before="80" w:after="80"/>
+        <w:spacing w:before="120" w:after="120"/>
         <w:jc w:val="center"/>
       </w:pPr>
-      <w:r>
-        <w:rPr>
-          <w:rFonts w:ascii="Times New Roman" w:hAnsi="Times New Roman" w:eastAsia="宋体"/>
-          <w:b/>
-          <w:i w:val="0"/>
-          <w:sz w:val="21"/>
-        </w:rPr>
-        <w:t>noise% = [ 0.65 × E_anthro/(E_anthro+E_bio) + 0.35 × (1 − activity) ] × 100%</w:t>
-      </w:r>
+      <m:oMath>
+        <m:r>
+          <m:rPr>
+            <m:sty m:val="p"/>
+          </m:rPr>
+          <m:t>noise</m:t>
+        </m:r>
+        <m:r>
+          <m:t>=</m:t>
+        </m:r>
+        <m:d>
+          <m:dPr>
+            <m:begChr m:val="["/>
+            <m:sepChr m:val="+"/>
+            <m:endChr m:val="]"/>
+          </m:dPr>
+          <m:e>
+            <m:r>
+              <m:t>0.65</m:t>
+            </m:r>
+            <m:f>
+              <m:fPr>
+                <m:type m:val="bar"/>
+              </m:fPr>
+              <m:num>
+                <m:sSub>
+                  <m:e>
+                    <m:r>
+                      <m:t>E</m:t>
+                    </m:r>
+                  </m:e>
+                  <m:sub>
+                    <m:r>
+                      <m:t>anthro</m:t>
+                    </m:r>
+                  </m:sub>
+                </m:sSub>
+              </m:num>
+              <m:den>
+                <m:sSub>
+                  <m:e>
+                    <m:r>
+                      <m:t>E</m:t>
+                    </m:r>
+                  </m:e>
+                  <m:sub>
+                    <m:r>
+                      <m:t>anthro</m:t>
+                    </m:r>
+                  </m:sub>
+                </m:sSub>
+                <m:r>
+                  <m:t>+</m:t>
+                </m:r>
+                <m:sSub>
+                  <m:e>
+                    <m:r>
+                      <m:t>E</m:t>
+                    </m:r>
+                  </m:e>
+                  <m:sub>
+                    <m:r>
+                      <m:t>bio</m:t>
+                    </m:r>
+                  </m:sub>
+                </m:sSub>
+              </m:den>
+            </m:f>
+          </m:e>
+          <m:e>
+            <m:r>
+              <m:t>0.35</m:t>
+            </m:r>
+            <m:d>
+              <m:dPr>
+                <m:sepChr m:val="−"/>
+              </m:dPr>
+              <m:e>
+                <m:r>
+                  <m:t>1</m:t>
+                </m:r>
+              </m:e>
+              <m:e>
+                <m:r>
+                  <m:rPr>
+                    <m:sty m:val="p"/>
+                  </m:rPr>
+                  <m:t>activity</m:t>
+                </m:r>
+              </m:e>
+            </m:d>
+          </m:e>
+        </m:d>
+        <m:r>
+          <m:t>×100%</m:t>
+        </m:r>
+      </m:oMath>
     </w:p>
     <w:p>
       <w:pPr>
-        <w:spacing w:after="60"/>
+        <w:spacing w:line="360" w:lineRule="auto"/>
+        <w:ind w:firstLine="420"/>
       </w:pPr>
       <w:r>
         <w:rPr>
           <w:rFonts w:ascii="Times New Roman" w:hAnsi="Times New Roman" w:eastAsia="宋体"/>
           <w:b w:val="0"/>
           <w:i w:val="0"/>
+          <w:color w:val="000000"/>
           <w:sz w:val="21"/>
         </w:rPr>
         <w:t>双信号融合：① 频谱比（1–2kHz 人为声带 vs 2–11kHz 生物声带的能量占比）；② 鸟声活动度（有鸟声 → 噪声低）。兼顾物理声谱与语义证据。</w:t>
@@ -2158,12 +3471,15 @@
       </w:r>
     </w:p>
     <w:p>
+      <w:pPr>
+        <w:spacing w:before="360" w:after="200"/>
+      </w:pPr>
       <w:r>
         <w:rPr>
-          <w:rFonts w:ascii="Times New Roman" w:hAnsi="Times New Roman" w:eastAsia="宋体"/>
+          <w:rFonts w:ascii="Times New Roman" w:hAnsi="Times New Roman" w:eastAsia="黑体"/>
           <w:b/>
           <w:i w:val="0"/>
-          <w:color w:val="1B5E3F"/>
+          <w:color w:val="000000"/>
           <w:sz w:val="32"/>
         </w:rPr>
         <w:t>七、宜居度耦合模型</w:t>
@@ -2171,13 +3487,15 @@
     </w:p>
     <w:p>
       <w:pPr>
-        <w:spacing w:after="60"/>
+        <w:spacing w:line="360" w:lineRule="auto"/>
+        <w:ind w:firstLine="420"/>
       </w:pPr>
       <w:r>
         <w:rPr>
           <w:rFonts w:ascii="Times New Roman" w:hAnsi="Times New Roman" w:eastAsia="宋体"/>
           <w:b w:val="0"/>
           <w:i w:val="0"/>
+          <w:color w:val="000000"/>
           <w:sz w:val="21"/>
         </w:rPr>
         <w:t>宜居度（0–100）由生物多样性维度 bio 与声环境质量维度 sound 加权合成：</w:t>
@@ -2185,26 +3503,46 @@
     </w:p>
     <w:p>
       <w:pPr>
-        <w:spacing w:before="80" w:after="80"/>
+        <w:spacing w:before="120" w:after="120"/>
         <w:jc w:val="center"/>
+      </w:pPr>
+      <m:oMath>
+        <m:r>
+          <m:rPr>
+            <m:sty m:val="p"/>
+          </m:rPr>
+          <m:t>score</m:t>
+        </m:r>
+        <m:r>
+          <m:t>=0.55</m:t>
+        </m:r>
+        <m:r>
+          <m:rPr>
+            <m:sty m:val="p"/>
+          </m:rPr>
+          <m:t>bio</m:t>
+        </m:r>
+        <m:r>
+          <m:t>+0.45</m:t>
+        </m:r>
+        <m:r>
+          <m:rPr>
+            <m:sty m:val="p"/>
+          </m:rPr>
+          <m:t>sound</m:t>
+        </m:r>
+      </m:oMath>
+    </w:p>
+    <w:p>
+      <w:pPr>
+        <w:spacing w:before="240" w:after="120"/>
       </w:pPr>
       <w:r>
         <w:rPr>
-          <w:rFonts w:ascii="Times New Roman" w:hAnsi="Times New Roman" w:eastAsia="宋体"/>
+          <w:rFonts w:ascii="Times New Roman" w:hAnsi="Times New Roman" w:eastAsia="黑体"/>
           <w:b/>
           <w:i w:val="0"/>
-          <w:sz w:val="21"/>
-        </w:rPr>
-        <w:t>score = 0.55 × bio + 0.45 × sound</w:t>
-      </w:r>
-    </w:p>
-    <w:p>
-      <w:r>
-        <w:rPr>
-          <w:rFonts w:ascii="Times New Roman" w:hAnsi="Times New Roman" w:eastAsia="宋体"/>
-          <w:b/>
-          <w:i w:val="0"/>
-          <w:color w:val="22332A"/>
+          <w:color w:val="000000"/>
           <w:sz w:val="26"/>
         </w:rPr>
         <w:t>7.1 生物多样性维度 bio</w:t>
@@ -2212,40 +3550,108 @@
     </w:p>
     <w:p>
       <w:pPr>
-        <w:spacing w:before="80" w:after="80"/>
+        <w:spacing w:before="120" w:after="120"/>
         <w:jc w:val="center"/>
       </w:pPr>
-      <w:r>
-        <w:rPr>
-          <w:rFonts w:ascii="Times New Roman" w:hAnsi="Times New Roman" w:eastAsia="宋体"/>
-          <w:b/>
-          <w:i w:val="0"/>
-          <w:sz w:val="21"/>
-        </w:rPr>
-        <w:t>bio = 18 + 16·ln(1 + n_sp) + 22·ADI + 7·conf̄ + 3·activity − 0.12·noise</w:t>
-      </w:r>
+      <m:oMath>
+        <m:r>
+          <m:rPr>
+            <m:sty m:val="p"/>
+          </m:rPr>
+          <m:t>bio</m:t>
+        </m:r>
+        <m:r>
+          <m:t>=18+16</m:t>
+        </m:r>
+        <m:r>
+          <m:rPr>
+            <m:sty m:val="p"/>
+          </m:rPr>
+          <m:t>ln</m:t>
+        </m:r>
+        <m:r>
+          <m:t>(1+</m:t>
+        </m:r>
+        <m:sSub>
+          <m:e>
+            <m:r>
+              <m:t>n</m:t>
+            </m:r>
+          </m:e>
+          <m:sub>
+            <m:r>
+              <m:t>sp</m:t>
+            </m:r>
+          </m:sub>
+        </m:sSub>
+        <m:r>
+          <m:t>)+22</m:t>
+        </m:r>
+        <m:r>
+          <m:rPr>
+            <m:sty m:val="p"/>
+          </m:rPr>
+          <m:t>ADI</m:t>
+        </m:r>
+        <m:r>
+          <m:t>+7</m:t>
+        </m:r>
+        <m:acc>
+          <m:accPr>
+            <m:chr m:val="―"/>
+          </m:accPr>
+          <m:e>
+            <m:r>
+              <m:t>conf</m:t>
+            </m:r>
+          </m:e>
+        </m:acc>
+        <m:r>
+          <m:t>+3</m:t>
+        </m:r>
+        <m:r>
+          <m:rPr>
+            <m:sty m:val="p"/>
+          </m:rPr>
+          <m:t>activity</m:t>
+        </m:r>
+        <m:r>
+          <m:t>−0.12</m:t>
+        </m:r>
+        <m:r>
+          <m:rPr>
+            <m:sty m:val="p"/>
+          </m:rPr>
+          <m:t>noise</m:t>
+        </m:r>
+      </m:oMath>
     </w:p>
     <w:p>
       <w:pPr>
-        <w:spacing w:after="60"/>
+        <w:spacing w:line="360" w:lineRule="auto"/>
+        <w:ind w:firstLine="420"/>
       </w:pPr>
       <w:r>
         <w:rPr>
           <w:rFonts w:ascii="Times New Roman" w:hAnsi="Times New Roman" w:eastAsia="宋体"/>
           <w:b w:val="0"/>
           <w:i w:val="0"/>
+          <w:color w:val="000000"/>
           <w:sz w:val="21"/>
         </w:rPr>
         <w:t>n_sp：识别物种数（对数饱和）；ADI：声学多样性；conf̄：物种平均置信度；activity：鸟声活动度；noise：噪声占比（噪声掩蔽鸟声、压缩栖息空间，线性折减）。截断至 [0,100]。</w:t>
       </w:r>
     </w:p>
     <w:p>
+      <w:pPr>
+        <w:spacing w:before="240" w:after="120"/>
+      </w:pPr>
       <w:r>
         <w:rPr>
-          <w:rFonts w:ascii="Times New Roman" w:hAnsi="Times New Roman" w:eastAsia="宋体"/>
+          <w:rFonts w:ascii="Times New Roman" w:hAnsi="Times New Roman" w:eastAsia="黑体"/>
           <w:b/>
           <w:i w:val="0"/>
-          <w:color w:val="22332A"/>
+          <w:color w:val="000000"/>
           <w:sz w:val="26"/>
         </w:rPr>
         <w:t>7.2 声环境质量维度 sound</w:t>
@@ -2253,40 +3659,104 @@
     </w:p>
     <w:p>
       <w:pPr>
-        <w:spacing w:before="80" w:after="80"/>
+        <w:spacing w:before="120" w:after="120"/>
         <w:jc w:val="center"/>
       </w:pPr>
-      <w:r>
-        <w:rPr>
-          <w:rFonts w:ascii="Times New Roman" w:hAnsi="Times New Roman" w:eastAsia="宋体"/>
-          <w:b/>
-          <w:i w:val="0"/>
-          <w:sz w:val="21"/>
-        </w:rPr>
-        <w:t>sound = 10 + 30·(NDSI+1)/2 + 22·H + 18·(1 − noise/100)</w:t>
-      </w:r>
+      <m:oMath>
+        <m:r>
+          <m:rPr>
+            <m:sty m:val="p"/>
+          </m:rPr>
+          <m:t>sound</m:t>
+        </m:r>
+        <m:r>
+          <m:t>=10+30</m:t>
+        </m:r>
+        <m:f>
+          <m:fPr>
+            <m:type m:val="bar"/>
+          </m:fPr>
+          <m:num>
+            <m:r>
+              <m:rPr>
+                <m:sty m:val="p"/>
+              </m:rPr>
+              <m:t>NDSI</m:t>
+            </m:r>
+            <m:r>
+              <m:t>+1</m:t>
+            </m:r>
+          </m:num>
+          <m:den>
+            <m:r>
+              <m:t>2</m:t>
+            </m:r>
+          </m:den>
+        </m:f>
+        <m:r>
+          <m:t>+22</m:t>
+        </m:r>
+        <m:r>
+          <m:t>H+18</m:t>
+        </m:r>
+        <m:d>
+          <m:dPr>
+            <m:sepChr m:val="−"/>
+          </m:dPr>
+          <m:e>
+            <m:r>
+              <m:t>1</m:t>
+            </m:r>
+          </m:e>
+          <m:e>
+            <m:f>
+              <m:fPr>
+                <m:type m:val="bar"/>
+              </m:fPr>
+              <m:num>
+                <m:r>
+                  <m:rPr>
+                    <m:sty m:val="p"/>
+                  </m:rPr>
+                  <m:t>noise</m:t>
+                </m:r>
+              </m:num>
+              <m:den>
+                <m:r>
+                  <m:t>100</m:t>
+                </m:r>
+              </m:den>
+            </m:f>
+          </m:e>
+        </m:d>
+      </m:oMath>
     </w:p>
     <w:p>
       <w:pPr>
-        <w:spacing w:after="60"/>
+        <w:spacing w:line="360" w:lineRule="auto"/>
+        <w:ind w:firstLine="420"/>
       </w:pPr>
       <w:r>
         <w:rPr>
           <w:rFonts w:ascii="Times New Roman" w:hAnsi="Times New Roman" w:eastAsia="宋体"/>
           <w:b w:val="0"/>
           <w:i w:val="0"/>
+          <w:color w:val="000000"/>
           <w:sz w:val="21"/>
         </w:rPr>
         <w:t>NDSI（归一化声景）、H（声学熵）、noise（噪声）三项耦合，截断至 [0,100]。</w:t>
       </w:r>
     </w:p>
     <w:p>
+      <w:pPr>
+        <w:spacing w:before="240" w:after="120"/>
+      </w:pPr>
       <w:r>
         <w:rPr>
-          <w:rFonts w:ascii="Times New Roman" w:hAnsi="Times New Roman" w:eastAsia="宋体"/>
+          <w:rFonts w:ascii="Times New Roman" w:hAnsi="Times New Roman" w:eastAsia="黑体"/>
           <w:b/>
           <w:i w:val="0"/>
-          <w:color w:val="22332A"/>
+          <w:color w:val="000000"/>
           <w:sz w:val="26"/>
         </w:rPr>
         <w:t>7.3 等级阈值</w:t>
@@ -2294,26 +3764,30 @@
     </w:p>
     <w:p>
       <w:pPr>
-        <w:spacing w:before="80" w:after="80"/>
-        <w:jc w:val="center"/>
+        <w:spacing w:line="360" w:lineRule="auto"/>
+        <w:ind w:firstLine="420"/>
       </w:pPr>
       <w:r>
         <w:rPr>
           <w:rFonts w:ascii="Times New Roman" w:hAnsi="Times New Roman" w:eastAsia="宋体"/>
-          <w:b/>
+          <w:b w:val="0"/>
           <w:i w:val="0"/>
+          <w:color w:val="000000"/>
           <w:sz w:val="21"/>
         </w:rPr>
-        <w:t>score ≥ 70 → 宜居(Good)；50 ≤ score &lt; 70 → 一般(Moderate)；score &lt; 50 → 受压(Stressed)</w:t>
+        <w:t>score ≥ 70 → 宜居（Good）；50 ≤ score &lt; 70 → 一般（Moderate）；score &lt; 50 → 受压（Stressed）。</w:t>
       </w:r>
     </w:p>
     <w:p>
+      <w:pPr>
+        <w:spacing w:before="240" w:after="120"/>
+      </w:pPr>
       <w:r>
         <w:rPr>
-          <w:rFonts w:ascii="Times New Roman" w:hAnsi="Times New Roman" w:eastAsia="宋体"/>
+          <w:rFonts w:ascii="Times New Roman" w:hAnsi="Times New Roman" w:eastAsia="黑体"/>
           <w:b/>
           <w:i w:val="0"/>
-          <w:color w:val="22332A"/>
+          <w:color w:val="000000"/>
           <w:sz w:val="26"/>
         </w:rPr>
         <w:t>7.4 置信度合成</w:t>
@@ -2321,40 +3795,141 @@
     </w:p>
     <w:p>
       <w:pPr>
-        <w:spacing w:before="80" w:after="80"/>
+        <w:spacing w:before="120" w:after="120"/>
         <w:jc w:val="center"/>
       </w:pPr>
-      <w:r>
-        <w:rPr>
-          <w:rFonts w:ascii="Times New Roman" w:hAnsi="Times New Roman" w:eastAsia="宋体"/>
-          <w:b/>
-          <w:i w:val="0"/>
-          <w:sz w:val="21"/>
-        </w:rPr>
-        <w:t>confidence = 0.35·activity + 0.30·conf̄ + 0.20·min(1, n_sp/3) + 0.15·min(1, dur/30)</w:t>
-      </w:r>
+      <m:oMath>
+        <m:r>
+          <m:rPr>
+            <m:sty m:val="p"/>
+          </m:rPr>
+          <m:t>confidence</m:t>
+        </m:r>
+        <m:r>
+          <m:t>=0.35</m:t>
+        </m:r>
+        <m:r>
+          <m:rPr>
+            <m:sty m:val="p"/>
+          </m:rPr>
+          <m:t>activity</m:t>
+        </m:r>
+        <m:r>
+          <m:t>+0.30</m:t>
+        </m:r>
+        <m:acc>
+          <m:accPr>
+            <m:chr m:val="―"/>
+          </m:accPr>
+          <m:e>
+            <m:r>
+              <m:t>conf</m:t>
+            </m:r>
+          </m:e>
+        </m:acc>
+        <m:r>
+          <m:t>+0.20</m:t>
+        </m:r>
+        <m:r>
+          <m:t>min</m:t>
+        </m:r>
+        <m:d>
+          <m:dPr>
+            <m:sepChr m:val=","/>
+          </m:dPr>
+          <m:e>
+            <m:r>
+              <m:t>1</m:t>
+            </m:r>
+          </m:e>
+          <m:e>
+            <m:f>
+              <m:fPr>
+                <m:type m:val="bar"/>
+              </m:fPr>
+              <m:num>
+                <m:sSub>
+                  <m:e>
+                    <m:r>
+                      <m:t>n</m:t>
+                    </m:r>
+                  </m:e>
+                  <m:sub>
+                    <m:r>
+                      <m:t>sp</m:t>
+                    </m:r>
+                  </m:sub>
+                </m:sSub>
+              </m:num>
+              <m:den>
+                <m:r>
+                  <m:t>3</m:t>
+                </m:r>
+              </m:den>
+            </m:f>
+          </m:e>
+        </m:d>
+        <m:r>
+          <m:t>+0.15</m:t>
+        </m:r>
+        <m:r>
+          <m:t>min</m:t>
+        </m:r>
+        <m:d>
+          <m:dPr>
+            <m:sepChr m:val=","/>
+          </m:dPr>
+          <m:e>
+            <m:r>
+              <m:t>1</m:t>
+            </m:r>
+          </m:e>
+          <m:e>
+            <m:f>
+              <m:fPr>
+                <m:type m:val="bar"/>
+              </m:fPr>
+              <m:num>
+                <m:r>
+                  <m:t>dur</m:t>
+                </m:r>
+              </m:num>
+              <m:den>
+                <m:r>
+                  <m:t>30</m:t>
+                </m:r>
+              </m:den>
+            </m:f>
+          </m:e>
+        </m:d>
+      </m:oMath>
     </w:p>
     <w:p>
       <w:pPr>
-        <w:spacing w:after="60"/>
+        <w:spacing w:line="360" w:lineRule="auto"/>
+        <w:ind w:firstLine="420"/>
       </w:pPr>
       <w:r>
         <w:rPr>
           <w:rFonts w:ascii="Times New Roman" w:hAnsi="Times New Roman" w:eastAsia="宋体"/>
           <w:b w:val="0"/>
           <w:i w:val="0"/>
+          <w:color w:val="000000"/>
           <w:sz w:val="21"/>
         </w:rPr>
         <w:t>四路输入：鸟声活动度、识别平均置信度、物种证据充分度（3 种封顶）、采样时长充分度（30s 封顶）。置信度标签：≥0.6 高 / ≥0.4 中 / &lt;0.4 低。</w:t>
       </w:r>
     </w:p>
     <w:p>
+      <w:pPr>
+        <w:spacing w:before="360" w:after="200"/>
+      </w:pPr>
       <w:r>
         <w:rPr>
-          <w:rFonts w:ascii="Times New Roman" w:hAnsi="Times New Roman" w:eastAsia="宋体"/>
+          <w:rFonts w:ascii="Times New Roman" w:hAnsi="Times New Roman" w:eastAsia="黑体"/>
           <w:b/>
           <w:i w:val="0"/>
-          <w:color w:val="1B5E3F"/>
+          <w:color w:val="000000"/>
           <w:sz w:val="32"/>
         </w:rPr>
         <w:t>八、时间热力图</w:t>
@@ -2362,13 +3937,15 @@
     </w:p>
     <w:p>
       <w:pPr>
-        <w:spacing w:after="60"/>
+        <w:spacing w:line="360" w:lineRule="auto"/>
+        <w:ind w:firstLine="420"/>
       </w:pPr>
       <w:r>
         <w:rPr>
           <w:rFonts w:ascii="Times New Roman" w:hAnsi="Times New Roman" w:eastAsia="宋体"/>
           <w:b w:val="0"/>
           <w:i w:val="0"/>
+          <w:color w:val="000000"/>
           <w:sz w:val="21"/>
         </w:rPr>
         <w:t>将 STFT 幅度谱按时间 × 频段分箱映射为 4×12 网格（4 个频段 × 12 个时间片），颜色编码能量强度，供用户直观理解「何时、哪个频段有鸟声」；该矩阵同样存储于分析结果，作为展示型数据（非科学计算主路径）。</w:t>
@@ -2380,24 +3957,30 @@
       </w:r>
     </w:p>
     <w:p>
+      <w:pPr>
+        <w:spacing w:before="360" w:after="200"/>
+      </w:pPr>
       <w:r>
         <w:rPr>
-          <w:rFonts w:ascii="Times New Roman" w:hAnsi="Times New Roman" w:eastAsia="宋体"/>
+          <w:rFonts w:ascii="Times New Roman" w:hAnsi="Times New Roman" w:eastAsia="黑体"/>
           <w:b/>
           <w:i w:val="0"/>
-          <w:color w:val="1B5E3F"/>
+          <w:color w:val="000000"/>
           <w:sz w:val="32"/>
         </w:rPr>
         <w:t>九、公共地图系统</w:t>
       </w:r>
     </w:p>
     <w:p>
+      <w:pPr>
+        <w:spacing w:before="240" w:after="120"/>
+      </w:pPr>
       <w:r>
         <w:rPr>
-          <w:rFonts w:ascii="Times New Roman" w:hAnsi="Times New Roman" w:eastAsia="宋体"/>
+          <w:rFonts w:ascii="Times New Roman" w:hAnsi="Times New Roman" w:eastAsia="黑体"/>
           <w:b/>
           <w:i w:val="0"/>
-          <w:color w:val="22332A"/>
+          <w:color w:val="000000"/>
           <w:sz w:val="26"/>
         </w:rPr>
         <w:t>9.1 聚合键 cluster_key</w:t>
@@ -2405,40 +3988,68 @@
     </w:p>
     <w:p>
       <w:pPr>
-        <w:spacing w:before="80" w:after="80"/>
+        <w:spacing w:before="120" w:after="120"/>
         <w:jc w:val="center"/>
       </w:pPr>
-      <w:r>
-        <w:rPr>
-          <w:rFonts w:ascii="Times New Roman" w:hAnsi="Times New Roman" w:eastAsia="宋体"/>
-          <w:b/>
-          <w:i w:val="0"/>
-          <w:sz w:val="21"/>
-        </w:rPr>
-        <w:t>cluster_key = region_name | grid_hash(lat, lng)</w:t>
-      </w:r>
+      <m:oMath>
+        <m:r>
+          <m:rPr>
+            <m:sty m:val="p"/>
+          </m:rPr>
+          <m:t>cluster_key</m:t>
+        </m:r>
+        <m:r>
+          <m:t>=</m:t>
+        </m:r>
+        <m:r>
+          <m:rPr>
+            <m:sty m:val="p"/>
+          </m:rPr>
+          <m:t>region_name</m:t>
+        </m:r>
+        <m:r>
+          <m:t>∣</m:t>
+        </m:r>
+        <m:r>
+          <m:rPr>
+            <m:sty m:val="p"/>
+          </m:rPr>
+          <m:t>grid_hash</m:t>
+        </m:r>
+        <m:r>
+          <m:t>(lat,</m:t>
+        </m:r>
+        <m:r>
+          <m:t>lng)</m:t>
+        </m:r>
+      </m:oMath>
     </w:p>
     <w:p>
       <w:pPr>
-        <w:spacing w:after="60"/>
+        <w:spacing w:line="360" w:lineRule="auto"/>
+        <w:ind w:firstLine="420"/>
       </w:pPr>
       <w:r>
         <w:rPr>
           <w:rFonts w:ascii="Times New Roman" w:hAnsi="Times New Roman" w:eastAsia="宋体"/>
           <w:b w:val="0"/>
           <w:i w:val="0"/>
+          <w:color w:val="000000"/>
           <w:sz w:val="21"/>
         </w:rPr>
         <w:t>同一地区名 + 相近坐标（网格哈希）的记录自动聚合成一个聚合点；同点多次采样保留为多条样本（支持趋势分析）。</w:t>
       </w:r>
     </w:p>
     <w:p>
+      <w:pPr>
+        <w:spacing w:before="240" w:after="120"/>
+      </w:pPr>
       <w:r>
         <w:rPr>
-          <w:rFonts w:ascii="Times New Roman" w:hAnsi="Times New Roman" w:eastAsia="宋体"/>
+          <w:rFonts w:ascii="Times New Roman" w:hAnsi="Times New Roman" w:eastAsia="黑体"/>
           <w:b/>
           <w:i w:val="0"/>
-          <w:color w:val="22332A"/>
+          <w:color w:val="000000"/>
           <w:sz w:val="26"/>
         </w:rPr>
         <w:t>9.2 加权聚合</w:t>
@@ -2446,40 +4057,159 @@
     </w:p>
     <w:p>
       <w:pPr>
-        <w:spacing w:before="80" w:after="80"/>
+        <w:spacing w:before="120" w:after="120"/>
         <w:jc w:val="center"/>
       </w:pPr>
-      <w:r>
-        <w:rPr>
-          <w:rFonts w:ascii="Times New Roman" w:hAnsi="Times New Roman" w:eastAsia="宋体"/>
-          <w:b/>
-          <w:i w:val="0"/>
-          <w:sz w:val="21"/>
-        </w:rPr>
-        <w:t>score = Σ(score_i × max(conf_i, ε)) / Σ max(conf_i, ε) ,   ε = 0.01</w:t>
-      </w:r>
+      <m:oMath>
+        <m:r>
+          <m:rPr>
+            <m:sty m:val="p"/>
+          </m:rPr>
+          <m:t>score</m:t>
+        </m:r>
+        <m:r>
+          <m:t>=</m:t>
+        </m:r>
+        <m:f>
+          <m:fPr>
+            <m:type m:val="bar"/>
+          </m:fPr>
+          <m:num>
+            <m:nary>
+              <m:naryPr>
+                <m:chr m:val="∑"/>
+                <m:limLoc m:val="subSup"/>
+                <m:grow m:val="1"/>
+                <m:subHide m:val="off"/>
+                <m:supHide m:val="on"/>
+              </m:naryPr>
+              <m:sub>
+                <m:r>
+                  <m:t>i</m:t>
+                </m:r>
+              </m:sub>
+              <m:sup/>
+              <m:e>
+                <m:sSub>
+                  <m:e>
+                    <m:r>
+                      <m:rPr>
+                        <m:sty m:val="p"/>
+                      </m:rPr>
+                      <m:t>score</m:t>
+                    </m:r>
+                  </m:e>
+                  <m:sub>
+                    <m:r>
+                      <m:t>i</m:t>
+                    </m:r>
+                  </m:sub>
+                </m:sSub>
+              </m:e>
+            </m:nary>
+            <m:r>
+              <m:t>·max(</m:t>
+            </m:r>
+            <m:sSub>
+              <m:e>
+                <m:r>
+                  <m:rPr>
+                    <m:sty m:val="p"/>
+                  </m:rPr>
+                  <m:t>conf</m:t>
+                </m:r>
+              </m:e>
+              <m:sub>
+                <m:r>
+                  <m:t>i</m:t>
+                </m:r>
+              </m:sub>
+            </m:sSub>
+            <m:r>
+              <m:t>,</m:t>
+            </m:r>
+            <m:r>
+              <m:t>ε)</m:t>
+            </m:r>
+          </m:num>
+          <m:den>
+            <m:nary>
+              <m:naryPr>
+                <m:chr m:val="∑"/>
+                <m:limLoc m:val="subSup"/>
+                <m:grow m:val="1"/>
+                <m:subHide m:val="off"/>
+                <m:supHide m:val="on"/>
+              </m:naryPr>
+              <m:sub>
+                <m:r>
+                  <m:t>i</m:t>
+                </m:r>
+              </m:sub>
+              <m:sup/>
+              <m:e>
+                <m:r>
+                  <m:t>max(</m:t>
+                </m:r>
+              </m:e>
+            </m:nary>
+            <m:sSub>
+              <m:e>
+                <m:r>
+                  <m:rPr>
+                    <m:sty m:val="p"/>
+                  </m:rPr>
+                  <m:t>conf</m:t>
+                </m:r>
+              </m:e>
+              <m:sub>
+                <m:r>
+                  <m:t>i</m:t>
+                </m:r>
+              </m:sub>
+            </m:sSub>
+            <m:r>
+              <m:t>,</m:t>
+            </m:r>
+            <m:r>
+              <m:t>ε)</m:t>
+            </m:r>
+          </m:den>
+        </m:f>
+        <m:r>
+          <m:t>,</m:t>
+        </m:r>
+        <m:r>
+          <m:t>ε=0.01</m:t>
+        </m:r>
+      </m:oMath>
     </w:p>
     <w:p>
       <w:pPr>
-        <w:spacing w:after="60"/>
+        <w:spacing w:line="360" w:lineRule="auto"/>
+        <w:ind w:firstLine="420"/>
       </w:pPr>
       <w:r>
         <w:rPr>
           <w:rFonts w:ascii="Times New Roman" w:hAnsi="Times New Roman" w:eastAsia="宋体"/>
           <w:b w:val="0"/>
           <w:i w:val="0"/>
+          <w:color w:val="000000"/>
           <w:sz w:val="21"/>
         </w:rPr>
         <w:t>以置信度为权重的加权宜居度均值（低置信度记录权重被压缩）；confidenceAvg 为算术均值；scoreMin/scoreMax 取样本极值；n 为样本数。</w:t>
       </w:r>
     </w:p>
     <w:p>
+      <w:pPr>
+        <w:spacing w:before="240" w:after="120"/>
+      </w:pPr>
       <w:r>
         <w:rPr>
-          <w:rFonts w:ascii="Times New Roman" w:hAnsi="Times New Roman" w:eastAsia="宋体"/>
+          <w:rFonts w:ascii="Times New Roman" w:hAnsi="Times New Roman" w:eastAsia="黑体"/>
           <w:b/>
           <w:i w:val="0"/>
-          <w:color w:val="22332A"/>
+          <w:color w:val="000000"/>
           <w:sz w:val="26"/>
         </w:rPr>
         <w:t>9.3 确定性坐标模糊（隐私）</w:t>
@@ -2487,55 +4217,169 @@
     </w:p>
     <w:p>
       <w:pPr>
-        <w:spacing w:before="80" w:after="80"/>
+        <w:spacing w:before="120" w:after="120"/>
         <w:jc w:val="center"/>
       </w:pPr>
-      <w:r>
-        <w:rPr>
-          <w:rFonts w:ascii="Times New Roman" w:hAnsi="Times New Roman" w:eastAsia="宋体"/>
-          <w:b/>
-          <w:i w:val="0"/>
-          <w:sz w:val="21"/>
-        </w:rPr>
-        <w:t>Δ = sha256(key) 前 8 字节 → 两个 [0,1) 随机数 r1, r2</w:t>
-      </w:r>
+      <m:oMath>
+        <m:r>
+          <m:t>Δ=</m:t>
+        </m:r>
+        <m:r>
+          <m:rPr>
+            <m:sty m:val="p"/>
+          </m:rPr>
+          <m:t>sha</m:t>
+        </m:r>
+        <m:r>
+          <m:t>256</m:t>
+        </m:r>
+        <m:r>
+          <m:t>(</m:t>
+        </m:r>
+        <m:r>
+          <m:rPr>
+            <m:sty m:val="p"/>
+          </m:rPr>
+          <m:t>key</m:t>
+        </m:r>
+        <m:r>
+          <m:t>)[0:8]⇒</m:t>
+        </m:r>
+        <m:sSub>
+          <m:e>
+            <m:r>
+              <m:t>r</m:t>
+            </m:r>
+          </m:e>
+          <m:sub>
+            <m:r>
+              <m:t>1</m:t>
+            </m:r>
+          </m:sub>
+        </m:sSub>
+        <m:r>
+          <m:t>,</m:t>
+        </m:r>
+        <m:sSub>
+          <m:e>
+            <m:r>
+              <m:t>r</m:t>
+            </m:r>
+          </m:e>
+          <m:sub>
+            <m:r>
+              <m:t>2</m:t>
+            </m:r>
+          </m:sub>
+        </m:sSub>
+        <m:r>
+          <m:t>∈[0,1)</m:t>
+        </m:r>
+      </m:oMath>
     </w:p>
     <w:p>
       <w:pPr>
-        <w:spacing w:before="80" w:after="80"/>
+        <w:spacing w:before="120" w:after="120"/>
         <w:jc w:val="center"/>
       </w:pPr>
-      <w:r>
-        <w:rPr>
-          <w:rFonts w:ascii="Times New Roman" w:hAnsi="Times New Roman" w:eastAsia="宋体"/>
-          <w:b/>
-          <w:i w:val="0"/>
-          <w:sz w:val="21"/>
-        </w:rPr>
-        <w:t>lat′ = lat + (r1 − 0.5)·2·JITTER ,   lng′ = lng + (r2 − 0.5)·2·JITTER ,   JITTER ≈ ±250m</w:t>
-      </w:r>
+      <m:oMath>
+        <m:r>
+          <m:t>la</m:t>
+        </m:r>
+        <m:sSup>
+          <m:e>
+            <m:r>
+              <m:t>t</m:t>
+            </m:r>
+          </m:e>
+          <m:sup>
+            <m:r>
+              <m:t>′</m:t>
+            </m:r>
+          </m:sup>
+        </m:sSup>
+        <m:r>
+          <m:t>=lat+(</m:t>
+        </m:r>
+        <m:sSub>
+          <m:e>
+            <m:r>
+              <m:t>r</m:t>
+            </m:r>
+          </m:e>
+          <m:sub>
+            <m:r>
+              <m:t>1</m:t>
+            </m:r>
+          </m:sub>
+        </m:sSub>
+        <m:r>
+          <m:t>−0.5)·2J,</m:t>
+        </m:r>
+        <m:r>
+          <m:t>ln</m:t>
+        </m:r>
+        <m:sSup>
+          <m:e>
+            <m:r>
+              <m:t>g</m:t>
+            </m:r>
+          </m:e>
+          <m:sup>
+            <m:r>
+              <m:t>′</m:t>
+            </m:r>
+          </m:sup>
+        </m:sSup>
+        <m:r>
+          <m:t>=lng+(</m:t>
+        </m:r>
+        <m:sSub>
+          <m:e>
+            <m:r>
+              <m:t>r</m:t>
+            </m:r>
+          </m:e>
+          <m:sub>
+            <m:r>
+              <m:t>2</m:t>
+            </m:r>
+          </m:sub>
+        </m:sSub>
+        <m:r>
+          <m:t>−0.5)·2J,</m:t>
+        </m:r>
+        <m:r>
+          <m:t>J≈±250m</m:t>
+        </m:r>
+      </m:oMath>
     </w:p>
     <w:p>
       <w:pPr>
-        <w:spacing w:after="60"/>
+        <w:spacing w:line="360" w:lineRule="auto"/>
+        <w:ind w:firstLine="420"/>
       </w:pPr>
       <w:r>
         <w:rPr>
           <w:rFonts w:ascii="Times New Roman" w:hAnsi="Times New Roman" w:eastAsia="宋体"/>
           <w:b w:val="0"/>
           <w:i w:val="0"/>
+          <w:color w:val="000000"/>
           <w:sz w:val="21"/>
         </w:rPr>
         <w:t>同一 key 每次结果一致（刷新不抖动）；模糊量 ≤ ±250m，精确采样位置不可逆。</w:t>
       </w:r>
     </w:p>
     <w:p>
+      <w:pPr>
+        <w:spacing w:before="240" w:after="120"/>
+      </w:pPr>
       <w:r>
         <w:rPr>
-          <w:rFonts w:ascii="Times New Roman" w:hAnsi="Times New Roman" w:eastAsia="宋体"/>
+          <w:rFonts w:ascii="Times New Roman" w:hAnsi="Times New Roman" w:eastAsia="黑体"/>
           <w:b/>
           <w:i w:val="0"/>
-          <w:color w:val="22332A"/>
+          <w:color w:val="000000"/>
           <w:sz w:val="26"/>
         </w:rPr>
         <w:t>9.4 隐私设计清单</w:t>
@@ -2544,13 +4388,14 @@
     <w:p>
       <w:pPr>
         <w:pStyle w:val="ListBullet"/>
-        <w:spacing w:after="40"/>
+        <w:spacing w:line="360" w:lineRule="auto" w:after="40"/>
       </w:pPr>
       <w:r>
         <w:rPr>
           <w:rFonts w:ascii="Times New Roman" w:hAnsi="Times New Roman" w:eastAsia="宋体"/>
           <w:b w:val="0"/>
           <w:i w:val="0"/>
+          <w:color w:val="000000"/>
           <w:sz w:val="21"/>
         </w:rPr>
         <w:t>公共接口不返回精确坐标（仅模糊后 lat/lng）与用户 ID；</w:t>
@@ -2559,13 +4404,14 @@
     <w:p>
       <w:pPr>
         <w:pStyle w:val="ListBullet"/>
-        <w:spacing w:after="40"/>
+        <w:spacing w:line="360" w:lineRule="auto" w:after="40"/>
       </w:pPr>
       <w:r>
         <w:rPr>
           <w:rFonts w:ascii="Times New Roman" w:hAnsi="Times New Roman" w:eastAsia="宋体"/>
           <w:b w:val="0"/>
           <w:i w:val="0"/>
+          <w:color w:val="000000"/>
           <w:sz w:val="21"/>
         </w:rPr>
         <w:t>样本仅公开：匿名昵称 + 日期（到天）+ 评分 + 噪声 + 鸟种；</w:t>
@@ -2574,25 +4420,29 @@
     <w:p>
       <w:pPr>
         <w:pStyle w:val="ListBullet"/>
-        <w:spacing w:after="40"/>
+        <w:spacing w:line="360" w:lineRule="auto" w:after="40"/>
       </w:pPr>
       <w:r>
         <w:rPr>
           <w:rFonts w:ascii="Times New Roman" w:hAnsi="Times New Roman" w:eastAsia="宋体"/>
           <w:b w:val="0"/>
           <w:i w:val="0"/>
+          <w:color w:val="000000"/>
           <w:sz w:val="21"/>
         </w:rPr>
         <w:t>删除需登录且本人校验（user_id 匹配），他人 403。</w:t>
       </w:r>
     </w:p>
     <w:p>
+      <w:pPr>
+        <w:spacing w:before="360" w:after="200"/>
+      </w:pPr>
       <w:r>
         <w:rPr>
-          <w:rFonts w:ascii="Times New Roman" w:hAnsi="Times New Roman" w:eastAsia="宋体"/>
+          <w:rFonts w:ascii="Times New Roman" w:hAnsi="Times New Roman" w:eastAsia="黑体"/>
           <w:b/>
           <w:i w:val="0"/>
-          <w:color w:val="1B5E3F"/>
+          <w:color w:val="000000"/>
           <w:sz w:val="32"/>
         </w:rPr>
         <w:t>十、数据看板与统计</w:t>
@@ -2600,13 +4450,15 @@
     </w:p>
     <w:p>
       <w:pPr>
-        <w:spacing w:after="60"/>
+        <w:spacing w:line="360" w:lineRule="auto"/>
+        <w:ind w:firstLine="420"/>
       </w:pPr>
       <w:r>
         <w:rPr>
           <w:rFonts w:ascii="Times New Roman" w:hAnsi="Times New Roman" w:eastAsia="宋体"/>
           <w:b w:val="0"/>
           <w:i w:val="0"/>
+          <w:color w:val="000000"/>
           <w:sz w:val="21"/>
         </w:rPr>
         <w:t>GET /api/public/stats 聚合输出：</w:t>
@@ -2615,13 +4467,14 @@
     <w:p>
       <w:pPr>
         <w:pStyle w:val="ListBullet"/>
-        <w:spacing w:after="40"/>
+        <w:spacing w:line="360" w:lineRule="auto" w:after="40"/>
       </w:pPr>
       <w:r>
         <w:rPr>
           <w:rFonts w:ascii="Times New Roman" w:hAnsi="Times New Roman" w:eastAsia="宋体"/>
           <w:b w:val="0"/>
           <w:i w:val="0"/>
+          <w:color w:val="000000"/>
           <w:sz w:val="21"/>
         </w:rPr>
         <w:t>totalSamples（总样本）、totalClusters（聚合点数）、activeUsers（活跃用户）、totalSpecies（识别鸟种数）；</w:t>
@@ -2630,13 +4483,14 @@
     <w:p>
       <w:pPr>
         <w:pStyle w:val="ListBullet"/>
-        <w:spacing w:after="40"/>
+        <w:spacing w:line="360" w:lineRule="auto" w:after="40"/>
       </w:pPr>
       <w:r>
         <w:rPr>
           <w:rFonts w:ascii="Times New Roman" w:hAnsi="Times New Roman" w:eastAsia="宋体"/>
           <w:b w:val="0"/>
           <w:i w:val="0"/>
+          <w:color w:val="000000"/>
           <w:sz w:val="21"/>
         </w:rPr>
         <w:t>scoreAvg：置信度加权宜居度均值（与聚合口径一致）；</w:t>
@@ -2645,13 +4499,14 @@
     <w:p>
       <w:pPr>
         <w:pStyle w:val="ListBullet"/>
-        <w:spacing w:after="40"/>
+        <w:spacing w:line="360" w:lineRule="auto" w:after="40"/>
       </w:pPr>
       <w:r>
         <w:rPr>
           <w:rFonts w:ascii="Times New Roman" w:hAnsi="Times New Roman" w:eastAsia="宋体"/>
           <w:b w:val="0"/>
           <w:i w:val="0"/>
+          <w:color w:val="000000"/>
           <w:sz w:val="21"/>
         </w:rPr>
         <w:t>buckets：宜居/一般/受压三档计数；</w:t>
@@ -2660,13 +4515,14 @@
     <w:p>
       <w:pPr>
         <w:pStyle w:val="ListBullet"/>
-        <w:spacing w:after="40"/>
+        <w:spacing w:line="360" w:lineRule="auto" w:after="40"/>
       </w:pPr>
       <w:r>
         <w:rPr>
           <w:rFonts w:ascii="Times New Roman" w:hAnsi="Times New Roman" w:eastAsia="宋体"/>
           <w:b w:val="0"/>
           <w:i w:val="0"/>
+          <w:color w:val="000000"/>
           <w:sz w:val="21"/>
         </w:rPr>
         <w:t>speciesTop：跨样本物种出现次数 Top10；regionTop：按地区汇总样本数 Top10。</w:t>
@@ -2674,25 +4530,30 @@
     </w:p>
     <w:p>
       <w:pPr>
-        <w:spacing w:after="60"/>
+        <w:spacing w:line="360" w:lineRule="auto"/>
+        <w:ind w:firstLine="420"/>
       </w:pPr>
       <w:r>
         <w:rPr>
           <w:rFonts w:ascii="Times New Roman" w:hAnsi="Times New Roman" w:eastAsia="宋体"/>
           <w:b w:val="0"/>
           <w:i w:val="0"/>
+          <w:color w:val="000000"/>
           <w:sz w:val="21"/>
         </w:rPr>
         <w:t>物种分布筛选：clusters 接口支持 species 参数，只聚合含该物种的记录（分布热力）。</w:t>
       </w:r>
     </w:p>
     <w:p>
+      <w:pPr>
+        <w:spacing w:before="360" w:after="200"/>
+      </w:pPr>
       <w:r>
         <w:rPr>
-          <w:rFonts w:ascii="Times New Roman" w:hAnsi="Times New Roman" w:eastAsia="宋体"/>
+          <w:rFonts w:ascii="Times New Roman" w:hAnsi="Times New Roman" w:eastAsia="黑体"/>
           <w:b/>
           <w:i w:val="0"/>
-          <w:color w:val="1B5E3F"/>
+          <w:color w:val="000000"/>
           <w:sz w:val="32"/>
         </w:rPr>
         <w:t>十一、生态简报</w:t>
@@ -2700,13 +4561,15 @@
     </w:p>
     <w:p>
       <w:pPr>
-        <w:spacing w:after="60"/>
+        <w:spacing w:line="360" w:lineRule="auto"/>
+        <w:ind w:firstLine="420"/>
       </w:pPr>
       <w:r>
         <w:rPr>
           <w:rFonts w:ascii="Times New Roman" w:hAnsi="Times New Roman" w:eastAsia="宋体"/>
           <w:b w:val="0"/>
           <w:i w:val="0"/>
+          <w:color w:val="000000"/>
           <w:sz w:val="21"/>
         </w:rPr>
         <w:t>GET /api/public/clusters/{id}/report 生成地区生态报告：</w:t>
@@ -2715,13 +4578,14 @@
     <w:p>
       <w:pPr>
         <w:pStyle w:val="ListBullet"/>
-        <w:spacing w:after="40"/>
+        <w:spacing w:line="360" w:lineRule="auto" w:after="40"/>
       </w:pPr>
       <w:r>
         <w:rPr>
           <w:rFonts w:ascii="Times New Roman" w:hAnsi="Times New Roman" w:eastAsia="宋体"/>
           <w:b w:val="0"/>
           <w:i w:val="0"/>
+          <w:color w:val="000000"/>
           <w:sz w:val="21"/>
         </w:rPr>
         <w:t>LLM 模式：配置 LLM_API_KEY（默认智谱 glm-4-flash，可换通义/DeepSeek），将聚合统计（评分/噪声/物种 Top/趋势）注入提示词，返回 Markdown 报告；</w:t>
@@ -2730,25 +4594,29 @@
     <w:p>
       <w:pPr>
         <w:pStyle w:val="ListBullet"/>
-        <w:spacing w:after="40"/>
+        <w:spacing w:line="360" w:lineRule="auto" w:after="40"/>
       </w:pPr>
       <w:r>
         <w:rPr>
           <w:rFonts w:ascii="Times New Roman" w:hAnsi="Times New Roman" w:eastAsia="宋体"/>
           <w:b w:val="0"/>
           <w:i w:val="0"/>
+          <w:color w:val="000000"/>
           <w:sz w:val="21"/>
         </w:rPr>
         <w:t>模板降级：无 Key 或调用失败 → 规则模板自动生成（含地区名、评分、三档结论、物种 Top 等），功能永不阻塞。</w:t>
       </w:r>
     </w:p>
     <w:p>
+      <w:pPr>
+        <w:spacing w:before="360" w:after="200"/>
+      </w:pPr>
       <w:r>
         <w:rPr>
-          <w:rFonts w:ascii="Times New Roman" w:hAnsi="Times New Roman" w:eastAsia="宋体"/>
+          <w:rFonts w:ascii="Times New Roman" w:hAnsi="Times New Roman" w:eastAsia="黑体"/>
           <w:b/>
           <w:i w:val="0"/>
-          <w:color w:val="1B5E3F"/>
+          <w:color w:val="000000"/>
           <w:sz w:val="32"/>
         </w:rPr>
         <w:t>十二、账号与云同步</w:t>
@@ -2757,13 +4625,14 @@
     <w:p>
       <w:pPr>
         <w:pStyle w:val="ListBullet"/>
-        <w:spacing w:after="40"/>
+        <w:spacing w:line="360" w:lineRule="auto" w:after="40"/>
       </w:pPr>
       <w:r>
         <w:rPr>
           <w:rFonts w:ascii="Times New Roman" w:hAnsi="Times New Roman" w:eastAsia="宋体"/>
           <w:b w:val="0"/>
           <w:i w:val="0"/>
+          <w:color w:val="000000"/>
           <w:sz w:val="21"/>
         </w:rPr>
         <w:t>鉴权：注册/登录发放 Bearer Token（auth_tokens 表），请求头 Authorization 校验；</w:t>
@@ -2772,13 +4641,14 @@
     <w:p>
       <w:pPr>
         <w:pStyle w:val="ListBullet"/>
-        <w:spacing w:after="40"/>
+        <w:spacing w:line="360" w:lineRule="auto" w:after="40"/>
       </w:pPr>
       <w:r>
         <w:rPr>
           <w:rFonts w:ascii="Times New Roman" w:hAnsi="Times New Roman" w:eastAsia="宋体"/>
           <w:b w:val="0"/>
           <w:i w:val="0"/>
+          <w:color w:val="000000"/>
           <w:sz w:val="21"/>
         </w:rPr>
         <w:t>修改密码：改密后删除该用户全部 Token（强制下线所有设备）；</w:t>
@@ -2787,13 +4657,14 @@
     <w:p>
       <w:pPr>
         <w:pStyle w:val="ListBullet"/>
-        <w:spacing w:after="40"/>
+        <w:spacing w:line="360" w:lineRule="auto" w:after="40"/>
       </w:pPr>
       <w:r>
         <w:rPr>
           <w:rFonts w:ascii="Times New Roman" w:hAnsi="Times New Roman" w:eastAsia="宋体"/>
           <w:b w:val="0"/>
           <w:i w:val="0"/>
+          <w:color w:val="000000"/>
           <w:sz w:val="21"/>
         </w:rPr>
         <w:t>云备份：user_backups 表（user_id 主键单行），POST/GET /api/sync/backup，payload ≤2MB，账号间隔离；</w:t>
@@ -2802,13 +4673,14 @@
     <w:p>
       <w:pPr>
         <w:pStyle w:val="ListBullet"/>
-        <w:spacing w:after="40"/>
+        <w:spacing w:line="360" w:lineRule="auto" w:after="40"/>
       </w:pPr>
       <w:r>
         <w:rPr>
           <w:rFonts w:ascii="Times New Roman" w:hAnsi="Times New Roman" w:eastAsia="宋体"/>
           <w:b w:val="0"/>
           <w:i w:val="0"/>
+          <w:color w:val="000000"/>
           <w:sz w:val="21"/>
         </w:rPr>
         <w:t>本地数据范围：history（分析历史）、regions（地区记录）、analysis 快照、批次结果；</w:t>
@@ -2817,13 +4689,14 @@
     <w:p>
       <w:pPr>
         <w:pStyle w:val="ListBullet"/>
-        <w:spacing w:after="40"/>
+        <w:spacing w:line="360" w:lineRule="auto" w:after="40"/>
       </w:pPr>
       <w:r>
         <w:rPr>
           <w:rFonts w:ascii="Times New Roman" w:hAnsi="Times New Roman" w:eastAsia="宋体"/>
           <w:b w:val="0"/>
           <w:i w:val="0"/>
+          <w:color w:val="000000"/>
           <w:sz w:val="21"/>
         </w:rPr>
         <w:t>recordedAt 回填：上传接口支持可选 recordedAt（演示/数据迁移），App 正常上传不传（服务端当前时间）。</w:t>
@@ -2835,24 +4708,30 @@
       </w:r>
     </w:p>
     <w:p>
+      <w:pPr>
+        <w:spacing w:before="360" w:after="200"/>
+      </w:pPr>
       <w:r>
         <w:rPr>
-          <w:rFonts w:ascii="Times New Roman" w:hAnsi="Times New Roman" w:eastAsia="宋体"/>
+          <w:rFonts w:ascii="Times New Roman" w:hAnsi="Times New Roman" w:eastAsia="黑体"/>
           <w:b/>
           <w:i w:val="0"/>
-          <w:color w:val="1B5E3F"/>
+          <w:color w:val="000000"/>
           <w:sz w:val="32"/>
         </w:rPr>
         <w:t>十三、前端 App 架构</w:t>
       </w:r>
     </w:p>
     <w:p>
+      <w:pPr>
+        <w:spacing w:before="240" w:after="120"/>
+      </w:pPr>
       <w:r>
         <w:rPr>
-          <w:rFonts w:ascii="Times New Roman" w:hAnsi="Times New Roman" w:eastAsia="宋体"/>
+          <w:rFonts w:ascii="Times New Roman" w:hAnsi="Times New Roman" w:eastAsia="黑体"/>
           <w:b/>
           <w:i w:val="0"/>
-          <w:color w:val="22332A"/>
+          <w:color w:val="000000"/>
           <w:sz w:val="26"/>
         </w:rPr>
         <w:t>13.1 技术结构</w:t>
@@ -2861,13 +4740,14 @@
     <w:p>
       <w:pPr>
         <w:pStyle w:val="ListBullet"/>
-        <w:spacing w:after="40"/>
+        <w:spacing w:line="360" w:lineRule="auto" w:after="40"/>
       </w:pPr>
       <w:r>
         <w:rPr>
           <w:rFonts w:ascii="Times New Roman" w:hAnsi="Times New Roman" w:eastAsia="宋体"/>
           <w:b w:val="0"/>
           <w:i w:val="0"/>
+          <w:color w:val="000000"/>
           <w:sz w:val="21"/>
         </w:rPr>
         <w:t>React 18 + Vite 5 + Tailwind CSS，组件化开发，Android Kotlin WebView 套壳（含文件选择、录音权限）；</w:t>
@@ -2876,13 +4756,14 @@
     <w:p>
       <w:pPr>
         <w:pStyle w:val="ListBullet"/>
-        <w:spacing w:after="40"/>
+        <w:spacing w:line="360" w:lineRule="auto" w:after="40"/>
       </w:pPr>
       <w:r>
         <w:rPr>
           <w:rFonts w:ascii="Times New Roman" w:hAnsi="Times New Roman" w:eastAsia="宋体"/>
           <w:b w:val="0"/>
           <w:i w:val="0"/>
+          <w:color w:val="000000"/>
           <w:sz w:val="21"/>
         </w:rPr>
         <w:t>状态管理：Context + useReducer（appStore），支持 BACK/GO 路由、Toast、持久化；</w:t>
@@ -2891,13 +4772,14 @@
     <w:p>
       <w:pPr>
         <w:pStyle w:val="ListBullet"/>
-        <w:spacing w:after="40"/>
+        <w:spacing w:line="360" w:lineRule="auto" w:after="40"/>
       </w:pPr>
       <w:r>
         <w:rPr>
           <w:rFonts w:ascii="Times New Roman" w:hAnsi="Times New Roman" w:eastAsia="宋体"/>
           <w:b w:val="0"/>
           <w:i w:val="0"/>
+          <w:color w:val="000000"/>
           <w:sz w:val="21"/>
         </w:rPr>
         <w:t>数据层：repository 统一出口，mockData 与 apiService 双实现，VITE_USE_MOCK 切换演示/真实模式；</w:t>
@@ -2906,25 +4788,29 @@
     <w:p>
       <w:pPr>
         <w:pStyle w:val="ListBullet"/>
-        <w:spacing w:after="40"/>
+        <w:spacing w:line="360" w:lineRule="auto" w:after="40"/>
       </w:pPr>
       <w:r>
         <w:rPr>
           <w:rFonts w:ascii="Times New Roman" w:hAnsi="Times New Roman" w:eastAsia="宋体"/>
           <w:b w:val="0"/>
           <w:i w:val="0"/>
+          <w:color w:val="000000"/>
           <w:sz w:val="21"/>
         </w:rPr>
         <w:t>本地存储：localStorage（history/regions/batches），启动水合避免覆盖（skipFirstPersist）。</w:t>
       </w:r>
     </w:p>
     <w:p>
+      <w:pPr>
+        <w:spacing w:before="240" w:after="120"/>
+      </w:pPr>
       <w:r>
         <w:rPr>
-          <w:rFonts w:ascii="Times New Roman" w:hAnsi="Times New Roman" w:eastAsia="宋体"/>
+          <w:rFonts w:ascii="Times New Roman" w:hAnsi="Times New Roman" w:eastAsia="黑体"/>
           <w:b/>
           <w:i w:val="0"/>
-          <w:color w:val="22332A"/>
+          <w:color w:val="000000"/>
           <w:sz w:val="26"/>
         </w:rPr>
         <w:t>13.2 数据契约守护</w:t>
@@ -2932,25 +4818,30 @@
     </w:p>
     <w:p>
       <w:pPr>
-        <w:spacing w:after="60"/>
+        <w:spacing w:line="360" w:lineRule="auto"/>
+        <w:ind w:firstLine="420"/>
       </w:pPr>
       <w:r>
         <w:rPr>
           <w:rFonts w:ascii="Times New Roman" w:hAnsi="Times New Roman" w:eastAsia="宋体"/>
           <w:b w:val="0"/>
           <w:i w:val="0"/>
+          <w:color w:val="000000"/>
           <w:sz w:val="21"/>
         </w:rPr>
         <w:t>frontend/tests/dataContract.test.js 守护字段契约（species/indices/livability/heatmap/mapPoints/history），前端 mock 与后端响应结构不一致时测试立即失败，保证双数据源口径一致。</w:t>
       </w:r>
     </w:p>
     <w:p>
+      <w:pPr>
+        <w:spacing w:before="240" w:after="120"/>
+      </w:pPr>
       <w:r>
         <w:rPr>
-          <w:rFonts w:ascii="Times New Roman" w:hAnsi="Times New Roman" w:eastAsia="宋体"/>
+          <w:rFonts w:ascii="Times New Roman" w:hAnsi="Times New Roman" w:eastAsia="黑体"/>
           <w:b/>
           <w:i w:val="0"/>
-          <w:color w:val="22332A"/>
+          <w:color w:val="000000"/>
           <w:sz w:val="26"/>
         </w:rPr>
         <w:t>13.3 页面清单</w:t>
@@ -2958,25 +4849,30 @@
     </w:p>
     <w:p>
       <w:pPr>
-        <w:spacing w:after="60"/>
+        <w:spacing w:line="360" w:lineRule="auto"/>
+        <w:ind w:firstLine="420"/>
       </w:pPr>
       <w:r>
         <w:rPr>
           <w:rFonts w:ascii="Times New Roman" w:hAnsi="Times New Roman" w:eastAsia="宋体"/>
           <w:b w:val="0"/>
           <w:i w:val="0"/>
+          <w:color w:val="000000"/>
           <w:sz w:val="21"/>
         </w:rPr>
         <w:t>首页 / 录音（实时+导入）/ 分析中 / 结果 / 物种清单 / 声学指数 / 时间热力图 / 宜居度详情 / 地区记录 / 地图（选点）/ 鸟种图鉴（121 种）/ 登录 / 设置 / 使用说明 / 样例音频 / 方法学。</w:t>
       </w:r>
     </w:p>
     <w:p>
+      <w:pPr>
+        <w:spacing w:before="360" w:after="200"/>
+      </w:pPr>
       <w:r>
         <w:rPr>
-          <w:rFonts w:ascii="Times New Roman" w:hAnsi="Times New Roman" w:eastAsia="宋体"/>
+          <w:rFonts w:ascii="Times New Roman" w:hAnsi="Times New Roman" w:eastAsia="黑体"/>
           <w:b/>
           <w:i w:val="0"/>
-          <w:color w:val="1B5E3F"/>
+          <w:color w:val="000000"/>
           <w:sz w:val="32"/>
         </w:rPr>
         <w:t>十四、公共地图网页</w:t>
@@ -2985,13 +4881,14 @@
     <w:p>
       <w:pPr>
         <w:pStyle w:val="ListBullet"/>
-        <w:spacing w:after="40"/>
+        <w:spacing w:line="360" w:lineRule="auto" w:after="40"/>
       </w:pPr>
       <w:r>
         <w:rPr>
           <w:rFonts w:ascii="Times New Roman" w:hAnsi="Times New Roman" w:eastAsia="宋体"/>
           <w:b w:val="0"/>
           <w:i w:val="0"/>
+          <w:color w:val="000000"/>
           <w:sz w:val="21"/>
         </w:rPr>
         <w:t>MapLibre GL 渲染，高德栅格瓦片经后端 /api/tiles/* 代理（避免跨域与 Key 暴露）；</w:t>
@@ -3000,13 +4897,14 @@
     <w:p>
       <w:pPr>
         <w:pStyle w:val="ListBullet"/>
-        <w:spacing w:after="40"/>
+        <w:spacing w:line="360" w:lineRule="auto" w:after="40"/>
       </w:pPr>
       <w:r>
         <w:rPr>
           <w:rFonts w:ascii="Times New Roman" w:hAnsi="Times New Roman" w:eastAsia="宋体"/>
           <w:b w:val="0"/>
           <w:i w:val="0"/>
+          <w:color w:val="000000"/>
           <w:sz w:val="21"/>
         </w:rPr>
         <w:t>聚合点 circle 层：颜色按宜居度渐变（&lt;50 红、50-70 琥珀、≥70 绿），半径按 sqrt(n) 缩放；</w:t>
@@ -3015,13 +4913,14 @@
     <w:p>
       <w:pPr>
         <w:pStyle w:val="ListBullet"/>
-        <w:spacing w:after="40"/>
+        <w:spacing w:line="360" w:lineRule="auto" w:after="40"/>
       </w:pPr>
       <w:r>
         <w:rPr>
           <w:rFonts w:ascii="Times New Roman" w:hAnsi="Times New Roman" w:eastAsia="宋体"/>
           <w:b w:val="0"/>
           <w:i w:val="0"/>
+          <w:color w:val="000000"/>
           <w:sz w:val="21"/>
         </w:rPr>
         <w:t>面板体系：图鉴 / 对比 / 趋势 / 简报 / 看板 / Top10 / 分享；</w:t>
@@ -3030,13 +4929,14 @@
     <w:p>
       <w:pPr>
         <w:pStyle w:val="ListBullet"/>
-        <w:spacing w:after="40"/>
+        <w:spacing w:line="360" w:lineRule="auto" w:after="40"/>
       </w:pPr>
       <w:r>
         <w:rPr>
           <w:rFonts w:ascii="Times New Roman" w:hAnsi="Times New Roman" w:eastAsia="宋体"/>
           <w:b w:val="0"/>
           <w:i w:val="0"/>
+          <w:color w:val="000000"/>
           <w:sz w:val="21"/>
         </w:rPr>
         <w:t>导出：聚合 CSV + 明细 CSV（UTF-8 BOM，8 列全维度）；</w:t>
@@ -3045,13 +4945,14 @@
     <w:p>
       <w:pPr>
         <w:pStyle w:val="ListBullet"/>
-        <w:spacing w:after="40"/>
+        <w:spacing w:line="360" w:lineRule="auto" w:after="40"/>
       </w:pPr>
       <w:r>
         <w:rPr>
           <w:rFonts w:ascii="Times New Roman" w:hAnsi="Times New Roman" w:eastAsia="宋体"/>
           <w:b w:val="0"/>
           <w:i w:val="0"/>
+          <w:color w:val="000000"/>
           <w:sz w:val="21"/>
         </w:rPr>
         <w:t>移动端：@media(max-width:700px) 全量自适应。</w:t>
@@ -3063,12 +4964,15 @@
       </w:r>
     </w:p>
     <w:p>
+      <w:pPr>
+        <w:spacing w:before="360" w:after="200"/>
+      </w:pPr>
       <w:r>
         <w:rPr>
-          <w:rFonts w:ascii="Times New Roman" w:hAnsi="Times New Roman" w:eastAsia="宋体"/>
+          <w:rFonts w:ascii="Times New Roman" w:hAnsi="Times New Roman" w:eastAsia="黑体"/>
           <w:b/>
           <w:i w:val="0"/>
-          <w:color w:val="1B5E3F"/>
+          <w:color w:val="000000"/>
           <w:sz w:val="32"/>
         </w:rPr>
         <w:t>十五、部署与运维</w:t>
@@ -3077,13 +4981,14 @@
     <w:p>
       <w:pPr>
         <w:pStyle w:val="ListBullet"/>
-        <w:spacing w:after="40"/>
+        <w:spacing w:line="360" w:lineRule="auto" w:after="40"/>
       </w:pPr>
       <w:r>
         <w:rPr>
           <w:rFonts w:ascii="Times New Roman" w:hAnsi="Times New Roman" w:eastAsia="宋体"/>
           <w:b w:val="0"/>
           <w:i w:val="0"/>
+          <w:color w:val="000000"/>
           <w:sz w:val="21"/>
         </w:rPr>
         <w:t>生产环境：阿里云轻量应用服务器（2C2G，Alibaba Cloud Linux 3），容器化部署（podman-docker 兼容层）；</w:t>
@@ -3092,13 +4997,14 @@
     <w:p>
       <w:pPr>
         <w:pStyle w:val="ListBullet"/>
-        <w:spacing w:after="40"/>
+        <w:spacing w:line="360" w:lineRule="auto" w:after="40"/>
       </w:pPr>
       <w:r>
         <w:rPr>
           <w:rFonts w:ascii="Times New Roman" w:hAnsi="Times New Roman" w:eastAsia="宋体"/>
           <w:b w:val="0"/>
           <w:i w:val="0"/>
+          <w:color w:val="000000"/>
           <w:sz w:val="21"/>
         </w:rPr>
         <w:t>数据持久化：Docker 命名卷 /app/data（SQLite 文件 + 模型），容器重建数据不丢；</w:t>
@@ -3107,13 +5013,14 @@
     <w:p>
       <w:pPr>
         <w:pStyle w:val="ListBullet"/>
-        <w:spacing w:after="40"/>
+        <w:spacing w:line="360" w:lineRule="auto" w:after="40"/>
       </w:pPr>
       <w:r>
         <w:rPr>
           <w:rFonts w:ascii="Times New Roman" w:hAnsi="Times New Roman" w:eastAsia="宋体"/>
           <w:b w:val="0"/>
           <w:i w:val="0"/>
+          <w:color w:val="000000"/>
           <w:sz w:val="21"/>
         </w:rPr>
         <w:t>更新机制：服务器 /root/update.sh（备份 db → 拉新镜像 → 重建容器 → healthz 校验）；</w:t>
@@ -3122,13 +5029,14 @@
     <w:p>
       <w:pPr>
         <w:pStyle w:val="ListBullet"/>
-        <w:spacing w:after="40"/>
+        <w:spacing w:line="360" w:lineRule="auto" w:after="40"/>
       </w:pPr>
       <w:r>
         <w:rPr>
           <w:rFonts w:ascii="Times New Roman" w:hAnsi="Times New Roman" w:eastAsia="宋体"/>
           <w:b w:val="0"/>
           <w:i w:val="0"/>
+          <w:color w:val="000000"/>
           <w:sz w:val="21"/>
         </w:rPr>
         <w:t>HTTPS：nginx 反代 8000（域名 caurmosi.top，免费证书自动续期）；</w:t>
@@ -3137,13 +5045,14 @@
     <w:p>
       <w:pPr>
         <w:pStyle w:val="ListBullet"/>
-        <w:spacing w:after="40"/>
+        <w:spacing w:line="360" w:lineRule="auto" w:after="40"/>
       </w:pPr>
       <w:r>
         <w:rPr>
           <w:rFonts w:ascii="Times New Roman" w:hAnsi="Times New Roman" w:eastAsia="宋体"/>
           <w:b w:val="0"/>
           <w:i w:val="0"/>
+          <w:color w:val="000000"/>
           <w:sz w:val="21"/>
         </w:rPr>
         <w:t>镜像构建：GitHub Actions 推送 ghcr.io，后端镜像 + Android APK 自动打包；</w:t>
@@ -3152,25 +5061,29 @@
     <w:p>
       <w:pPr>
         <w:pStyle w:val="ListBullet"/>
-        <w:spacing w:after="40"/>
+        <w:spacing w:line="360" w:lineRule="auto" w:after="40"/>
       </w:pPr>
       <w:r>
         <w:rPr>
           <w:rFonts w:ascii="Times New Roman" w:hAnsi="Times New Roman" w:eastAsia="宋体"/>
           <w:b w:val="0"/>
           <w:i w:val="0"/>
+          <w:color w:val="000000"/>
           <w:sz w:val="21"/>
         </w:rPr>
         <w:t>多后端并存：Sealos（备份/过渡）与阿里云（生产）双后端，网页 API_BASE 可配置。</w:t>
       </w:r>
     </w:p>
     <w:p>
+      <w:pPr>
+        <w:spacing w:before="360" w:after="200"/>
+      </w:pPr>
       <w:r>
         <w:rPr>
-          <w:rFonts w:ascii="Times New Roman" w:hAnsi="Times New Roman" w:eastAsia="宋体"/>
+          <w:rFonts w:ascii="Times New Roman" w:hAnsi="Times New Roman" w:eastAsia="黑体"/>
           <w:b/>
           <w:i w:val="0"/>
-          <w:color w:val="1B5E3F"/>
+          <w:color w:val="000000"/>
           <w:sz w:val="32"/>
         </w:rPr>
         <w:t>十六、测试与质量保障</w:t>
@@ -3178,31 +5091,37 @@
     </w:p>
     <w:tbl>
       <w:tblPr>
-        <w:tblStyle w:val="TableGrid"/>
         <w:tblW w:type="auto" w:w="0"/>
         <w:jc w:val="center"/>
+        <w:tblLayout w:type="fixed"/>
         <w:tblLook w:firstColumn="1" w:firstRow="1" w:lastColumn="0" w:lastRow="0" w:noHBand="0" w:noVBand="1" w:val="04A0"/>
       </w:tblPr>
       <w:tblGrid>
-        <w:gridCol w:w="2379"/>
-        <w:gridCol w:w="2379"/>
-        <w:gridCol w:w="2379"/>
-        <w:gridCol w:w="2379"/>
+        <w:gridCol w:w="2266"/>
+        <w:gridCol w:w="2266"/>
+        <w:gridCol w:w="2266"/>
+        <w:gridCol w:w="2266"/>
       </w:tblGrid>
       <w:tr>
         <w:tc>
           <w:tcPr>
             <w:tcW w:type="dxa" w:w="1701"/>
-            <w:shd w:val="clear" w:fill="1B5E3F"/>
+            <w:tcBorders>
+              <w:top w:val="single" w:sz="12" w:color="000000"/>
+              <w:bottom w:val="single" w:sz="6" w:color="000000"/>
+            </w:tcBorders>
           </w:tcPr>
           <w:p>
+            <w:pPr>
+              <w:jc w:val="center"/>
+            </w:pPr>
             <w:r/>
             <w:r>
               <w:rPr>
-                <w:rFonts w:ascii="Times New Roman" w:hAnsi="Times New Roman" w:eastAsia="宋体"/>
+                <w:rFonts w:ascii="Times New Roman" w:hAnsi="Times New Roman" w:eastAsia="黑体"/>
                 <w:b/>
                 <w:i w:val="0"/>
-                <w:color w:val="FFFFFF"/>
+                <w:color w:val="000000"/>
                 <w:sz w:val="20"/>
               </w:rPr>
               <w:t>层级</w:t>
@@ -3212,16 +5131,22 @@
         <w:tc>
           <w:tcPr>
             <w:tcW w:type="dxa" w:w="2041"/>
-            <w:shd w:val="clear" w:fill="1B5E3F"/>
+            <w:tcBorders>
+              <w:top w:val="single" w:sz="12" w:color="000000"/>
+              <w:bottom w:val="single" w:sz="6" w:color="000000"/>
+            </w:tcBorders>
           </w:tcPr>
           <w:p>
+            <w:pPr>
+              <w:jc w:val="center"/>
+            </w:pPr>
             <w:r/>
             <w:r>
               <w:rPr>
-                <w:rFonts w:ascii="Times New Roman" w:hAnsi="Times New Roman" w:eastAsia="宋体"/>
+                <w:rFonts w:ascii="Times New Roman" w:hAnsi="Times New Roman" w:eastAsia="黑体"/>
                 <w:b/>
                 <w:i w:val="0"/>
-                <w:color w:val="FFFFFF"/>
+                <w:color w:val="000000"/>
                 <w:sz w:val="20"/>
               </w:rPr>
               <w:t>工具</w:t>
@@ -3231,16 +5156,22 @@
         <w:tc>
           <w:tcPr>
             <w:tcW w:type="dxa" w:w="1361"/>
-            <w:shd w:val="clear" w:fill="1B5E3F"/>
+            <w:tcBorders>
+              <w:top w:val="single" w:sz="12" w:color="000000"/>
+              <w:bottom w:val="single" w:sz="6" w:color="000000"/>
+            </w:tcBorders>
           </w:tcPr>
           <w:p>
+            <w:pPr>
+              <w:jc w:val="center"/>
+            </w:pPr>
             <w:r/>
             <w:r>
               <w:rPr>
-                <w:rFonts w:ascii="Times New Roman" w:hAnsi="Times New Roman" w:eastAsia="宋体"/>
+                <w:rFonts w:ascii="Times New Roman" w:hAnsi="Times New Roman" w:eastAsia="黑体"/>
                 <w:b/>
                 <w:i w:val="0"/>
-                <w:color w:val="FFFFFF"/>
+                <w:color w:val="000000"/>
                 <w:sz w:val="20"/>
               </w:rPr>
               <w:t>规模</w:t>
@@ -3250,16 +5181,22 @@
         <w:tc>
           <w:tcPr>
             <w:tcW w:type="dxa" w:w="1928"/>
-            <w:shd w:val="clear" w:fill="1B5E3F"/>
+            <w:tcBorders>
+              <w:top w:val="single" w:sz="12" w:color="000000"/>
+              <w:bottom w:val="single" w:sz="6" w:color="000000"/>
+            </w:tcBorders>
           </w:tcPr>
           <w:p>
+            <w:pPr>
+              <w:jc w:val="center"/>
+            </w:pPr>
             <w:r/>
             <w:r>
               <w:rPr>
-                <w:rFonts w:ascii="Times New Roman" w:hAnsi="Times New Roman" w:eastAsia="宋体"/>
+                <w:rFonts w:ascii="Times New Roman" w:hAnsi="Times New Roman" w:eastAsia="黑体"/>
                 <w:b/>
                 <w:i w:val="0"/>
-                <w:color w:val="FFFFFF"/>
+                <w:color w:val="000000"/>
                 <w:sz w:val="20"/>
               </w:rPr>
               <w:t>覆盖</w:t>
@@ -3271,14 +5208,19 @@
         <w:tc>
           <w:tcPr>
             <w:tcW w:type="dxa" w:w="1701"/>
+            <w:tcBorders/>
           </w:tcPr>
           <w:p>
+            <w:pPr>
+              <w:jc w:val="center"/>
+            </w:pPr>
             <w:r/>
             <w:r>
               <w:rPr>
                 <w:rFonts w:ascii="Times New Roman" w:hAnsi="Times New Roman" w:eastAsia="宋体"/>
                 <w:b w:val="0"/>
                 <w:i w:val="0"/>
+                <w:color w:val="000000"/>
                 <w:sz w:val="20"/>
               </w:rPr>
               <w:t>后端单元/集成</w:t>
@@ -3288,14 +5230,19 @@
         <w:tc>
           <w:tcPr>
             <w:tcW w:type="dxa" w:w="2041"/>
+            <w:tcBorders/>
           </w:tcPr>
           <w:p>
+            <w:pPr>
+              <w:jc w:val="left"/>
+            </w:pPr>
             <w:r/>
             <w:r>
               <w:rPr>
                 <w:rFonts w:ascii="Times New Roman" w:hAnsi="Times New Roman" w:eastAsia="宋体"/>
                 <w:b w:val="0"/>
                 <w:i w:val="0"/>
+                <w:color w:val="000000"/>
                 <w:sz w:val="20"/>
               </w:rPr>
               <w:t>pytest + FastAPI TestClient</w:t>
@@ -3305,14 +5252,19 @@
         <w:tc>
           <w:tcPr>
             <w:tcW w:type="dxa" w:w="1361"/>
+            <w:tcBorders/>
           </w:tcPr>
           <w:p>
+            <w:pPr>
+              <w:jc w:val="center"/>
+            </w:pPr>
             <w:r/>
             <w:r>
               <w:rPr>
                 <w:rFonts w:ascii="Times New Roman" w:hAnsi="Times New Roman" w:eastAsia="宋体"/>
                 <w:b w:val="0"/>
                 <w:i w:val="0"/>
+                <w:color w:val="000000"/>
                 <w:sz w:val="20"/>
               </w:rPr>
               <w:t>124 用例全绿</w:t>
@@ -3322,14 +5274,19 @@
         <w:tc>
           <w:tcPr>
             <w:tcW w:type="dxa" w:w="1928"/>
+            <w:tcBorders/>
           </w:tcPr>
           <w:p>
+            <w:pPr>
+              <w:jc w:val="left"/>
+            </w:pPr>
             <w:r/>
             <w:r>
               <w:rPr>
                 <w:rFonts w:ascii="Times New Roman" w:hAnsi="Times New Roman" w:eastAsia="宋体"/>
                 <w:b w:val="0"/>
                 <w:i w:val="0"/>
+                <w:color w:val="000000"/>
                 <w:sz w:val="20"/>
               </w:rPr>
               <w:t>识别、指数、宜居度、聚合、隐私、统计、同步、鉴权</w:t>
@@ -3341,14 +5298,19 @@
         <w:tc>
           <w:tcPr>
             <w:tcW w:type="dxa" w:w="1701"/>
+            <w:tcBorders/>
           </w:tcPr>
           <w:p>
+            <w:pPr>
+              <w:jc w:val="center"/>
+            </w:pPr>
             <w:r/>
             <w:r>
               <w:rPr>
                 <w:rFonts w:ascii="Times New Roman" w:hAnsi="Times New Roman" w:eastAsia="宋体"/>
                 <w:b w:val="0"/>
                 <w:i w:val="0"/>
+                <w:color w:val="000000"/>
                 <w:sz w:val="20"/>
               </w:rPr>
               <w:t>前端单元</w:t>
@@ -3358,14 +5320,19 @@
         <w:tc>
           <w:tcPr>
             <w:tcW w:type="dxa" w:w="2041"/>
+            <w:tcBorders/>
           </w:tcPr>
           <w:p>
+            <w:pPr>
+              <w:jc w:val="center"/>
+            </w:pPr>
             <w:r/>
             <w:r>
               <w:rPr>
                 <w:rFonts w:ascii="Times New Roman" w:hAnsi="Times New Roman" w:eastAsia="宋体"/>
                 <w:b w:val="0"/>
                 <w:i w:val="0"/>
+                <w:color w:val="000000"/>
                 <w:sz w:val="20"/>
               </w:rPr>
               <w:t>node --test</w:t>
@@ -3375,14 +5342,19 @@
         <w:tc>
           <w:tcPr>
             <w:tcW w:type="dxa" w:w="1361"/>
+            <w:tcBorders/>
           </w:tcPr>
           <w:p>
+            <w:pPr>
+              <w:jc w:val="center"/>
+            </w:pPr>
             <w:r/>
             <w:r>
               <w:rPr>
                 <w:rFonts w:ascii="Times New Roman" w:hAnsi="Times New Roman" w:eastAsia="宋体"/>
                 <w:b w:val="0"/>
                 <w:i w:val="0"/>
+                <w:color w:val="000000"/>
                 <w:sz w:val="20"/>
               </w:rPr>
               <w:t>347 用例全绿</w:t>
@@ -3392,14 +5364,19 @@
         <w:tc>
           <w:tcPr>
             <w:tcW w:type="dxa" w:w="1928"/>
+            <w:tcBorders/>
           </w:tcPr>
           <w:p>
+            <w:pPr>
+              <w:jc w:val="left"/>
+            </w:pPr>
             <w:r/>
             <w:r>
               <w:rPr>
                 <w:rFonts w:ascii="Times New Roman" w:hAnsi="Times New Roman" w:eastAsia="宋体"/>
                 <w:b w:val="0"/>
                 <w:i w:val="0"/>
+                <w:color w:val="000000"/>
                 <w:sz w:val="20"/>
               </w:rPr>
               <w:t>reducer、契约、联动、导出、本地化</w:t>
@@ -3411,14 +5388,19 @@
         <w:tc>
           <w:tcPr>
             <w:tcW w:type="dxa" w:w="1701"/>
+            <w:tcBorders/>
           </w:tcPr>
           <w:p>
+            <w:pPr>
+              <w:jc w:val="center"/>
+            </w:pPr>
             <w:r/>
             <w:r>
               <w:rPr>
                 <w:rFonts w:ascii="Times New Roman" w:hAnsi="Times New Roman" w:eastAsia="宋体"/>
                 <w:b w:val="0"/>
                 <w:i w:val="0"/>
+                <w:color w:val="000000"/>
                 <w:sz w:val="20"/>
               </w:rPr>
               <w:t>数据契约</w:t>
@@ -3428,14 +5410,19 @@
         <w:tc>
           <w:tcPr>
             <w:tcW w:type="dxa" w:w="2041"/>
+            <w:tcBorders/>
           </w:tcPr>
           <w:p>
+            <w:pPr>
+              <w:jc w:val="left"/>
+            </w:pPr>
             <w:r/>
             <w:r>
               <w:rPr>
                 <w:rFonts w:ascii="Times New Roman" w:hAnsi="Times New Roman" w:eastAsia="宋体"/>
                 <w:b w:val="0"/>
                 <w:i w:val="0"/>
+                <w:color w:val="000000"/>
                 <w:sz w:val="20"/>
               </w:rPr>
               <w:t>dataContract.test.js</w:t>
@@ -3445,14 +5432,19 @@
         <w:tc>
           <w:tcPr>
             <w:tcW w:type="dxa" w:w="1361"/>
+            <w:tcBorders/>
           </w:tcPr>
           <w:p>
+            <w:pPr>
+              <w:jc w:val="center"/>
+            </w:pPr>
             <w:r/>
             <w:r>
               <w:rPr>
                 <w:rFonts w:ascii="Times New Roman" w:hAnsi="Times New Roman" w:eastAsia="宋体"/>
                 <w:b w:val="0"/>
                 <w:i w:val="0"/>
+                <w:color w:val="000000"/>
                 <w:sz w:val="20"/>
               </w:rPr>
               <w:t>守护字段结构</w:t>
@@ -3462,14 +5454,19 @@
         <w:tc>
           <w:tcPr>
             <w:tcW w:type="dxa" w:w="1928"/>
+            <w:tcBorders/>
           </w:tcPr>
           <w:p>
+            <w:pPr>
+              <w:jc w:val="left"/>
+            </w:pPr>
             <w:r/>
             <w:r>
               <w:rPr>
                 <w:rFonts w:ascii="Times New Roman" w:hAnsi="Times New Roman" w:eastAsia="宋体"/>
                 <w:b w:val="0"/>
                 <w:i w:val="0"/>
+                <w:color w:val="000000"/>
                 <w:sz w:val="20"/>
               </w:rPr>
               <w:t>mock 与真实 API 口径一致</w:t>
@@ -3481,14 +5478,19 @@
         <w:tc>
           <w:tcPr>
             <w:tcW w:type="dxa" w:w="1701"/>
+            <w:tcBorders/>
           </w:tcPr>
           <w:p>
+            <w:pPr>
+              <w:jc w:val="center"/>
+            </w:pPr>
             <w:r/>
             <w:r>
               <w:rPr>
                 <w:rFonts w:ascii="Times New Roman" w:hAnsi="Times New Roman" w:eastAsia="宋体"/>
                 <w:b w:val="0"/>
                 <w:i w:val="0"/>
+                <w:color w:val="000000"/>
                 <w:sz w:val="20"/>
               </w:rPr>
               <w:t>算法校准</w:t>
@@ -3498,14 +5500,19 @@
         <w:tc>
           <w:tcPr>
             <w:tcW w:type="dxa" w:w="2041"/>
+            <w:tcBorders/>
           </w:tcPr>
           <w:p>
+            <w:pPr>
+              <w:jc w:val="left"/>
+            </w:pPr>
             <w:r/>
             <w:r>
               <w:rPr>
                 <w:rFonts w:ascii="Times New Roman" w:hAnsi="Times New Roman" w:eastAsia="宋体"/>
                 <w:b w:val="0"/>
                 <w:i w:val="0"/>
+                <w:color w:val="000000"/>
                 <w:sz w:val="20"/>
               </w:rPr>
               <w:t>test_indices.py</w:t>
@@ -3515,14 +5522,19 @@
         <w:tc>
           <w:tcPr>
             <w:tcW w:type="dxa" w:w="1361"/>
+            <w:tcBorders/>
           </w:tcPr>
           <w:p>
+            <w:pPr>
+              <w:jc w:val="center"/>
+            </w:pPr>
             <w:r/>
             <w:r>
               <w:rPr>
                 <w:rFonts w:ascii="Times New Roman" w:hAnsi="Times New Roman" w:eastAsia="宋体"/>
                 <w:b w:val="0"/>
                 <w:i w:val="0"/>
+                <w:color w:val="000000"/>
                 <w:sz w:val="20"/>
               </w:rPr>
               <w:t>锚点回归</w:t>
@@ -3532,14 +5544,19 @@
         <w:tc>
           <w:tcPr>
             <w:tcW w:type="dxa" w:w="1928"/>
+            <w:tcBorders/>
           </w:tcPr>
           <w:p>
+            <w:pPr>
+              <w:jc w:val="center"/>
+            </w:pPr>
             <w:r/>
             <w:r>
               <w:rPr>
                 <w:rFonts w:ascii="Times New Roman" w:hAnsi="Times New Roman" w:eastAsia="宋体"/>
                 <w:b w:val="0"/>
                 <w:i w:val="0"/>
+                <w:color w:val="000000"/>
                 <w:sz w:val="20"/>
               </w:rPr>
               <w:t>好/差样地评分区间</w:t>
@@ -3551,14 +5568,21 @@
         <w:tc>
           <w:tcPr>
             <w:tcW w:type="dxa" w:w="1701"/>
+            <w:tcBorders>
+              <w:bottom w:val="single" w:sz="12" w:color="000000"/>
+            </w:tcBorders>
           </w:tcPr>
           <w:p>
+            <w:pPr>
+              <w:jc w:val="center"/>
+            </w:pPr>
             <w:r/>
             <w:r>
               <w:rPr>
                 <w:rFonts w:ascii="Times New Roman" w:hAnsi="Times New Roman" w:eastAsia="宋体"/>
                 <w:b w:val="0"/>
                 <w:i w:val="0"/>
+                <w:color w:val="000000"/>
                 <w:sz w:val="20"/>
               </w:rPr>
               <w:t>E2E 验证</w:t>
@@ -3568,14 +5592,21 @@
         <w:tc>
           <w:tcPr>
             <w:tcW w:type="dxa" w:w="2041"/>
+            <w:tcBorders>
+              <w:bottom w:val="single" w:sz="12" w:color="000000"/>
+            </w:tcBorders>
           </w:tcPr>
           <w:p>
+            <w:pPr>
+              <w:jc w:val="center"/>
+            </w:pPr>
             <w:r/>
             <w:r>
               <w:rPr>
                 <w:rFonts w:ascii="Times New Roman" w:hAnsi="Times New Roman" w:eastAsia="宋体"/>
                 <w:b w:val="0"/>
                 <w:i w:val="0"/>
+                <w:color w:val="000000"/>
                 <w:sz w:val="20"/>
               </w:rPr>
               <w:t>curl + 公网实测</w:t>
@@ -3585,14 +5616,21 @@
         <w:tc>
           <w:tcPr>
             <w:tcW w:type="dxa" w:w="1361"/>
+            <w:tcBorders>
+              <w:bottom w:val="single" w:sz="12" w:color="000000"/>
+            </w:tcBorders>
           </w:tcPr>
           <w:p>
+            <w:pPr>
+              <w:jc w:val="center"/>
+            </w:pPr>
             <w:r/>
             <w:r>
               <w:rPr>
                 <w:rFonts w:ascii="Times New Roman" w:hAnsi="Times New Roman" w:eastAsia="宋体"/>
                 <w:b w:val="0"/>
                 <w:i w:val="0"/>
+                <w:color w:val="000000"/>
                 <w:sz w:val="20"/>
               </w:rPr>
               <w:t>部署后</w:t>
@@ -3602,14 +5640,21 @@
         <w:tc>
           <w:tcPr>
             <w:tcW w:type="dxa" w:w="1928"/>
+            <w:tcBorders>
+              <w:bottom w:val="single" w:sz="12" w:color="000000"/>
+            </w:tcBorders>
           </w:tcPr>
           <w:p>
+            <w:pPr>
+              <w:jc w:val="left"/>
+            </w:pPr>
             <w:r/>
             <w:r>
               <w:rPr>
                 <w:rFonts w:ascii="Times New Roman" w:hAnsi="Times New Roman" w:eastAsia="宋体"/>
                 <w:b w:val="0"/>
                 <w:i w:val="0"/>
+                <w:color w:val="000000"/>
                 <w:sz w:val="20"/>
               </w:rPr>
               <w:t>indices/tiles/login/clusters/export 全通</w:t>
@@ -3619,17 +5664,25 @@
       </w:tr>
     </w:tbl>
     <w:p>
+      <w:pPr>
+        <w:spacing w:after="40"/>
+      </w:pPr>
+    </w:p>
+    <w:p>
       <w:r>
         <w:br w:type="page"/>
       </w:r>
     </w:p>
     <w:p>
+      <w:pPr>
+        <w:spacing w:before="360" w:after="200"/>
+      </w:pPr>
       <w:r>
         <w:rPr>
-          <w:rFonts w:ascii="Times New Roman" w:hAnsi="Times New Roman" w:eastAsia="宋体"/>
+          <w:rFonts w:ascii="Times New Roman" w:hAnsi="Times New Roman" w:eastAsia="黑体"/>
           <w:b/>
           <w:i w:val="0"/>
-          <w:color w:val="1B5E3F"/>
+          <w:color w:val="000000"/>
           <w:sz w:val="32"/>
         </w:rPr>
         <w:t>十七、参考文献</w:t>
@@ -3637,14 +5690,14 @@
     </w:p>
     <w:p>
       <w:pPr>
-        <w:spacing w:after="60"/>
-        <w:ind w:left="170"/>
+        <w:spacing w:line="360" w:lineRule="auto"/>
       </w:pPr>
       <w:r>
         <w:rPr>
           <w:rFonts w:ascii="Times New Roman" w:hAnsi="Times New Roman" w:eastAsia="宋体"/>
           <w:b w:val="0"/>
           <w:i w:val="0"/>
+          <w:color w:val="000000"/>
           <w:sz w:val="21"/>
         </w:rPr>
         <w:t>[1] Pieretti, N., Farina, A., Morri, D. (2011). A new methodology to infer the singing activity of an avian community: The Acoustic Complexity Index (ACI). Ecological Indicators, 11(3), 868-873.</w:t>
@@ -3652,14 +5705,14 @@
     </w:p>
     <w:p>
       <w:pPr>
-        <w:spacing w:after="60"/>
-        <w:ind w:left="170"/>
+        <w:spacing w:line="360" w:lineRule="auto"/>
       </w:pPr>
       <w:r>
         <w:rPr>
           <w:rFonts w:ascii="Times New Roman" w:hAnsi="Times New Roman" w:eastAsia="宋体"/>
           <w:b w:val="0"/>
           <w:i w:val="0"/>
+          <w:color w:val="000000"/>
           <w:sz w:val="21"/>
         </w:rPr>
         <w:t>[2] Kasten, E.P., Gage, S.H., Fox, J., Joo, W. (2012). The remote environmental assessment laboratory's acoustic library: An archive for studying soundscape ecology. Ecological Informatics, 12, 50-67.</w:t>
@@ -3667,14 +5720,14 @@
     </w:p>
     <w:p>
       <w:pPr>
-        <w:spacing w:after="60"/>
-        <w:ind w:left="170"/>
+        <w:spacing w:line="360" w:lineRule="auto"/>
       </w:pPr>
       <w:r>
         <w:rPr>
           <w:rFonts w:ascii="Times New Roman" w:hAnsi="Times New Roman" w:eastAsia="宋体"/>
           <w:b w:val="0"/>
           <w:i w:val="0"/>
+          <w:color w:val="000000"/>
           <w:sz w:val="21"/>
         </w:rPr>
         <w:t>[3] Villanueva-Rivera, L.J., Pijanowski, B.C., Doucette, J., Pekin, B. (2011). A primer of acoustic analysis for landscape ecologists. Landscape Ecology, 26(9), 1233-1246.</w:t>
@@ -3682,14 +5735,14 @@
     </w:p>
     <w:p>
       <w:pPr>
-        <w:spacing w:after="60"/>
-        <w:ind w:left="170"/>
+        <w:spacing w:line="360" w:lineRule="auto"/>
       </w:pPr>
       <w:r>
         <w:rPr>
           <w:rFonts w:ascii="Times New Roman" w:hAnsi="Times New Roman" w:eastAsia="宋体"/>
           <w:b w:val="0"/>
           <w:i w:val="0"/>
+          <w:color w:val="000000"/>
           <w:sz w:val="21"/>
         </w:rPr>
         <w:t>[4] Sueur, J., Pavoine, S., Hamerlynck, O., Duvail, S. (2008). Rapid acoustic survey for biodiversity appraisal. PLoS ONE, 3(12), e4065.</w:t>
@@ -3697,14 +5750,14 @@
     </w:p>
     <w:p>
       <w:pPr>
-        <w:spacing w:after="60"/>
-        <w:ind w:left="170"/>
+        <w:spacing w:line="360" w:lineRule="auto"/>
       </w:pPr>
       <w:r>
         <w:rPr>
           <w:rFonts w:ascii="Times New Roman" w:hAnsi="Times New Roman" w:eastAsia="宋体"/>
           <w:b w:val="0"/>
           <w:i w:val="0"/>
+          <w:color w:val="000000"/>
           <w:sz w:val="21"/>
         </w:rPr>
         <w:t>[5] Kahl, S., Wood, C.M., Eibl, M., Klinck, H. (2021). BirdNET: A deep learning solution for avian diversity monitoring. Ecological Informatics, 61, 101236.</w:t>
@@ -3712,14 +5765,14 @@
     </w:p>
     <w:p>
       <w:pPr>
-        <w:spacing w:after="60"/>
-        <w:ind w:left="170"/>
+        <w:spacing w:line="360" w:lineRule="auto"/>
       </w:pPr>
       <w:r>
         <w:rPr>
           <w:rFonts w:ascii="Times New Roman" w:hAnsi="Times New Roman" w:eastAsia="宋体"/>
           <w:b w:val="0"/>
           <w:i w:val="0"/>
+          <w:color w:val="000000"/>
           <w:sz w:val="21"/>
         </w:rPr>
         <w:t>[6] Klinck, H., Kahl, S. (2023). BirdNET V2.4 model &amp; documentation (TFLite). Cornell Lab of Ornithology / Chemnitz University of Technology.</w:t>
@@ -3727,14 +5780,14 @@
     </w:p>
     <w:p>
       <w:pPr>
-        <w:spacing w:after="60"/>
-        <w:ind w:left="170"/>
+        <w:spacing w:line="360" w:lineRule="auto"/>
       </w:pPr>
       <w:r>
         <w:rPr>
           <w:rFonts w:ascii="Times New Roman" w:hAnsi="Times New Roman" w:eastAsia="宋体"/>
           <w:b w:val="0"/>
           <w:i w:val="0"/>
+          <w:color w:val="000000"/>
           <w:sz w:val="21"/>
         </w:rPr>
         <w:t>[7] Pijanowski, B.C., et al. (2011). Soundscape ecology: The science of sound in the landscape. BioScience, 61(3), 203-216.</w:t>
@@ -3742,7 +5795,7 @@
     </w:p>
     <w:sectPr>
       <w:pgSz w:w="12240" w:h="15840"/>
-      <w:pgMar w:top="1247" w:right="1361" w:bottom="1247" w:left="1361" w:header="720" w:footer="720" w:gutter="0"/>
+      <w:pgMar w:top="1417" w:right="1587" w:bottom="1417" w:left="1587" w:header="720" w:footer="720" w:gutter="0"/>
       <w:cols w:space="720"/>
       <w:docGrid w:linePitch="360"/>
     </w:sectPr>
@@ -4113,6 +6166,10 @@
     <w:name w:val="Normal"/>
     <w:qFormat/>
     <w:rsid w:val="00FC693F"/>
+    <w:rPr>
+      <w:rFonts w:ascii="Times New Roman" w:hAnsi="Times New Roman" w:eastAsia="宋体"/>
+      <w:sz w:val="21"/>
+    </w:rPr>
   </w:style>
   <w:style w:type="paragraph" w:styleId="Header">
     <w:name w:val="header"/>

--- a/docs/《林间回响》技术设计说明书.docx
+++ b/docs/《林间回响》技术设计说明书.docx
@@ -887,7 +887,7 @@
                 <w:color w:val="000000"/>
                 <w:sz w:val="20"/>
               </w:rPr>
-              <w:t>Docker / podman（阿里云轻量服务器），Sealos 备</w:t>
+              <w:t>Docker / podman（阿里云轻量服务器）+ nginx HTTPS</w:t>
             </w:r>
           </w:p>
         </w:tc>
@@ -911,7 +911,7 @@
                 <w:color w:val="000000"/>
                 <w:sz w:val="20"/>
               </w:rPr>
-              <w:t>容器化部署、数据卷持久化、开机自启</w:t>
+              <w:t>容器化部署、数据卷持久化、开机自启、HTTPS 反代</w:t>
             </w:r>
           </w:p>
         </w:tc>
@@ -5039,7 +5039,7 @@
           <w:color w:val="000000"/>
           <w:sz w:val="21"/>
         </w:rPr>
-        <w:t>HTTPS：nginx 反代 8000（域名 caurmosi.top，免费证书自动续期）；</w:t>
+        <w:t>HTTPS：nginx 反代 8000（域名 caurmosi.top，Let’s Encrypt 证书，acme.sh + 阿里云 DNS hook 全自动续期）；</w:t>
       </w:r>
     </w:p>
     <w:p>
@@ -5071,7 +5071,7 @@
           <w:color w:val="000000"/>
           <w:sz w:val="21"/>
         </w:rPr>
-        <w:t>多后端并存：Sealos（备份/过渡）与阿里云（生产）双后端，网页 API_BASE 可配置。</w:t>
+        <w:t>生产统一：App / 公共网页 API_BASE 均指向 https://caurmosi.top（Sealos 已退役）。</w:t>
       </w:r>
     </w:p>
     <w:p>

--- a/docs/《林间回响》技术设计说明书.docx
+++ b/docs/《林间回响》技术设计说明书.docx
@@ -4844,7 +4844,102 @@
           <w:color w:val="000000"/>
           <w:sz w:val="26"/>
         </w:rPr>
-        <w:t>13.3 页面清单</w:t>
+        <w:t>13.3 真实鸟图预加载（分享卡片用）</w:t>
+      </w:r>
+    </w:p>
+    <w:p>
+      <w:pPr>
+        <w:pStyle w:val="ListBullet"/>
+        <w:spacing w:line="360" w:lineRule="auto" w:after="40"/>
+      </w:pPr>
+      <w:r>
+        <w:rPr>
+          <w:rFonts w:ascii="Times New Roman" w:hAnsi="Times New Roman" w:eastAsia="宋体"/>
+          <w:b w:val="0"/>
+          <w:i w:val="0"/>
+          <w:color w:val="000000"/>
+          <w:sz w:val="21"/>
+        </w:rPr>
+        <w:t>资源来源：backend/scripts/fetch_bird_photos.py 从 Bing 图片搜索（cn.bing.com/images/async）抓取 121 种城市常见鸟真实照片，正则解析 murl，中心裁剪 320x320 JPEG 质量 82，optimize+progressive，输出 frontend/src/assets/birds/{index:03d}_{name}.jpg；单张 8-30KB，全部 ~2-3MB。</w:t>
+      </w:r>
+    </w:p>
+    <w:p>
+      <w:pPr>
+        <w:pStyle w:val="ListBullet"/>
+        <w:spacing w:line="360" w:lineRule="auto" w:after="40"/>
+      </w:pPr>
+      <w:r>
+        <w:rPr>
+          <w:rFonts w:ascii="Times New Roman" w:hAnsi="Times New Roman" w:eastAsia="宋体"/>
+          <w:b w:val="0"/>
+          <w:i w:val="0"/>
+          <w:color w:val="000000"/>
+          <w:sz w:val="21"/>
+        </w:rPr>
+        <w:t>水印图库黑名单：699pic / nipic / vcg / veer / 58pic / pixabay / zol / bcebos / 搜图 699 等域名直接跳过，避免抓到水印或防盗图占位。</w:t>
+      </w:r>
+    </w:p>
+    <w:p>
+      <w:pPr>
+        <w:pStyle w:val="ListBullet"/>
+        <w:spacing w:line="360" w:lineRule="auto" w:after="40"/>
+      </w:pPr>
+      <w:r>
+        <w:rPr>
+          <w:rFonts w:ascii="Times New Roman" w:hAnsi="Times New Roman" w:eastAsia="宋体"/>
+          <w:b w:val="0"/>
+          <w:i w:val="0"/>
+          <w:color w:val="000000"/>
+          <w:sz w:val="21"/>
+        </w:rPr>
+        <w:t>多重搜索词：{中文名 鸟} → {实拍} → {观鸟} → {摄影} → {英文名} → {学名}，6 组 fallback 应对 699pic 占满前几张的情况。</w:t>
+      </w:r>
+    </w:p>
+    <w:p>
+      <w:pPr>
+        <w:pStyle w:val="ListBullet"/>
+        <w:spacing w:line="360" w:lineRule="auto" w:after="40"/>
+      </w:pPr>
+      <w:r>
+        <w:rPr>
+          <w:rFonts w:ascii="Times New Roman" w:hAnsi="Times New Roman" w:eastAsia="宋体"/>
+          <w:b w:val="0"/>
+          <w:i w:val="0"/>
+          <w:color w:val="000000"/>
+          <w:sz w:val="21"/>
+        </w:rPr>
+        <w:t>前端加载：utils/birdImageLoader.js 用 import.meta.glob 批量 import 全部 URL，loadAll() 异步预加载到 Image 缓存；cardElements.renderPolaroid 优先 drawImage（object-fit: cover 居中裁剪），加载失败/未就绪时降级参数化卡通鸟图 drawBirdBadge。</w:t>
+      </w:r>
+    </w:p>
+    <w:p>
+      <w:pPr>
+        <w:pStyle w:val="ListBullet"/>
+        <w:spacing w:line="360" w:lineRule="auto" w:after="40"/>
+      </w:pPr>
+      <w:r>
+        <w:rPr>
+          <w:rFonts w:ascii="Times New Roman" w:hAnsi="Times New Roman" w:eastAsia="宋体"/>
+          <w:b w:val="0"/>
+          <w:i w:val="0"/>
+          <w:color w:val="000000"/>
+          <w:sz w:val="21"/>
+        </w:rPr>
+        <w:t>触发时机：ResultsScreen/HistoryScreen 的「分享」按钮先 await loadAll() 再 drawShareCard，保证拍立得里画的是真实照片。</w:t>
+      </w:r>
+    </w:p>
+    <w:p>
+      <w:pPr>
+        <w:spacing w:before="240" w:after="120"/>
+      </w:pPr>
+      <w:r>
+        <w:rPr>
+          <w:rFonts w:ascii="Times New Roman" w:hAnsi="Times New Roman" w:eastAsia="黑体"/>
+          <w:b/>
+          <w:i w:val="0"/>
+          <w:color w:val="000000"/>
+          <w:sz w:val="26"/>
+        </w:rPr>
+        <w:t>13.4 页面清单</w:t>
       </w:r>
     </w:p>
     <w:p>

--- a/docs/《林间回响》技术设计说明书.docx
+++ b/docs/《林间回响》技术设计说明书.docx
@@ -4860,7 +4860,7 @@
           <w:color w:val="000000"/>
           <w:sz w:val="21"/>
         </w:rPr>
-        <w:t>资源来源：backend/scripts/fetch_bird_photos.py 从 Bing 图片搜索（cn.bing.com/images/async）抓取 121 种城市常见鸟真实照片，正则解析 murl，中心裁剪 320x320 JPEG 质量 82，optimize+progressive，输出 frontend/src/assets/birds/{index:03d}_{name}.jpg；单张 8-30KB，全部 ~2-3MB。</w:t>
+        <w:t>资源来源：backend/scripts/fetch_bird_photos.py 从 Bing 图片搜索（cn.bing.com/images/async）抓取 122 种城市常见鸟真实照片（120 种图鉴 + 拟八哥/主红雀），正则解析 murl，中心裁剪 320x320 JPEG 质量 82，optimize+progressive，输出 frontend/src/assets/birds/bird_001.jpg ~ bird_122.jpg；单张 8-35KB，全部 ~2.4MB。</w:t>
       </w:r>
     </w:p>
     <w:p>
@@ -4876,7 +4876,7 @@
           <w:color w:val="000000"/>
           <w:sz w:val="21"/>
         </w:rPr>
-        <w:t>水印图库黑名单：699pic / nipic / vcg / veer / 58pic / pixabay / zol / bcebos / 搜图 699 等域名直接跳过，避免抓到水印或防盗图占位。</w:t>
+        <w:t>水印图库黑名单：699pic / nipic / vcg / veer / 58pic / pixabay / zol / bcebos 等域名直接跳过，避免抓水印/防盗图占位；6 组搜索词 fallback（中文名 鸟/实拍/观鸟/摄影 → 英文名 → 学名）。</w:t>
       </w:r>
     </w:p>
     <w:p>
@@ -4892,7 +4892,7 @@
           <w:color w:val="000000"/>
           <w:sz w:val="21"/>
         </w:rPr>
-        <w:t>多重搜索词：{中文名 鸟} → {实拍} → {观鸟} → {摄影} → {英文名} → {学名}，6 组 fallback 应对 699pic 占满前几张的情况。</w:t>
+        <w:t>文件名必须纯英文：Android WebView 的 file:// 协议对 percent-encoded 路径支持差，中文文件名经 Vite 编译（new URL(filename, import.meta.url).href）会被 percent-encode，导致图片加载失败。</w:t>
       </w:r>
     </w:p>
     <w:p>
@@ -4908,7 +4908,7 @@
           <w:color w:val="000000"/>
           <w:sz w:val="21"/>
         </w:rPr>
-        <w:t>前端加载：utils/birdImageLoader.js 用 import.meta.glob 批量 import 全部 URL，loadAll() 异步预加载到 Image 缓存；cardElements.renderPolaroid 优先 drawImage（object-fit: cover 居中裁剪），加载失败/未就绪时降级参数化卡通鸟图 drawBirdBadge。</w:t>
+        <w:t>前端加载：utils/birdImageLoader.js 显式 import + ?url 后缀（Vite 一定 emit 到 dist），loadAll() 异步预加载 + img.decode() 确保真正可绘制；**绝无卡通兜底**——找不到真图时拍立得显示「该鸟暂未收录图鉴」占位（用户明确要求，避免误导）。</w:t>
       </w:r>
     </w:p>
     <w:p>
@@ -4924,7 +4924,39 @@
           <w:color w:val="000000"/>
           <w:sz w:val="21"/>
         </w:rPr>
-        <w:t>触发时机：ResultsScreen/HistoryScreen 的「分享」按钮先 await loadAll() 再 drawShareCard，保证拍立得里画的是真实照片。</w:t>
+        <w:t>鸟名模糊匹配 resolveBirdName()：识别名（BirdNET 中文名）与图鉴名三级匹配——精确(1.0) → 别名/名称包含(0.92/0.85) → 编辑距离相似度 ≥0.55（如 树麻雀→麻雀、白头翁→白头鹎、灰掠鸟→灰椋鸟、斑鸠→珠颈斑鸠），匹配不到才占位。</w:t>
+      </w:r>
+    </w:p>
+    <w:p>
+      <w:pPr>
+        <w:pStyle w:val="ListBullet"/>
+        <w:spacing w:line="360" w:lineRule="auto" w:after="40"/>
+      </w:pPr>
+      <w:r>
+        <w:rPr>
+          <w:rFonts w:ascii="Times New Roman" w:hAnsi="Times New Roman" w:eastAsia="宋体"/>
+          <w:b w:val="0"/>
+          <w:i w:val="0"/>
+          <w:color w:val="000000"/>
+          <w:sz w:val="21"/>
+        </w:rPr>
+        <w:t>统一渲染：share() / 批量分享 / 编辑器共用 utils/shareCard.js → cardElements.js 的 buildDefaultTree + renderTreeToCanvas（早期 shareCard.js 是独立卡通渲染导致"外面卡通、里面真图"，已重写统一）。</w:t>
+      </w:r>
+    </w:p>
+    <w:p>
+      <w:pPr>
+        <w:pStyle w:val="ListBullet"/>
+        <w:spacing w:line="360" w:lineRule="auto" w:after="40"/>
+      </w:pPr>
+      <w:r>
+        <w:rPr>
+          <w:rFonts w:ascii="Times New Roman" w:hAnsi="Times New Roman" w:eastAsia="宋体"/>
+          <w:b w:val="0"/>
+          <w:i w:val="0"/>
+          <w:color w:val="000000"/>
+          <w:sz w:val="21"/>
+        </w:rPr>
+        <w:t>触发时机：ResultsScreen/HistoryScreen 的「分享」先 await loadAll() 再出图，保证拍立得是真实照片。</w:t>
       </w:r>
     </w:p>
     <w:p>
@@ -4939,13 +4971,13 @@
           <w:color w:val="000000"/>
           <w:sz w:val="26"/>
         </w:rPr>
-        <w:t>13.4 页面清单</w:t>
+        <w:t>13.4 分享卡片编辑器（画板体验）</w:t>
       </w:r>
     </w:p>
     <w:p>
       <w:pPr>
-        <w:spacing w:line="360" w:lineRule="auto"/>
-        <w:ind w:firstLine="420"/>
+        <w:pStyle w:val="ListBullet"/>
+        <w:spacing w:line="360" w:lineRule="auto" w:after="40"/>
       </w:pPr>
       <w:r>
         <w:rPr>
@@ -4955,7 +4987,70 @@
           <w:color w:val="000000"/>
           <w:sz w:val="21"/>
         </w:rPr>
-        <w:t>首页 / 录音（实时+导入）/ 分析中 / 结果 / 物种清单 / 声学指数 / 时间热力图 / 宜居度详情 / 地区记录 / 地图（选点）/ 鸟种图鉴（121 种）/ 登录 / 设置 / 使用说明 / 样例音频 / 方法学。</w:t>
+        <w:t>画布 canvas 物理尺寸 = 编辑区视口大小，永远铺满；平移/缩放用 ctx.setTransform 内部变换（不用 CSS transform，WebView 兼容差）。</w:t>
+      </w:r>
+    </w:p>
+    <w:p>
+      <w:pPr>
+        <w:pStyle w:val="ListBullet"/>
+        <w:spacing w:line="360" w:lineRule="auto" w:after="40"/>
+      </w:pPr>
+      <w:r>
+        <w:rPr>
+          <w:rFonts w:ascii="Times New Roman" w:hAnsi="Times New Roman" w:eastAsia="宋体"/>
+          <w:b w:val="0"/>
+          <w:i w:val="0"/>
+          <w:color w:val="000000"/>
+          <w:sz w:val="21"/>
+        </w:rPr>
+        <w:t>交互：拖空白 = 平移画布；拖元素 = 移动；角柄 = 缩放元素；上柄 = 旋转；双击文字 = inline 弹层编辑（不用 window.prompt，WebView 下 file:// 标题）；底部 dock：+文字 / +鸟图 / 删除 / 缩放滑杆(40%~200%) / 复位。</w:t>
+      </w:r>
+    </w:p>
+    <w:p>
+      <w:pPr>
+        <w:pStyle w:val="ListBullet"/>
+        <w:spacing w:line="360" w:lineRule="auto" w:after="40"/>
+      </w:pPr>
+      <w:r>
+        <w:rPr>
+          <w:rFonts w:ascii="Times New Roman" w:hAnsi="Times New Roman" w:eastAsia="宋体"/>
+          <w:b w:val="0"/>
+          <w:i w:val="0"/>
+          <w:color w:val="000000"/>
+          <w:sz w:val="21"/>
+        </w:rPr>
+        <w:t>保存：bridge.saveImage(dataUrl, filename) 走 MediaStore（API 29+ 免权限）或公共 Pictures + WRITE_EXTERNAL_STORAGE（API ≤ 28）；前端必须传 filename（缺参会致 Kotlin sanitize(null) NPE）。</w:t>
+      </w:r>
+    </w:p>
+    <w:p>
+      <w:pPr>
+        <w:spacing w:before="240" w:after="120"/>
+      </w:pPr>
+      <w:r>
+        <w:rPr>
+          <w:rFonts w:ascii="Times New Roman" w:hAnsi="Times New Roman" w:eastAsia="黑体"/>
+          <w:b/>
+          <w:i w:val="0"/>
+          <w:color w:val="000000"/>
+          <w:sz w:val="26"/>
+        </w:rPr>
+        <w:t>13.5 页面清单</w:t>
+      </w:r>
+    </w:p>
+    <w:p>
+      <w:pPr>
+        <w:spacing w:line="360" w:lineRule="auto"/>
+        <w:ind w:firstLine="420"/>
+      </w:pPr>
+      <w:r>
+        <w:rPr>
+          <w:rFonts w:ascii="Times New Roman" w:hAnsi="Times New Roman" w:eastAsia="宋体"/>
+          <w:b w:val="0"/>
+          <w:i w:val="0"/>
+          <w:color w:val="000000"/>
+          <w:sz w:val="21"/>
+        </w:rPr>
+        <w:t>首页 / 录音（实时+导入）/ 分析中 / 结果 / 物种清单 / 声学指数 / 时间热力图 / 宜居度详情 / 地区记录 / 地图（选点）/ 鸟种图鉴（122 种）/ 登录 / 设置 / 使用说明 / 样例音频 / 方法学。</w:t>
       </w:r>
     </w:p>
     <w:p>
